--- a/docs/a11y/vpat-2.5-int.docx
+++ b/docs/a11y/vpat-2.5-int.docx
@@ -7,6 +7,9 @@
         <w:pStyle w:val="Title"/>
       </w:pPr>
       <w:r>
+        <w:rPr>
+          <w:lang w:val="en-US"/>
+        </w:rPr>
         <w:t xml:space="preserve">Accessibility Conformance Report — iiif-transcript-player</w:t>
       </w:r>
     </w:p>
@@ -15,6 +18,9 @@
         <w:pStyle w:val="Author"/>
       </w:pPr>
       <w:r>
+        <w:rPr>
+          <w:lang w:val="en-US"/>
+        </w:rPr>
         <w:t xml:space="preserve">Trevor Muñoz, MITH, University of Maryland</w:t>
       </w:r>
     </w:p>
@@ -23,7 +29,10 @@
         <w:pStyle w:val="Date"/>
       </w:pPr>
       <w:r>
-        <w:t xml:space="preserve">24 August 2026</w:t>
+        <w:rPr>
+          <w:lang w:val="en-US"/>
+        </w:rPr>
+        <w:t xml:space="preserve">9 September 2026</w:t>
       </w:r>
     </w:p>
     <w:bookmarkStart w:id="34" w:name="accessibility-conformance-report"/>
@@ -32,6 +41,9 @@
         <w:pStyle w:val="Heading1"/>
       </w:pPr>
       <w:r>
+        <w:rPr>
+          <w:lang w:val="en-US"/>
+        </w:rPr>
         <w:t xml:space="preserve">Accessibility Conformance Report</w:t>
       </w:r>
     </w:p>
@@ -43,6 +55,7 @@
         <w:rPr>
           <w:b/>
           <w:bCs/>
+          <w:lang w:val="en-US"/>
         </w:rPr>
         <w:t xml:space="preserve">International Edition (VPAT® Version 2.5 INT)</w:t>
       </w:r>
@@ -52,6 +65,9 @@
         <w:pStyle w:val="BodyText"/>
       </w:pPr>
       <w:r>
+        <w:rPr>
+          <w:lang w:val="en-US"/>
+        </w:rPr>
         <w:t xml:space="preserve">Covering WCAG 2.1, Revised Section 508, and EN 301 549 v3.2.1.</w:t>
       </w:r>
     </w:p>
@@ -61,6 +77,9 @@
         <w:pStyle w:val="Heading2"/>
       </w:pPr>
       <w:r>
+        <w:rPr>
+          <w:lang w:val="en-US"/>
+        </w:rPr>
         <w:t xml:space="preserve">Product Information</w:t>
       </w:r>
     </w:p>
@@ -102,6 +121,7 @@
               <w:rPr>
                 <w:b/>
                 <w:bCs/>
+                <w:lang w:val="en-US"/>
               </w:rPr>
               <w:t xml:space="preserve">Name of Product/Version</w:t>
             </w:r>
@@ -116,36 +136,57 @@
             <w:r>
               <w:rPr>
                 <w:rStyle w:val="VerbatimChar"/>
-              </w:rPr>
-              <w:t xml:space="preserve">@umd-mith/svelte-iiif-transcript-player</w:t>
-            </w:r>
-            <w:r>
-              <w:t xml:space="preserve"> </w:t>
-            </w:r>
-            <w:r>
+                <w:lang w:val="en-US"/>
+              </w:rPr>
+              <w:t xml:space="preserve">@umd-mith/iiif-timed-transcript</w:t>
+            </w:r>
+            <w:r>
+              <w:rPr>
+                <w:lang w:val="en-US"/>
+              </w:rPr>
+              <w:t xml:space="preserve"> </w:t>
+            </w:r>
+            <w:r>
+              <w:rPr>
+                <w:lang w:val="en-US"/>
+              </w:rPr>
               <w:t xml:space="preserve">— the</w:t>
             </w:r>
             <w:r>
-              <w:t xml:space="preserve"> </w:t>
-            </w:r>
-            <w:r>
-              <w:rPr>
-                <w:rStyle w:val="VerbatimChar"/>
+              <w:rPr>
+                <w:lang w:val="en-US"/>
+              </w:rPr>
+              <w:t xml:space="preserve"> </w:t>
+            </w:r>
+            <w:r>
+              <w:rPr>
+                <w:rStyle w:val="VerbatimChar"/>
+                <w:lang w:val="en-US"/>
               </w:rPr>
               <w:t xml:space="preserve">&lt;iiif-transcript-player&gt;</w:t>
             </w:r>
             <w:r>
-              <w:t xml:space="preserve"> </w:t>
-            </w:r>
-            <w:r>
+              <w:rPr>
+                <w:lang w:val="en-US"/>
+              </w:rPr>
+              <w:t xml:space="preserve"> </w:t>
+            </w:r>
+            <w:r>
+              <w:rPr>
+                <w:lang w:val="en-US"/>
+              </w:rPr>
               <w:t xml:space="preserve">custom element, element build</w:t>
             </w:r>
             <w:r>
-              <w:t xml:space="preserve"> </w:t>
-            </w:r>
-            <w:r>
-              <w:rPr>
-                <w:rStyle w:val="VerbatimChar"/>
+              <w:rPr>
+                <w:lang w:val="en-US"/>
+              </w:rPr>
+              <w:t xml:space="preserve"> </w:t>
+            </w:r>
+            <w:r>
+              <w:rPr>
+                <w:rStyle w:val="VerbatimChar"/>
+                <w:lang w:val="en-US"/>
               </w:rPr>
               <w:t xml:space="preserve">4741a70</w:t>
             </w:r>
@@ -166,6 +207,7 @@
               <w:rPr>
                 <w:b/>
                 <w:bCs/>
+                <w:lang w:val="en-US"/>
               </w:rPr>
               <w:t xml:space="preserve">Report Date</w:t>
             </w:r>
@@ -178,6 +220,9 @@
               <w:pStyle w:val="Compact"/>
             </w:pPr>
             <w:r>
+              <w:rPr>
+                <w:lang w:val="en-US"/>
+              </w:rPr>
               <w:t xml:space="preserve">24 August 2026</w:t>
             </w:r>
           </w:p>
@@ -197,6 +242,7 @@
               <w:rPr>
                 <w:b/>
                 <w:bCs/>
+                <w:lang w:val="en-US"/>
               </w:rPr>
               <w:t xml:space="preserve">Product Description</w:t>
             </w:r>
@@ -209,6 +255,9 @@
               <w:pStyle w:val="Compact"/>
             </w:pPr>
             <w:r>
+              <w:rPr>
+                <w:lang w:val="en-US"/>
+              </w:rPr>
               <w:t xml:space="preserve">A web component, and the Svelte 5 component library beneath it, that synchronizes IIIF-manifest-driven audio and video playback with a time-synchronized, searchable transcript panel.</w:t>
             </w:r>
           </w:p>
@@ -228,6 +277,7 @@
               <w:rPr>
                 <w:b/>
                 <w:bCs/>
+                <w:lang w:val="en-US"/>
               </w:rPr>
               <w:t xml:space="preserve">Contact Information</w:t>
             </w:r>
@@ -240,14 +290,21 @@
               <w:pStyle w:val="Compact"/>
             </w:pPr>
             <w:r>
+              <w:rPr>
+                <w:lang w:val="en-US"/>
+              </w:rPr>
               <w:t xml:space="preserve">Trevor Muñoz, Maryland Institute for Technology in the Humanities (MITH), University of Maryland —</w:t>
             </w:r>
             <w:r>
-              <w:t xml:space="preserve"> </w:t>
-            </w:r>
-            <w:r>
-              <w:rPr>
-                <w:rStyle w:val="VerbatimChar"/>
+              <w:rPr>
+                <w:lang w:val="en-US"/>
+              </w:rPr>
+              <w:t xml:space="preserve"> </w:t>
+            </w:r>
+            <w:r>
+              <w:rPr>
+                <w:rStyle w:val="VerbatimChar"/>
+                <w:lang w:val="en-US"/>
               </w:rPr>
               <w:t xml:space="preserve">tmunoz@umd.edu</w:t>
             </w:r>
@@ -268,6 +325,7 @@
               <w:rPr>
                 <w:b/>
                 <w:bCs/>
+                <w:lang w:val="en-US"/>
               </w:rPr>
               <w:t xml:space="preserve">Notes</w:t>
             </w:r>
@@ -280,19 +338,29 @@
               <w:pStyle w:val="Compact"/>
             </w:pPr>
             <w:r>
+              <w:rPr>
+                <w:lang w:val="en-US"/>
+              </w:rPr>
               <w:t xml:space="preserve">This report is</w:t>
             </w:r>
             <w:r>
+              <w:rPr>
+                <w:lang w:val="en-US"/>
+              </w:rPr>
               <w:t xml:space="preserve"> </w:t>
             </w:r>
             <w:r>
               <w:rPr>
                 <w:b/>
                 <w:bCs/>
+                <w:lang w:val="en-US"/>
               </w:rPr>
               <w:t xml:space="preserve">self-authored and has not been independently reviewed</w:t>
             </w:r>
             <w:r>
+              <w:rPr>
+                <w:lang w:val="en-US"/>
+              </w:rPr>
               <w:t xml:space="preserve">. Five Level A and AA criteria are scored Not Evaluated, which VPAT 2.5 does not permit; see "Declared deviation from VPAT 2.5" below. The evidence artifacts named below are committed to this repository and are re-derivable by a reviewer.</w:t>
             </w:r>
           </w:p>
@@ -312,6 +380,7 @@
               <w:rPr>
                 <w:b/>
                 <w:bCs/>
+                <w:lang w:val="en-US"/>
               </w:rPr>
               <w:t xml:space="preserve">Evaluation Methods Used</w:t>
             </w:r>
@@ -324,47 +393,74 @@
               <w:pStyle w:val="Compact"/>
             </w:pPr>
             <w:r>
+              <w:rPr>
+                <w:lang w:val="en-US"/>
+              </w:rPr>
               <w:t xml:space="preserve">Manual source review; manual and automated keyboard testing in a browser; automated layout measurement at a 320px host; automated right-to-left measurement; axe-core scanning, a contrast-ratio test, and a reflow regression test, all committed and executed in CI. Automated forced-colors testing runs in CI under emulation (</w:t>
             </w:r>
             <w:r>
               <w:rPr>
                 <w:rStyle w:val="VerbatimChar"/>
+                <w:lang w:val="en-US"/>
               </w:rPr>
               <w:t xml:space="preserve">element-forced-colors.test.ts</w:t>
             </w:r>
             <w:r>
+              <w:rPr>
+                <w:lang w:val="en-US"/>
+              </w:rPr>
               <w:t xml:space="preserve">). Screen-reader testing (NVDA, VoiceOver), 200% text-only zoom, and the</w:t>
             </w:r>
             <w:r>
+              <w:rPr>
+                <w:lang w:val="en-US"/>
+              </w:rPr>
               <w:t xml:space="preserve"> </w:t>
             </w:r>
             <w:r>
               <w:rPr>
                 <w:b/>
                 <w:bCs/>
+                <w:lang w:val="en-US"/>
               </w:rPr>
               <w:t xml:space="preserve">manual</w:t>
             </w:r>
             <w:r>
-              <w:t xml:space="preserve"> </w:t>
-            </w:r>
-            <w:r>
+              <w:rPr>
+                <w:lang w:val="en-US"/>
+              </w:rPr>
+              <w:t xml:space="preserve"> </w:t>
+            </w:r>
+            <w:r>
+              <w:rPr>
+                <w:lang w:val="en-US"/>
+              </w:rPr>
               <w:t xml:space="preserve">forced-colors pass on a Windows contrast theme have</w:t>
             </w:r>
             <w:r>
+              <w:rPr>
+                <w:lang w:val="en-US"/>
+              </w:rPr>
               <w:t xml:space="preserve"> </w:t>
             </w:r>
             <w:r>
               <w:rPr>
                 <w:b/>
                 <w:bCs/>
+                <w:lang w:val="en-US"/>
               </w:rPr>
               <w:t xml:space="preserve">not</w:t>
             </w:r>
             <w:r>
-              <w:t xml:space="preserve"> </w:t>
-            </w:r>
-            <w:r>
+              <w:rPr>
+                <w:lang w:val="en-US"/>
+              </w:rPr>
+              <w:t xml:space="preserve"> </w:t>
+            </w:r>
+            <w:r>
+              <w:rPr>
+                <w:lang w:val="en-US"/>
+              </w:rPr>
               <w:t xml:space="preserve">been performed.</w:t>
             </w:r>
           </w:p>
@@ -384,6 +480,7 @@
               <w:rPr>
                 <w:b/>
                 <w:bCs/>
+                <w:lang w:val="en-US"/>
               </w:rPr>
               <w:t xml:space="preserve">Scope</w:t>
             </w:r>
@@ -396,75 +493,122 @@
               <w:pStyle w:val="Compact"/>
             </w:pPr>
             <w:r>
+              <w:rPr>
+                <w:lang w:val="en-US"/>
+              </w:rPr>
               <w:t xml:space="preserve">The component evaluated in isolation on a minimal host page. Branch</w:t>
             </w:r>
             <w:r>
-              <w:t xml:space="preserve"> </w:t>
-            </w:r>
-            <w:r>
-              <w:rPr>
-                <w:rStyle w:val="VerbatimChar"/>
-              </w:rPr>
-              <w:t xml:space="preserve">docs/a11y-acr</w:t>
-            </w:r>
-            <w:r>
-              <w:t xml:space="preserve"> </w:t>
-            </w:r>
-            <w:r>
+              <w:rPr>
+                <w:lang w:val="en-US"/>
+              </w:rPr>
+              <w:t xml:space="preserve"> </w:t>
+            </w:r>
+            <w:r>
+              <w:rPr>
+                <w:rStyle w:val="VerbatimChar"/>
+                <w:lang w:val="en-US"/>
+              </w:rPr>
+              <w:t xml:space="preserve">docs/a11y-vpat-acr</w:t>
+            </w:r>
+            <w:r>
+              <w:rPr>
+                <w:lang w:val="en-US"/>
+              </w:rPr>
+              <w:t xml:space="preserve"> </w:t>
+            </w:r>
+            <w:r>
+              <w:rPr>
+                <w:lang w:val="en-US"/>
+              </w:rPr>
               <w:t xml:space="preserve">of</w:t>
             </w:r>
             <w:r>
-              <w:t xml:space="preserve"> </w:t>
-            </w:r>
-            <w:r>
-              <w:rPr>
-                <w:rStyle w:val="VerbatimChar"/>
-              </w:rPr>
-              <w:t xml:space="preserve">umd-mith/svelte-iiif-transcript-player</w:t>
-            </w:r>
-            <w:r>
+              <w:rPr>
+                <w:lang w:val="en-US"/>
+              </w:rPr>
+              <w:t xml:space="preserve"> </w:t>
+            </w:r>
+            <w:r>
+              <w:rPr>
+                <w:rStyle w:val="VerbatimChar"/>
+                <w:lang w:val="en-US"/>
+              </w:rPr>
+              <w:t xml:space="preserve">umd-mith/iiif-timed-transcript</w:t>
+            </w:r>
+            <w:r>
+              <w:rPr>
+                <w:lang w:val="en-US"/>
+              </w:rPr>
               <w:t xml:space="preserve">, at its tip. Recorded evidence names the element build it was taken at;</w:t>
             </w:r>
             <w:r>
-              <w:t xml:space="preserve"> </w:t>
-            </w:r>
-            <w:r>
-              <w:rPr>
-                <w:rStyle w:val="VerbatimChar"/>
+              <w:rPr>
+                <w:lang w:val="en-US"/>
+              </w:rPr>
+              <w:t xml:space="preserve"> </w:t>
+            </w:r>
+            <w:r>
+              <w:rPr>
+                <w:rStyle w:val="VerbatimChar"/>
+                <w:lang w:val="en-US"/>
               </w:rPr>
               <w:t xml:space="preserve">70acb01</w:t>
             </w:r>
             <w:r>
-              <w:t xml:space="preserve"> </w:t>
-            </w:r>
-            <w:r>
+              <w:rPr>
+                <w:lang w:val="en-US"/>
+              </w:rPr>
+              <w:t xml:space="preserve"> </w:t>
+            </w:r>
+            <w:r>
+              <w:rPr>
+                <w:lang w:val="en-US"/>
+              </w:rPr>
               <w:t xml:space="preserve">and</w:t>
             </w:r>
             <w:r>
-              <w:t xml:space="preserve"> </w:t>
-            </w:r>
-            <w:r>
-              <w:rPr>
-                <w:rStyle w:val="VerbatimChar"/>
+              <w:rPr>
+                <w:lang w:val="en-US"/>
+              </w:rPr>
+              <w:t xml:space="preserve"> </w:t>
+            </w:r>
+            <w:r>
+              <w:rPr>
+                <w:rStyle w:val="VerbatimChar"/>
+                <w:lang w:val="en-US"/>
               </w:rPr>
               <w:t xml:space="preserve">e74e616</w:t>
             </w:r>
             <w:r>
-              <w:t xml:space="preserve"> </w:t>
-            </w:r>
-            <w:r>
+              <w:rPr>
+                <w:lang w:val="en-US"/>
+              </w:rPr>
+              <w:t xml:space="preserve"> </w:t>
+            </w:r>
+            <w:r>
+              <w:rPr>
+                <w:lang w:val="en-US"/>
+              </w:rPr>
               <w:t xml:space="preserve">are ancestors of</w:t>
             </w:r>
             <w:r>
-              <w:t xml:space="preserve"> </w:t>
-            </w:r>
-            <w:r>
-              <w:rPr>
-                <w:rStyle w:val="VerbatimChar"/>
+              <w:rPr>
+                <w:lang w:val="en-US"/>
+              </w:rPr>
+              <w:t xml:space="preserve"> </w:t>
+            </w:r>
+            <w:r>
+              <w:rPr>
+                <w:rStyle w:val="VerbatimChar"/>
+                <w:lang w:val="en-US"/>
               </w:rPr>
               <w:t xml:space="preserve">4741a70</w:t>
             </w:r>
             <w:r>
+              <w:rPr>
+                <w:lang w:val="en-US"/>
+              </w:rPr>
               <w:t xml:space="preserve">. Re-pin to the merge commit when the branch lands.</w:t>
             </w:r>
           </w:p>
@@ -484,6 +628,7 @@
               <w:rPr>
                 <w:b/>
                 <w:bCs/>
+                <w:lang w:val="en-US"/>
               </w:rPr>
               <w:t xml:space="preserve">Reviewed by</w:t>
             </w:r>
@@ -499,6 +644,7 @@
               <w:rPr>
                 <w:i/>
                 <w:iCs/>
+                <w:lang w:val="en-US"/>
               </w:rPr>
               <w:t xml:space="preserve">pending — see</w:t>
             </w:r>
@@ -506,6 +652,7 @@
               <w:rPr>
                 <w:i/>
                 <w:iCs/>
+                <w:lang w:val="en-US"/>
               </w:rPr>
               <w:t xml:space="preserve"> </w:t>
             </w:r>
@@ -515,6 +662,7 @@
                   <w:rStyle w:val="VerbatimChar"/>
                   <w:i/>
                   <w:iCs/>
+                  <w:lang w:val="en-US"/>
                 </w:rPr>
                 <w:t xml:space="preserve">countersign-request.md</w:t>
               </w:r>
@@ -523,6 +671,7 @@
               <w:rPr>
                 <w:i/>
                 <w:iCs/>
+                <w:lang w:val="en-US"/>
               </w:rPr>
               <w:t xml:space="preserve">. Update this row to</w:t>
             </w:r>
@@ -530,6 +679,7 @@
               <w:rPr>
                 <w:i/>
                 <w:iCs/>
+                <w:lang w:val="en-US"/>
               </w:rPr>
               <w:t xml:space="preserve"> </w:t>
             </w:r>
@@ -538,6 +688,7 @@
                 <w:rStyle w:val="VerbatimChar"/>
                 <w:i/>
                 <w:iCs/>
+                <w:lang w:val="en-US"/>
               </w:rPr>
               <w:t xml:space="preserve">reviewed by &lt;reviewer name&gt;, &lt;date&gt;, scope: element build at commit &lt;scope-sha&gt;</w:t>
             </w:r>
@@ -545,6 +696,7 @@
               <w:rPr>
                 <w:i/>
                 <w:iCs/>
+                <w:lang w:val="en-US"/>
               </w:rPr>
               <w:t xml:space="preserve"> </w:t>
             </w:r>
@@ -552,6 +704,7 @@
               <w:rPr>
                 <w:i/>
                 <w:iCs/>
+                <w:lang w:val="en-US"/>
               </w:rPr>
               <w:t xml:space="preserve">when a reply arrives. This report is not countersigned until then.</w:t>
             </w:r>
@@ -566,6 +719,9 @@
         <w:pStyle w:val="Heading2"/>
       </w:pPr>
       <w:r>
+        <w:rPr>
+          <w:lang w:val="en-US"/>
+        </w:rPr>
         <w:t xml:space="preserve">Applicable Standards/Guidelines</w:t>
       </w:r>
     </w:p>
@@ -605,6 +761,9 @@
               <w:pStyle w:val="Compact"/>
             </w:pPr>
             <w:r>
+              <w:rPr>
+                <w:lang w:val="en-US"/>
+              </w:rPr>
               <w:t xml:space="preserve">Standard/Guideline</w:t>
             </w:r>
           </w:p>
@@ -616,6 +775,9 @@
               <w:pStyle w:val="Compact"/>
             </w:pPr>
             <w:r>
+              <w:rPr>
+                <w:lang w:val="en-US"/>
+              </w:rPr>
               <w:t xml:space="preserve">Included In Report</w:t>
             </w:r>
           </w:p>
@@ -635,6 +797,7 @@
               <w:r>
                 <w:rPr>
                   <w:rStyle w:val="Hyperlink"/>
+                  <w:lang w:val="en-US"/>
                 </w:rPr>
                 <w:t xml:space="preserve">Web Content Accessibility Guidelines 2.0</w:t>
               </w:r>
@@ -648,6 +811,9 @@
               <w:pStyle w:val="Compact"/>
             </w:pPr>
             <w:r>
+              <w:rPr>
+                <w:lang w:val="en-US"/>
+              </w:rPr>
               <w:t xml:space="preserve">Level A (No), Level AA (No), Level AAA (No)</w:t>
             </w:r>
           </w:p>
@@ -667,6 +833,7 @@
               <w:r>
                 <w:rPr>
                   <w:rStyle w:val="Hyperlink"/>
+                  <w:lang w:val="en-US"/>
                 </w:rPr>
                 <w:t xml:space="preserve">Web Content Accessibility Guidelines 2.1</w:t>
               </w:r>
@@ -680,26 +847,37 @@
               <w:pStyle w:val="Compact"/>
             </w:pPr>
             <w:r>
+              <w:rPr>
+                <w:lang w:val="en-US"/>
+              </w:rPr>
               <w:t xml:space="preserve">Level A (</w:t>
             </w:r>
             <w:r>
               <w:rPr>
                 <w:b/>
                 <w:bCs/>
+                <w:lang w:val="en-US"/>
               </w:rPr>
               <w:t xml:space="preserve">Yes</w:t>
             </w:r>
             <w:r>
+              <w:rPr>
+                <w:lang w:val="en-US"/>
+              </w:rPr>
               <w:t xml:space="preserve">), Level AA (</w:t>
             </w:r>
             <w:r>
               <w:rPr>
                 <w:b/>
                 <w:bCs/>
+                <w:lang w:val="en-US"/>
               </w:rPr>
               <w:t xml:space="preserve">Yes</w:t>
             </w:r>
             <w:r>
+              <w:rPr>
+                <w:lang w:val="en-US"/>
+              </w:rPr>
               <w:t xml:space="preserve">), Level AAA (No)</w:t>
             </w:r>
           </w:p>
@@ -719,14 +897,21 @@
               <w:r>
                 <w:rPr>
                   <w:rStyle w:val="Hyperlink"/>
+                  <w:lang w:val="en-US"/>
                 </w:rPr>
                 <w:t xml:space="preserve">Revised Section 508 standards</w:t>
               </w:r>
             </w:hyperlink>
             <w:r>
-              <w:t xml:space="preserve"> </w:t>
-            </w:r>
-            <w:r>
+              <w:rPr>
+                <w:lang w:val="en-US"/>
+              </w:rPr>
+              <w:t xml:space="preserve"> </w:t>
+            </w:r>
+            <w:r>
+              <w:rPr>
+                <w:lang w:val="en-US"/>
+              </w:rPr>
               <w:t xml:space="preserve">— published January 2017</w:t>
             </w:r>
           </w:p>
@@ -738,16 +923,23 @@
               <w:pStyle w:val="Compact"/>
             </w:pPr>
             <w:r>
+              <w:rPr>
+                <w:lang w:val="en-US"/>
+              </w:rPr>
               <w:t xml:space="preserve">(</w:t>
             </w:r>
             <w:r>
               <w:rPr>
                 <w:b/>
                 <w:bCs/>
+                <w:lang w:val="en-US"/>
               </w:rPr>
               <w:t xml:space="preserve">Yes</w:t>
             </w:r>
             <w:r>
+              <w:rPr>
+                <w:lang w:val="en-US"/>
+              </w:rPr>
               <w:t xml:space="preserve">)</w:t>
             </w:r>
           </w:p>
@@ -767,14 +959,21 @@
               <w:r>
                 <w:rPr>
                   <w:rStyle w:val="Hyperlink"/>
+                  <w:lang w:val="en-US"/>
                 </w:rPr>
                 <w:t xml:space="preserve">EN 301 549</w:t>
               </w:r>
             </w:hyperlink>
             <w:r>
-              <w:t xml:space="preserve"> </w:t>
-            </w:r>
-            <w:r>
+              <w:rPr>
+                <w:lang w:val="en-US"/>
+              </w:rPr>
+              <w:t xml:space="preserve"> </w:t>
+            </w:r>
+            <w:r>
+              <w:rPr>
+                <w:lang w:val="en-US"/>
+              </w:rPr>
               <w:t xml:space="preserve">v3.2.1 (2021-03)</w:t>
             </w:r>
           </w:p>
@@ -786,16 +985,23 @@
               <w:pStyle w:val="Compact"/>
             </w:pPr>
             <w:r>
+              <w:rPr>
+                <w:lang w:val="en-US"/>
+              </w:rPr>
               <w:t xml:space="preserve">(</w:t>
             </w:r>
             <w:r>
               <w:rPr>
                 <w:b/>
                 <w:bCs/>
+                <w:lang w:val="en-US"/>
               </w:rPr>
               <w:t xml:space="preserve">Yes</w:t>
             </w:r>
             <w:r>
+              <w:rPr>
+                <w:lang w:val="en-US"/>
+              </w:rPr>
               <w:t xml:space="preserve">)</w:t>
             </w:r>
           </w:p>
@@ -807,42 +1013,81 @@
         <w:pStyle w:val="BodyText"/>
       </w:pPr>
       <w:r>
+        <w:rPr>
+          <w:lang w:val="en-US"/>
+        </w:rPr>
         <w:t xml:space="preserve">WCAG 2.2 is deliberately not claimed. The DOJ Title II rule (28 CFR 35.200)</w:t>
       </w:r>
       <w:r>
+        <w:rPr>
+          <w:lang w:val="en-US"/>
+        </w:rPr>
         <w:t xml:space="preserve"> </w:t>
       </w:r>
       <w:r>
+        <w:rPr>
+          <w:lang w:val="en-US"/>
+        </w:rPr>
         <w:t xml:space="preserve">names WCAG 2.1 AA for this institution's compliance cohort. Claiming 2.2 would</w:t>
       </w:r>
       <w:r>
+        <w:rPr>
+          <w:lang w:val="en-US"/>
+        </w:rPr>
         <w:t xml:space="preserve"> </w:t>
       </w:r>
       <w:r>
+        <w:rPr>
+          <w:lang w:val="en-US"/>
+        </w:rPr>
         <w:t xml:space="preserve">add six Level A and AA criteria against which this product has not been</w:t>
       </w:r>
       <w:r>
+        <w:rPr>
+          <w:lang w:val="en-US"/>
+        </w:rPr>
         <w:t xml:space="preserve"> </w:t>
       </w:r>
       <w:r>
+        <w:rPr>
+          <w:lang w:val="en-US"/>
+        </w:rPr>
         <w:t xml:space="preserve">evaluated (2.4.11, 2.5.7, 2.5.8, 3.2.6, 3.3.7, 3.3.8), including 2.5.8 Target</w:t>
       </w:r>
       <w:r>
+        <w:rPr>
+          <w:lang w:val="en-US"/>
+        </w:rPr>
         <w:t xml:space="preserve"> </w:t>
       </w:r>
       <w:r>
+        <w:rPr>
+          <w:lang w:val="en-US"/>
+        </w:rPr>
         <w:t xml:space="preserve">Size (Minimum), which the search previous and next controls would</w:t>
       </w:r>
       <w:r>
+        <w:rPr>
+          <w:lang w:val="en-US"/>
+        </w:rPr>
         <w:t xml:space="preserve"> </w:t>
       </w:r>
       <w:r>
+        <w:rPr>
+          <w:lang w:val="en-US"/>
+        </w:rPr>
         <w:t xml:space="preserve">likely fail at their present padding. Note that 2.1 retains 4.1.1 Parsing,</w:t>
       </w:r>
       <w:r>
+        <w:rPr>
+          <w:lang w:val="en-US"/>
+        </w:rPr>
         <w:t xml:space="preserve"> </w:t>
       </w:r>
       <w:r>
+        <w:rPr>
+          <w:lang w:val="en-US"/>
+        </w:rPr>
         <w:t xml:space="preserve">which 2.2 removes.</w:t>
       </w:r>
     </w:p>
@@ -853,6 +1098,9 @@
         <w:pStyle w:val="Heading2"/>
       </w:pPr>
       <w:r>
+        <w:rPr>
+          <w:lang w:val="en-US"/>
+        </w:rPr>
         <w:t xml:space="preserve">Terms</w:t>
       </w:r>
     </w:p>
@@ -861,6 +1109,9 @@
         <w:pStyle w:val="FirstParagraph"/>
       </w:pPr>
       <w:r>
+        <w:rPr>
+          <w:lang w:val="en-US"/>
+        </w:rPr>
         <w:t xml:space="preserve">The terms used in the Conformance Level information are defined as follows:</w:t>
       </w:r>
     </w:p>
@@ -876,25 +1127,44 @@
         <w:rPr>
           <w:b/>
           <w:bCs/>
+          <w:lang w:val="en-US"/>
         </w:rPr>
         <w:t xml:space="preserve">Supports:</w:t>
       </w:r>
       <w:r>
+        <w:rPr>
+          <w:lang w:val="en-US"/>
+        </w:rPr>
         <w:t xml:space="preserve"> </w:t>
       </w:r>
       <w:r>
+        <w:rPr>
+          <w:lang w:val="en-US"/>
+        </w:rPr>
         <w:t xml:space="preserve">The functionality of the product has at least one method that</w:t>
       </w:r>
       <w:r>
+        <w:rPr>
+          <w:lang w:val="en-US"/>
+        </w:rPr>
         <w:t xml:space="preserve"> </w:t>
       </w:r>
       <w:r>
+        <w:rPr>
+          <w:lang w:val="en-US"/>
+        </w:rPr>
         <w:t xml:space="preserve">meets the criterion without known defects or meets with equivalent</w:t>
       </w:r>
       <w:r>
+        <w:rPr>
+          <w:lang w:val="en-US"/>
+        </w:rPr>
         <w:t xml:space="preserve"> </w:t>
       </w:r>
       <w:r>
+        <w:rPr>
+          <w:lang w:val="en-US"/>
+        </w:rPr>
         <w:t xml:space="preserve">facilitation.</w:t>
       </w:r>
     </w:p>
@@ -910,19 +1180,32 @@
         <w:rPr>
           <w:b/>
           <w:bCs/>
+          <w:lang w:val="en-US"/>
         </w:rPr>
         <w:t xml:space="preserve">Partially Supports:</w:t>
       </w:r>
       <w:r>
+        <w:rPr>
+          <w:lang w:val="en-US"/>
+        </w:rPr>
         <w:t xml:space="preserve"> </w:t>
       </w:r>
       <w:r>
+        <w:rPr>
+          <w:lang w:val="en-US"/>
+        </w:rPr>
         <w:t xml:space="preserve">Some functionality of the product does not meet the</w:t>
       </w:r>
       <w:r>
+        <w:rPr>
+          <w:lang w:val="en-US"/>
+        </w:rPr>
         <w:t xml:space="preserve"> </w:t>
       </w:r>
       <w:r>
+        <w:rPr>
+          <w:lang w:val="en-US"/>
+        </w:rPr>
         <w:t xml:space="preserve">criterion.</w:t>
       </w:r>
     </w:p>
@@ -938,19 +1221,32 @@
         <w:rPr>
           <w:b/>
           <w:bCs/>
+          <w:lang w:val="en-US"/>
         </w:rPr>
         <w:t xml:space="preserve">Does Not Support:</w:t>
       </w:r>
       <w:r>
+        <w:rPr>
+          <w:lang w:val="en-US"/>
+        </w:rPr>
         <w:t xml:space="preserve"> </w:t>
       </w:r>
       <w:r>
+        <w:rPr>
+          <w:lang w:val="en-US"/>
+        </w:rPr>
         <w:t xml:space="preserve">The majority of product functionality does not meet</w:t>
       </w:r>
       <w:r>
+        <w:rPr>
+          <w:lang w:val="en-US"/>
+        </w:rPr>
         <w:t xml:space="preserve"> </w:t>
       </w:r>
       <w:r>
+        <w:rPr>
+          <w:lang w:val="en-US"/>
+        </w:rPr>
         <w:t xml:space="preserve">the criterion.</w:t>
       </w:r>
     </w:p>
@@ -966,13 +1262,20 @@
         <w:rPr>
           <w:b/>
           <w:bCs/>
+          <w:lang w:val="en-US"/>
         </w:rPr>
         <w:t xml:space="preserve">Not Applicable:</w:t>
       </w:r>
       <w:r>
+        <w:rPr>
+          <w:lang w:val="en-US"/>
+        </w:rPr>
         <w:t xml:space="preserve"> </w:t>
       </w:r>
       <w:r>
+        <w:rPr>
+          <w:lang w:val="en-US"/>
+        </w:rPr>
         <w:t xml:space="preserve">The criterion is not relevant to the product.</w:t>
       </w:r>
     </w:p>
@@ -988,19 +1291,32 @@
         <w:rPr>
           <w:b/>
           <w:bCs/>
+          <w:lang w:val="en-US"/>
         </w:rPr>
         <w:t xml:space="preserve">Not Evaluated:</w:t>
       </w:r>
       <w:r>
+        <w:rPr>
+          <w:lang w:val="en-US"/>
+        </w:rPr>
         <w:t xml:space="preserve"> </w:t>
       </w:r>
       <w:r>
+        <w:rPr>
+          <w:lang w:val="en-US"/>
+        </w:rPr>
         <w:t xml:space="preserve">The product has not been evaluated against the criterion.</w:t>
       </w:r>
       <w:r>
+        <w:rPr>
+          <w:lang w:val="en-US"/>
+        </w:rPr>
         <w:t xml:space="preserve"> </w:t>
       </w:r>
       <w:r>
+        <w:rPr>
+          <w:lang w:val="en-US"/>
+        </w:rPr>
         <w:t xml:space="preserve">This can be used only in WCAG 2.x Level AAA.</w:t>
       </w:r>
     </w:p>
@@ -1010,6 +1326,9 @@
         <w:pStyle w:val="Heading3"/>
       </w:pPr>
       <w:r>
+        <w:rPr>
+          <w:lang w:val="en-US"/>
+        </w:rPr>
         <w:t xml:space="preserve">Declared deviation from VPAT 2.5</w:t>
       </w:r>
     </w:p>
@@ -1018,31 +1337,48 @@
         <w:pStyle w:val="FirstParagraph"/>
       </w:pPr>
       <w:r>
+        <w:rPr>
+          <w:lang w:val="en-US"/>
+        </w:rPr>
         <w:t xml:space="preserve">This report uses</w:t>
       </w:r>
       <w:r>
+        <w:rPr>
+          <w:lang w:val="en-US"/>
+        </w:rPr>
         <w:t xml:space="preserve"> </w:t>
       </w:r>
       <w:r>
         <w:rPr>
           <w:b/>
           <w:bCs/>
+          <w:lang w:val="en-US"/>
         </w:rPr>
         <w:t xml:space="preserve">Not Evaluated</w:t>
       </w:r>
       <w:r>
+        <w:rPr>
+          <w:lang w:val="en-US"/>
+        </w:rPr>
         <w:t xml:space="preserve"> </w:t>
       </w:r>
       <w:r>
+        <w:rPr>
+          <w:lang w:val="en-US"/>
+        </w:rPr>
         <w:t xml:space="preserve">on five Level A and AA criteria:</w:t>
       </w:r>
       <w:r>
+        <w:rPr>
+          <w:lang w:val="en-US"/>
+        </w:rPr>
         <w:t xml:space="preserve"> </w:t>
       </w:r>
       <w:r>
         <w:rPr>
           <w:b/>
           <w:bCs/>
+          <w:lang w:val="en-US"/>
         </w:rPr>
         <w:t xml:space="preserve">1.3.4,</w:t>
       </w:r>
@@ -1050,6 +1386,7 @@
         <w:rPr>
           <w:b/>
           <w:bCs/>
+          <w:lang w:val="en-US"/>
         </w:rPr>
         <w:t xml:space="preserve"> </w:t>
       </w:r>
@@ -1057,32 +1394,52 @@
         <w:rPr>
           <w:b/>
           <w:bCs/>
+          <w:lang w:val="en-US"/>
         </w:rPr>
         <w:t xml:space="preserve">1.4.4, 1.4.12, 2.5.2</w:t>
       </w:r>
       <w:r>
+        <w:rPr>
+          <w:lang w:val="en-US"/>
+        </w:rPr>
         <w:t xml:space="preserve"> </w:t>
       </w:r>
       <w:r>
+        <w:rPr>
+          <w:lang w:val="en-US"/>
+        </w:rPr>
         <w:t xml:space="preserve">and</w:t>
       </w:r>
       <w:r>
+        <w:rPr>
+          <w:lang w:val="en-US"/>
+        </w:rPr>
         <w:t xml:space="preserve"> </w:t>
       </w:r>
       <w:r>
         <w:rPr>
           <w:b/>
           <w:bCs/>
+          <w:lang w:val="en-US"/>
         </w:rPr>
         <w:t xml:space="preserve">4.1.2</w:t>
       </w:r>
       <w:r>
+        <w:rPr>
+          <w:lang w:val="en-US"/>
+        </w:rPr>
         <w:t xml:space="preserve">. The template restricts that level to</w:t>
       </w:r>
       <w:r>
+        <w:rPr>
+          <w:lang w:val="en-US"/>
+        </w:rPr>
         <w:t xml:space="preserve"> </w:t>
       </w:r>
       <w:r>
+        <w:rPr>
+          <w:lang w:val="en-US"/>
+        </w:rPr>
         <w:t xml:space="preserve">Level AAA. The deviation is declared here rather than left to be discovered.</w:t>
       </w:r>
     </w:p>
@@ -1091,30 +1448,57 @@
         <w:pStyle w:val="BodyText"/>
       </w:pPr>
       <w:r>
+        <w:rPr>
+          <w:lang w:val="en-US"/>
+        </w:rPr>
         <w:t xml:space="preserve">The permitted alternative is to assert one of the four scored levels on</w:t>
       </w:r>
       <w:r>
+        <w:rPr>
+          <w:lang w:val="en-US"/>
+        </w:rPr>
         <w:t xml:space="preserve"> </w:t>
       </w:r>
       <w:r>
+        <w:rPr>
+          <w:lang w:val="en-US"/>
+        </w:rPr>
         <w:t xml:space="preserve">evidence the author does not hold. At 4.1.2 that means asserting whether NVDA</w:t>
       </w:r>
       <w:r>
+        <w:rPr>
+          <w:lang w:val="en-US"/>
+        </w:rPr>
         <w:t xml:space="preserve"> </w:t>
       </w:r>
       <w:r>
+        <w:rPr>
+          <w:lang w:val="en-US"/>
+        </w:rPr>
         <w:t xml:space="preserve">and VoiceOver expose an open shadow root's accessibility tree, which source</w:t>
       </w:r>
       <w:r>
+        <w:rPr>
+          <w:lang w:val="en-US"/>
+        </w:rPr>
         <w:t xml:space="preserve"> </w:t>
       </w:r>
       <w:r>
+        <w:rPr>
+          <w:lang w:val="en-US"/>
+        </w:rPr>
         <w:t xml:space="preserve">inspection cannot establish and on which those two implementations have</w:t>
       </w:r>
       <w:r>
+        <w:rPr>
+          <w:lang w:val="en-US"/>
+        </w:rPr>
         <w:t xml:space="preserve"> </w:t>
       </w:r>
       <w:r>
+        <w:rPr>
+          <w:lang w:val="en-US"/>
+        </w:rPr>
         <w:t xml:space="preserve">historically differed.</w:t>
       </w:r>
     </w:p>
@@ -1123,18 +1507,33 @@
         <w:pStyle w:val="BodyText"/>
       </w:pPr>
       <w:r>
+        <w:rPr>
+          <w:lang w:val="en-US"/>
+        </w:rPr>
         <w:t xml:space="preserve">The preferred remedy is to perform the outstanding evaluations and score the</w:t>
       </w:r>
       <w:r>
+        <w:rPr>
+          <w:lang w:val="en-US"/>
+        </w:rPr>
         <w:t xml:space="preserve"> </w:t>
       </w:r>
       <w:r>
+        <w:rPr>
+          <w:lang w:val="en-US"/>
+        </w:rPr>
         <w:t xml:space="preserve">rows, not to relabel them. The test scripts are written and committed. A</w:t>
       </w:r>
       <w:r>
+        <w:rPr>
+          <w:lang w:val="en-US"/>
+        </w:rPr>
         <w:t xml:space="preserve"> </w:t>
       </w:r>
       <w:r>
+        <w:rPr>
+          <w:lang w:val="en-US"/>
+        </w:rPr>
         <w:t xml:space="preserve">reviewer is entitled to reject the deviation.</w:t>
       </w:r>
     </w:p>
@@ -1146,6 +1545,9 @@
         <w:pStyle w:val="Heading2"/>
       </w:pPr>
       <w:r>
+        <w:rPr>
+          <w:lang w:val="en-US"/>
+        </w:rPr>
         <w:t xml:space="preserve">WCAG 2.1 Report</w:t>
       </w:r>
     </w:p>
@@ -1154,12 +1556,21 @@
         <w:pStyle w:val="FirstParagraph"/>
       </w:pPr>
       <w:r>
+        <w:rPr>
+          <w:lang w:val="en-US"/>
+        </w:rPr>
         <w:t xml:space="preserve">Conformance to WCAG 2.1 Success Criteria is reported for Level A and Level AA.</w:t>
       </w:r>
       <w:r>
+        <w:rPr>
+          <w:lang w:val="en-US"/>
+        </w:rPr>
         <w:t xml:space="preserve"> </w:t>
       </w:r>
       <w:r>
+        <w:rPr>
+          <w:lang w:val="en-US"/>
+        </w:rPr>
         <w:t xml:space="preserve">Level AAA is not included.</w:t>
       </w:r>
     </w:p>
@@ -1171,58 +1582,105 @@
         <w:rPr>
           <w:b/>
           <w:bCs/>
+          <w:lang w:val="en-US"/>
         </w:rPr>
         <w:t xml:space="preserve">Scoping note.</w:t>
       </w:r>
       <w:r>
+        <w:rPr>
+          <w:lang w:val="en-US"/>
+        </w:rPr>
         <w:t xml:space="preserve"> </w:t>
       </w:r>
       <w:r>
+        <w:rPr>
+          <w:lang w:val="en-US"/>
+        </w:rPr>
         <w:t xml:space="preserve">WCAG conformance is defined for a full page. This report</w:t>
       </w:r>
       <w:r>
+        <w:rPr>
+          <w:lang w:val="en-US"/>
+        </w:rPr>
         <w:t xml:space="preserve"> </w:t>
       </w:r>
       <w:r>
+        <w:rPr>
+          <w:lang w:val="en-US"/>
+        </w:rPr>
         <w:t xml:space="preserve">describes the component evaluated in isolation on a minimal host page.</w:t>
       </w:r>
       <w:r>
+        <w:rPr>
+          <w:lang w:val="en-US"/>
+        </w:rPr>
         <w:t xml:space="preserve"> </w:t>
       </w:r>
       <w:r>
+        <w:rPr>
+          <w:lang w:val="en-US"/>
+        </w:rPr>
         <w:t xml:space="preserve">Conformance of any page embedding it depends further on that page and on the</w:t>
       </w:r>
       <w:r>
+        <w:rPr>
+          <w:lang w:val="en-US"/>
+        </w:rPr>
         <w:t xml:space="preserve"> </w:t>
       </w:r>
       <w:r>
+        <w:rPr>
+          <w:lang w:val="en-US"/>
+        </w:rPr>
         <w:t xml:space="preserve">IIIF manifest supplied to it. Criteria the component cannot satisfy on its own</w:t>
       </w:r>
       <w:r>
+        <w:rPr>
+          <w:lang w:val="en-US"/>
+        </w:rPr>
         <w:t xml:space="preserve"> </w:t>
       </w:r>
       <w:r>
+        <w:rPr>
+          <w:lang w:val="en-US"/>
+        </w:rPr>
         <w:t xml:space="preserve">are marked Not Applicable with the reason stated in Remarks. Contrast claims</w:t>
       </w:r>
       <w:r>
+        <w:rPr>
+          <w:lang w:val="en-US"/>
+        </w:rPr>
         <w:t xml:space="preserve"> </w:t>
       </w:r>
       <w:r>
+        <w:rPr>
+          <w:lang w:val="en-US"/>
+        </w:rPr>
         <w:t xml:space="preserve">(1.4.3, 1.4.11) hold for shipped default</w:t>
       </w:r>
       <w:r>
+        <w:rPr>
+          <w:lang w:val="en-US"/>
+        </w:rPr>
         <w:t xml:space="preserve"> </w:t>
       </w:r>
       <w:r>
         <w:rPr>
           <w:rStyle w:val="VerbatimChar"/>
+          <w:lang w:val="en-US"/>
         </w:rPr>
         <w:t xml:space="preserve">--iiif-player-*</w:t>
       </w:r>
       <w:r>
+        <w:rPr>
+          <w:lang w:val="en-US"/>
+        </w:rPr>
         <w:t xml:space="preserve"> </w:t>
       </w:r>
       <w:r>
+        <w:rPr>
+          <w:lang w:val="en-US"/>
+        </w:rPr>
         <w:t xml:space="preserve">token values only.</w:t>
       </w:r>
     </w:p>
@@ -1234,58 +1692,105 @@
         <w:rPr>
           <w:b/>
           <w:bCs/>
+          <w:lang w:val="en-US"/>
         </w:rPr>
         <w:t xml:space="preserve">Content responsibility note, applying to 1.2.1–1.2.5.</w:t>
       </w:r>
       <w:r>
+        <w:rPr>
+          <w:lang w:val="en-US"/>
+        </w:rPr>
         <w:t xml:space="preserve"> </w:t>
       </w:r>
       <w:r>
+        <w:rPr>
+          <w:lang w:val="en-US"/>
+        </w:rPr>
         <w:t xml:space="preserve">The component</w:t>
       </w:r>
       <w:r>
+        <w:rPr>
+          <w:lang w:val="en-US"/>
+        </w:rPr>
         <w:t xml:space="preserve"> </w:t>
       </w:r>
       <w:r>
+        <w:rPr>
+          <w:lang w:val="en-US"/>
+        </w:rPr>
         <w:t xml:space="preserve">renders whatever caption tracks and transcript annotations the supplied IIIF</w:t>
       </w:r>
       <w:r>
+        <w:rPr>
+          <w:lang w:val="en-US"/>
+        </w:rPr>
         <w:t xml:space="preserve"> </w:t>
       </w:r>
       <w:r>
+        <w:rPr>
+          <w:lang w:val="en-US"/>
+        </w:rPr>
         <w:t xml:space="preserve">manifest carries. It neither generates nor validates captions, transcripts, or</w:t>
       </w:r>
       <w:r>
+        <w:rPr>
+          <w:lang w:val="en-US"/>
+        </w:rPr>
         <w:t xml:space="preserve"> </w:t>
       </w:r>
       <w:r>
+        <w:rPr>
+          <w:lang w:val="en-US"/>
+        </w:rPr>
         <w:t xml:space="preserve">audio descriptions. Where a row reflects a gap in the component's own behavior</w:t>
       </w:r>
       <w:r>
+        <w:rPr>
+          <w:lang w:val="en-US"/>
+        </w:rPr>
         <w:t xml:space="preserve"> </w:t>
       </w:r>
       <w:r>
+        <w:rPr>
+          <w:lang w:val="en-US"/>
+        </w:rPr>
         <w:t xml:space="preserve">rather than in manifest content, Remarks say so. The component emits a</w:t>
       </w:r>
       <w:r>
+        <w:rPr>
+          <w:lang w:val="en-US"/>
+        </w:rPr>
         <w:t xml:space="preserve"> </w:t>
       </w:r>
       <w:r>
+        <w:rPr>
+          <w:lang w:val="en-US"/>
+        </w:rPr>
         <w:t xml:space="preserve">development-time console warning, numbered by success criterion, when a video</w:t>
       </w:r>
       <w:r>
+        <w:rPr>
+          <w:lang w:val="en-US"/>
+        </w:rPr>
         <w:t xml:space="preserve"> </w:t>
       </w:r>
       <w:r>
+        <w:rPr>
+          <w:lang w:val="en-US"/>
+        </w:rPr>
         <w:t xml:space="preserve">canvas carries no caption tracks (</w:t>
       </w:r>
       <w:r>
         <w:rPr>
           <w:rStyle w:val="VerbatimChar"/>
+          <w:lang w:val="en-US"/>
         </w:rPr>
         <w:t xml:space="preserve">src/lib/player/Viewer.svelte</w:t>
       </w:r>
       <w:r>
+        <w:rPr>
+          <w:lang w:val="en-US"/>
+        </w:rPr>
         <w:t xml:space="preserve">).</w:t>
       </w:r>
     </w:p>
@@ -1297,94 +1802,162 @@
         <w:rPr>
           <w:b/>
           <w:bCs/>
+          <w:lang w:val="en-US"/>
         </w:rPr>
         <w:t xml:space="preserve">Host pages used for evaluation.</w:t>
       </w:r>
       <w:r>
+        <w:rPr>
+          <w:lang w:val="en-US"/>
+        </w:rPr>
         <w:t xml:space="preserve"> </w:t>
       </w:r>
       <w:r>
         <w:rPr>
           <w:rStyle w:val="VerbatimChar"/>
+          <w:lang w:val="en-US"/>
         </w:rPr>
         <w:t xml:space="preserve">examples/element/plain.html</w:t>
       </w:r>
       <w:r>
+        <w:rPr>
+          <w:lang w:val="en-US"/>
+        </w:rPr>
         <w:t xml:space="preserve"> </w:t>
       </w:r>
       <w:r>
+        <w:rPr>
+          <w:lang w:val="en-US"/>
+        </w:rPr>
         <w:t xml:space="preserve">carries a</w:t>
       </w:r>
       <w:r>
+        <w:rPr>
+          <w:lang w:val="en-US"/>
+        </w:rPr>
         <w:t xml:space="preserve"> </w:t>
       </w:r>
       <w:r>
+        <w:rPr>
+          <w:lang w:val="en-US"/>
+        </w:rPr>
         <w:t xml:space="preserve">deliberately hostile style block that remaps</w:t>
       </w:r>
       <w:r>
+        <w:rPr>
+          <w:lang w:val="en-US"/>
+        </w:rPr>
         <w:t xml:space="preserve"> </w:t>
       </w:r>
       <w:r>
         <w:rPr>
           <w:rStyle w:val="VerbatimChar"/>
+          <w:lang w:val="en-US"/>
         </w:rPr>
         <w:t xml:space="preserve">--iiif-player-accent</w:t>
       </w:r>
       <w:r>
+        <w:rPr>
+          <w:lang w:val="en-US"/>
+        </w:rPr>
         <w:t xml:space="preserve"> </w:t>
       </w:r>
       <w:r>
+        <w:rPr>
+          <w:lang w:val="en-US"/>
+        </w:rPr>
         <w:t xml:space="preserve">and other</w:t>
       </w:r>
       <w:r>
+        <w:rPr>
+          <w:lang w:val="en-US"/>
+        </w:rPr>
         <w:t xml:space="preserve"> </w:t>
       </w:r>
       <w:r>
+        <w:rPr>
+          <w:lang w:val="en-US"/>
+        </w:rPr>
         <w:t xml:space="preserve">tokens, to prove they do not leak. It is the correct page for keyboard and</w:t>
       </w:r>
       <w:r>
+        <w:rPr>
+          <w:lang w:val="en-US"/>
+        </w:rPr>
         <w:t xml:space="preserve"> </w:t>
       </w:r>
       <w:r>
+        <w:rPr>
+          <w:lang w:val="en-US"/>
+        </w:rPr>
         <w:t xml:space="preserve">screen-reader work and the wrong page for any claim scoped to shipped</w:t>
       </w:r>
       <w:r>
+        <w:rPr>
+          <w:lang w:val="en-US"/>
+        </w:rPr>
         <w:t xml:space="preserve"> </w:t>
       </w:r>
       <w:r>
+        <w:rPr>
+          <w:lang w:val="en-US"/>
+        </w:rPr>
         <w:t xml:space="preserve">defaults. Default-appearance claims rest on</w:t>
       </w:r>
       <w:r>
+        <w:rPr>
+          <w:lang w:val="en-US"/>
+        </w:rPr>
         <w:t xml:space="preserve"> </w:t>
       </w:r>
       <w:r>
         <w:rPr>
           <w:rStyle w:val="VerbatimChar"/>
+          <w:lang w:val="en-US"/>
         </w:rPr>
         <w:t xml:space="preserve">docs/src/pages/canvas-nav-demo.astro</w:t>
       </w:r>
       <w:r>
+        <w:rPr>
+          <w:lang w:val="en-US"/>
+        </w:rPr>
         <w:t xml:space="preserve">, which applies no</w:t>
       </w:r>
       <w:r>
+        <w:rPr>
+          <w:lang w:val="en-US"/>
+        </w:rPr>
         <w:t xml:space="preserve"> </w:t>
       </w:r>
       <w:r>
         <w:rPr>
           <w:rStyle w:val="VerbatimChar"/>
+          <w:lang w:val="en-US"/>
         </w:rPr>
         <w:t xml:space="preserve">::part()</w:t>
       </w:r>
       <w:r>
+        <w:rPr>
+          <w:lang w:val="en-US"/>
+        </w:rPr>
         <w:t xml:space="preserve"> </w:t>
       </w:r>
       <w:r>
+        <w:rPr>
+          <w:lang w:val="en-US"/>
+        </w:rPr>
         <w:t xml:space="preserve">overrides</w:t>
       </w:r>
       <w:r>
+        <w:rPr>
+          <w:lang w:val="en-US"/>
+        </w:rPr>
         <w:t xml:space="preserve"> </w:t>
       </w:r>
       <w:r>
+        <w:rPr>
+          <w:lang w:val="en-US"/>
+        </w:rPr>
         <w:t xml:space="preserve">and no token remapping.</w:t>
       </w:r>
     </w:p>
@@ -1394,6 +1967,9 @@
         <w:pStyle w:val="Heading3"/>
       </w:pPr>
       <w:r>
+        <w:rPr>
+          <w:lang w:val="en-US"/>
+        </w:rPr>
         <w:t xml:space="preserve">Table 1: Success Criteria, Level A</w:t>
       </w:r>
     </w:p>
@@ -1434,6 +2010,9 @@
               <w:pStyle w:val="Compact"/>
             </w:pPr>
             <w:r>
+              <w:rPr>
+                <w:lang w:val="en-US"/>
+              </w:rPr>
               <w:t xml:space="preserve">Criteria</w:t>
             </w:r>
           </w:p>
@@ -1445,6 +2024,9 @@
               <w:pStyle w:val="Compact"/>
             </w:pPr>
             <w:r>
+              <w:rPr>
+                <w:lang w:val="en-US"/>
+              </w:rPr>
               <w:t xml:space="preserve">Conformance Level</w:t>
             </w:r>
           </w:p>
@@ -1456,6 +2038,9 @@
               <w:pStyle w:val="Compact"/>
             </w:pPr>
             <w:r>
+              <w:rPr>
+                <w:lang w:val="en-US"/>
+              </w:rPr>
               <w:t xml:space="preserve">Remarks and Explanations</w:t>
             </w:r>
           </w:p>
@@ -1472,6 +2057,9 @@
               <w:pStyle w:val="Compact"/>
             </w:pPr>
             <w:r>
+              <w:rPr>
+                <w:lang w:val="en-US"/>
+              </w:rPr>
               <w:t xml:space="preserve">1.1.1 Non-text Content</w:t>
             </w:r>
           </w:p>
@@ -1483,6 +2071,9 @@
               <w:pStyle w:val="Compact"/>
             </w:pPr>
             <w:r>
+              <w:rPr>
+                <w:lang w:val="en-US"/>
+              </w:rPr>
               <w:t xml:space="preserve">Supports</w:t>
             </w:r>
           </w:p>
@@ -1494,93 +2085,148 @@
               <w:pStyle w:val="Compact"/>
             </w:pPr>
             <w:r>
+              <w:rPr>
+                <w:lang w:val="en-US"/>
+              </w:rPr>
               <w:t xml:space="preserve">Every control rendering a glyph or abbreviation carries an</w:t>
             </w:r>
             <w:r>
-              <w:t xml:space="preserve"> </w:t>
-            </w:r>
-            <w:r>
-              <w:rPr>
-                <w:rStyle w:val="VerbatimChar"/>
+              <w:rPr>
+                <w:lang w:val="en-US"/>
+              </w:rPr>
+              <w:t xml:space="preserve"> </w:t>
+            </w:r>
+            <w:r>
+              <w:rPr>
+                <w:rStyle w:val="VerbatimChar"/>
+                <w:lang w:val="en-US"/>
               </w:rPr>
               <w:t xml:space="preserve">aria-label</w:t>
             </w:r>
             <w:r>
+              <w:rPr>
+                <w:lang w:val="en-US"/>
+              </w:rPr>
               <w:t xml:space="preserve">: the search previous and next controls, the captions control (visible</w:t>
             </w:r>
             <w:r>
-              <w:t xml:space="preserve"> </w:t>
-            </w:r>
-            <w:r>
-              <w:rPr>
-                <w:rStyle w:val="VerbatimChar"/>
+              <w:rPr>
+                <w:lang w:val="en-US"/>
+              </w:rPr>
+              <w:t xml:space="preserve"> </w:t>
+            </w:r>
+            <w:r>
+              <w:rPr>
+                <w:rStyle w:val="VerbatimChar"/>
+                <w:lang w:val="en-US"/>
               </w:rPr>
               <w:t xml:space="preserve">CC</w:t>
             </w:r>
             <w:r>
+              <w:rPr>
+                <w:lang w:val="en-US"/>
+              </w:rPr>
               <w:t xml:space="preserve">, named "Toggle captions"), and the skip controls (visible</w:t>
             </w:r>
             <w:r>
-              <w:t xml:space="preserve"> </w:t>
-            </w:r>
-            <w:r>
-              <w:rPr>
-                <w:rStyle w:val="VerbatimChar"/>
+              <w:rPr>
+                <w:lang w:val="en-US"/>
+              </w:rPr>
+              <w:t xml:space="preserve"> </w:t>
+            </w:r>
+            <w:r>
+              <w:rPr>
+                <w:rStyle w:val="VerbatimChar"/>
+                <w:lang w:val="en-US"/>
               </w:rPr>
               <w:t xml:space="preserve">+30s</w:t>
             </w:r>
             <w:r>
-              <w:t xml:space="preserve"> </w:t>
-            </w:r>
-            <w:r>
+              <w:rPr>
+                <w:lang w:val="en-US"/>
+              </w:rPr>
+              <w:t xml:space="preserve"> </w:t>
+            </w:r>
+            <w:r>
+              <w:rPr>
+                <w:lang w:val="en-US"/>
+              </w:rPr>
               <w:t xml:space="preserve">and</w:t>
             </w:r>
             <w:r>
-              <w:t xml:space="preserve"> </w:t>
-            </w:r>
-            <w:r>
-              <w:rPr>
-                <w:rStyle w:val="VerbatimChar"/>
+              <w:rPr>
+                <w:lang w:val="en-US"/>
+              </w:rPr>
+              <w:t xml:space="preserve"> </w:t>
+            </w:r>
+            <w:r>
+              <w:rPr>
+                <w:rStyle w:val="VerbatimChar"/>
+                <w:lang w:val="en-US"/>
               </w:rPr>
               <w:t xml:space="preserve">-10s</w:t>
             </w:r>
             <w:r>
+              <w:rPr>
+                <w:lang w:val="en-US"/>
+              </w:rPr>
               <w:t xml:space="preserve">, named "Skip forward 30 seconds" and "Skip back 10 seconds"). Speed is a native</w:t>
             </w:r>
             <w:r>
-              <w:t xml:space="preserve"> </w:t>
-            </w:r>
-            <w:r>
-              <w:rPr>
-                <w:rStyle w:val="VerbatimChar"/>
+              <w:rPr>
+                <w:lang w:val="en-US"/>
+              </w:rPr>
+              <w:t xml:space="preserve"> </w:t>
+            </w:r>
+            <w:r>
+              <w:rPr>
+                <w:rStyle w:val="VerbatimChar"/>
+                <w:lang w:val="en-US"/>
               </w:rPr>
               <w:t xml:space="preserve">&lt;select&gt;</w:t>
             </w:r>
             <w:r>
+              <w:rPr>
+                <w:lang w:val="en-US"/>
+              </w:rPr>
               <w:t xml:space="preserve">, Progress a native range, and Time a</w:t>
             </w:r>
             <w:r>
-              <w:t xml:space="preserve"> </w:t>
-            </w:r>
-            <w:r>
-              <w:rPr>
-                <w:rStyle w:val="VerbatimChar"/>
+              <w:rPr>
+                <w:lang w:val="en-US"/>
+              </w:rPr>
+              <w:t xml:space="preserve"> </w:t>
+            </w:r>
+            <w:r>
+              <w:rPr>
+                <w:rStyle w:val="VerbatimChar"/>
+                <w:lang w:val="en-US"/>
               </w:rPr>
               <w:t xml:space="preserve">role="timer"</w:t>
             </w:r>
             <w:r>
+              <w:rPr>
+                <w:lang w:val="en-US"/>
+              </w:rPr>
               <w:t xml:space="preserve">, each with an</w:t>
             </w:r>
             <w:r>
-              <w:t xml:space="preserve"> </w:t>
-            </w:r>
-            <w:r>
-              <w:rPr>
-                <w:rStyle w:val="VerbatimChar"/>
+              <w:rPr>
+                <w:lang w:val="en-US"/>
+              </w:rPr>
+              <w:t xml:space="preserve"> </w:t>
+            </w:r>
+            <w:r>
+              <w:rPr>
+                <w:rStyle w:val="VerbatimChar"/>
+                <w:lang w:val="en-US"/>
               </w:rPr>
               <w:t xml:space="preserve">aria-label</w:t>
             </w:r>
             <w:r>
+              <w:rPr>
+                <w:lang w:val="en-US"/>
+              </w:rPr>
               <w:t xml:space="preserve">. The play control uses visible text. No decorative images exist in the shipped composition. See 2.5.3 for the voice-control consequence of the glyph labels.</w:t>
             </w:r>
           </w:p>
@@ -1597,6 +2243,9 @@
               <w:pStyle w:val="Compact"/>
             </w:pPr>
             <w:r>
+              <w:rPr>
+                <w:lang w:val="en-US"/>
+              </w:rPr>
               <w:t xml:space="preserve">1.2.1 Audio-only and Video-only (Prerecorded)</w:t>
             </w:r>
           </w:p>
@@ -1608,6 +2257,9 @@
               <w:pStyle w:val="Compact"/>
             </w:pPr>
             <w:r>
+              <w:rPr>
+                <w:lang w:val="en-US"/>
+              </w:rPr>
               <w:t xml:space="preserve">Partially Supports</w:t>
             </w:r>
           </w:p>
@@ -1619,21 +2271,34 @@
               <w:pStyle w:val="Compact"/>
             </w:pPr>
             <w:r>
+              <w:rPr>
+                <w:lang w:val="en-US"/>
+              </w:rPr>
               <w:t xml:space="preserve">The transcript panel is a text alternative, but only where the manifest supplies WebVTT or</w:t>
             </w:r>
             <w:r>
-              <w:t xml:space="preserve"> </w:t>
-            </w:r>
-            <w:r>
-              <w:rPr>
-                <w:rStyle w:val="VerbatimChar"/>
+              <w:rPr>
+                <w:lang w:val="en-US"/>
+              </w:rPr>
+              <w:t xml:space="preserve"> </w:t>
+            </w:r>
+            <w:r>
+              <w:rPr>
+                <w:rStyle w:val="VerbatimChar"/>
+                <w:lang w:val="en-US"/>
               </w:rPr>
               <w:t xml:space="preserve">TextualBody</w:t>
             </w:r>
             <w:r>
-              <w:t xml:space="preserve"> </w:t>
-            </w:r>
-            <w:r>
+              <w:rPr>
+                <w:lang w:val="en-US"/>
+              </w:rPr>
+              <w:t xml:space="preserve"> </w:t>
+            </w:r>
+            <w:r>
+              <w:rPr>
+                <w:lang w:val="en-US"/>
+              </w:rPr>
               <w:t xml:space="preserve">annotations. See the content responsibility note.</w:t>
             </w:r>
           </w:p>
@@ -1650,6 +2315,9 @@
               <w:pStyle w:val="Compact"/>
             </w:pPr>
             <w:r>
+              <w:rPr>
+                <w:lang w:val="en-US"/>
+              </w:rPr>
               <w:t xml:space="preserve">1.2.2 Captions (Prerecorded)</w:t>
             </w:r>
           </w:p>
@@ -1661,15 +2329,22 @@
               <w:pStyle w:val="Compact"/>
             </w:pPr>
             <w:r>
+              <w:rPr>
+                <w:lang w:val="en-US"/>
+              </w:rPr>
               <w:t xml:space="preserve">Supports</w:t>
             </w:r>
             <w:r>
+              <w:rPr>
+                <w:lang w:val="en-US"/>
+              </w:rPr>
               <w:t xml:space="preserve"> </w:t>
             </w:r>
             <w:r>
               <w:rPr>
                 <w:i/>
                 <w:iCs/>
+                <w:lang w:val="en-US"/>
               </w:rPr>
               <w:t xml:space="preserve">(subject to manifest content)</w:t>
             </w:r>
@@ -1682,30 +2357,47 @@
               <w:pStyle w:val="Compact"/>
             </w:pPr>
             <w:r>
+              <w:rPr>
+                <w:lang w:val="en-US"/>
+              </w:rPr>
               <w:t xml:space="preserve">A captions control ships in the element's fixed composition on any video canvas carrying caption tracks, backed by a state machine (</w:t>
             </w:r>
             <w:r>
               <w:rPr>
                 <w:rStyle w:val="VerbatimChar"/>
+                <w:lang w:val="en-US"/>
               </w:rPr>
               <w:t xml:space="preserve">src/lib/player/captionsMachine.ts</w:t>
             </w:r>
             <w:r>
+              <w:rPr>
+                <w:lang w:val="en-US"/>
+              </w:rPr>
               <w:t xml:space="preserve">) that keeps</w:t>
             </w:r>
             <w:r>
-              <w:t xml:space="preserve"> </w:t>
-            </w:r>
-            <w:r>
-              <w:rPr>
-                <w:rStyle w:val="VerbatimChar"/>
+              <w:rPr>
+                <w:lang w:val="en-US"/>
+              </w:rPr>
+              <w:t xml:space="preserve"> </w:t>
+            </w:r>
+            <w:r>
+              <w:rPr>
+                <w:rStyle w:val="VerbatimChar"/>
+                <w:lang w:val="en-US"/>
               </w:rPr>
               <w:t xml:space="preserve">aria-pressed</w:t>
             </w:r>
             <w:r>
-              <w:t xml:space="preserve"> </w:t>
-            </w:r>
-            <w:r>
+              <w:rPr>
+                <w:lang w:val="en-US"/>
+              </w:rPr>
+              <w:t xml:space="preserve"> </w:t>
+            </w:r>
+            <w:r>
+              <w:rPr>
+                <w:lang w:val="en-US"/>
+              </w:rPr>
               <w:t xml:space="preserve">truthful whether captions are toggled from the control or from the browser's native caption menu, and that does not silently re-hide a chosen state across a canvas change. An earlier element build disabled captions with no means of re-enabling them; that defect is closed. Whether captions exist for a given item remains the manifest publisher's responsibility.</w:t>
             </w:r>
           </w:p>
@@ -1722,6 +2414,9 @@
               <w:pStyle w:val="Compact"/>
             </w:pPr>
             <w:r>
+              <w:rPr>
+                <w:lang w:val="en-US"/>
+              </w:rPr>
               <w:t xml:space="preserve">1.2.3 Audio Description or Media Alternative (Prerecorded)</w:t>
             </w:r>
           </w:p>
@@ -1733,6 +2428,9 @@
               <w:pStyle w:val="Compact"/>
             </w:pPr>
             <w:r>
+              <w:rPr>
+                <w:lang w:val="en-US"/>
+              </w:rPr>
               <w:t xml:space="preserve">Partially Supports</w:t>
             </w:r>
           </w:p>
@@ -1744,6 +2442,9 @@
               <w:pStyle w:val="Compact"/>
             </w:pPr>
             <w:r>
+              <w:rPr>
+                <w:lang w:val="en-US"/>
+              </w:rPr>
               <w:t xml:space="preserve">The transcript panel is a time-synchronized, keyboard-navigable text alternative and takes credit through the media-alternative branch. Three conditions hold it short of Supports: it exists only where the manifest supplies it; it carries dialogue without non-dialogue visual context; and its accessible name does not identify it as an alternative to the video specifically. An evaluator may reasonably hold that a dialogue-only transcript is not a media alternative, which would place this row at Does Not Support.</w:t>
             </w:r>
           </w:p>
@@ -1760,6 +2461,9 @@
               <w:pStyle w:val="Compact"/>
             </w:pPr>
             <w:r>
+              <w:rPr>
+                <w:lang w:val="en-US"/>
+              </w:rPr>
               <w:t xml:space="preserve">1.3.1 Info and Relationships</w:t>
             </w:r>
           </w:p>
@@ -1771,6 +2475,9 @@
               <w:pStyle w:val="Compact"/>
             </w:pPr>
             <w:r>
+              <w:rPr>
+                <w:lang w:val="en-US"/>
+              </w:rPr>
               <w:t xml:space="preserve">Supports</w:t>
             </w:r>
           </w:p>
@@ -1784,202 +2491,323 @@
             <w:r>
               <w:rPr>
                 <w:rStyle w:val="VerbatimChar"/>
+                <w:lang w:val="en-US"/>
               </w:rPr>
               <w:t xml:space="preserve">role="group"</w:t>
             </w:r>
             <w:r>
-              <w:t xml:space="preserve"> </w:t>
-            </w:r>
-            <w:r>
+              <w:rPr>
+                <w:lang w:val="en-US"/>
+              </w:rPr>
+              <w:t xml:space="preserve"> </w:t>
+            </w:r>
+            <w:r>
+              <w:rPr>
+                <w:lang w:val="en-US"/>
+              </w:rPr>
               <w:t xml:space="preserve">with</w:t>
             </w:r>
             <w:r>
-              <w:t xml:space="preserve"> </w:t>
-            </w:r>
-            <w:r>
-              <w:rPr>
-                <w:rStyle w:val="VerbatimChar"/>
+              <w:rPr>
+                <w:lang w:val="en-US"/>
+              </w:rPr>
+              <w:t xml:space="preserve"> </w:t>
+            </w:r>
+            <w:r>
+              <w:rPr>
+                <w:rStyle w:val="VerbatimChar"/>
+                <w:lang w:val="en-US"/>
               </w:rPr>
               <w:t xml:space="preserve">aria-label</w:t>
             </w:r>
             <w:r>
-              <w:t xml:space="preserve"> </w:t>
-            </w:r>
-            <w:r>
+              <w:rPr>
+                <w:lang w:val="en-US"/>
+              </w:rPr>
+              <w:t xml:space="preserve"> </w:t>
+            </w:r>
+            <w:r>
+              <w:rPr>
+                <w:lang w:val="en-US"/>
+              </w:rPr>
               <w:t xml:space="preserve">on the control bar (</w:t>
             </w:r>
             <w:r>
               <w:rPr>
                 <w:rStyle w:val="VerbatimChar"/>
+                <w:lang w:val="en-US"/>
               </w:rPr>
               <w:t xml:space="preserve">Controls.svelte:16</w:t>
             </w:r>
             <w:r>
+              <w:rPr>
+                <w:lang w:val="en-US"/>
+              </w:rPr>
               <w:t xml:space="preserve">) and the segment list (</w:t>
             </w:r>
             <w:r>
               <w:rPr>
                 <w:rStyle w:val="VerbatimChar"/>
+                <w:lang w:val="en-US"/>
               </w:rPr>
               <w:t xml:space="preserve">TranscriptSegments.svelte:229</w:t>
             </w:r>
             <w:r>
+              <w:rPr>
+                <w:lang w:val="en-US"/>
+              </w:rPr>
               <w:t xml:space="preserve">);</w:t>
             </w:r>
             <w:r>
-              <w:t xml:space="preserve"> </w:t>
-            </w:r>
-            <w:r>
-              <w:rPr>
-                <w:rStyle w:val="VerbatimChar"/>
+              <w:rPr>
+                <w:lang w:val="en-US"/>
+              </w:rPr>
+              <w:t xml:space="preserve"> </w:t>
+            </w:r>
+            <w:r>
+              <w:rPr>
+                <w:rStyle w:val="VerbatimChar"/>
+                <w:lang w:val="en-US"/>
               </w:rPr>
               <w:t xml:space="preserve">role="region"</w:t>
             </w:r>
             <w:r>
-              <w:t xml:space="preserve"> </w:t>
-            </w:r>
-            <w:r>
+              <w:rPr>
+                <w:lang w:val="en-US"/>
+              </w:rPr>
+              <w:t xml:space="preserve"> </w:t>
+            </w:r>
+            <w:r>
+              <w:rPr>
+                <w:lang w:val="en-US"/>
+              </w:rPr>
               <w:t xml:space="preserve">with</w:t>
             </w:r>
             <w:r>
-              <w:t xml:space="preserve"> </w:t>
-            </w:r>
-            <w:r>
-              <w:rPr>
-                <w:rStyle w:val="VerbatimChar"/>
+              <w:rPr>
+                <w:lang w:val="en-US"/>
+              </w:rPr>
+              <w:t xml:space="preserve"> </w:t>
+            </w:r>
+            <w:r>
+              <w:rPr>
+                <w:rStyle w:val="VerbatimChar"/>
+                <w:lang w:val="en-US"/>
               </w:rPr>
               <w:t xml:space="preserve">aria-label</w:t>
             </w:r>
             <w:r>
-              <w:t xml:space="preserve"> </w:t>
-            </w:r>
-            <w:r>
+              <w:rPr>
+                <w:lang w:val="en-US"/>
+              </w:rPr>
+              <w:t xml:space="preserve"> </w:t>
+            </w:r>
+            <w:r>
+              <w:rPr>
+                <w:lang w:val="en-US"/>
+              </w:rPr>
               <w:t xml:space="preserve">on the transcript panel (</w:t>
             </w:r>
             <w:r>
               <w:rPr>
                 <w:rStyle w:val="VerbatimChar"/>
+                <w:lang w:val="en-US"/>
               </w:rPr>
               <w:t xml:space="preserve">Transcript.svelte:339</w:t>
             </w:r>
             <w:r>
+              <w:rPr>
+                <w:lang w:val="en-US"/>
+              </w:rPr>
               <w:t xml:space="preserve">);</w:t>
             </w:r>
             <w:r>
-              <w:t xml:space="preserve"> </w:t>
-            </w:r>
-            <w:r>
-              <w:rPr>
-                <w:rStyle w:val="VerbatimChar"/>
+              <w:rPr>
+                <w:lang w:val="en-US"/>
+              </w:rPr>
+              <w:t xml:space="preserve"> </w:t>
+            </w:r>
+            <w:r>
+              <w:rPr>
+                <w:rStyle w:val="VerbatimChar"/>
+                <w:lang w:val="en-US"/>
               </w:rPr>
               <w:t xml:space="preserve">role="search"</w:t>
             </w:r>
             <w:r>
-              <w:t xml:space="preserve"> </w:t>
-            </w:r>
-            <w:r>
+              <w:rPr>
+                <w:lang w:val="en-US"/>
+              </w:rPr>
+              <w:t xml:space="preserve"> </w:t>
+            </w:r>
+            <w:r>
+              <w:rPr>
+                <w:lang w:val="en-US"/>
+              </w:rPr>
               <w:t xml:space="preserve">on the search wrapper (</w:t>
             </w:r>
             <w:r>
               <w:rPr>
                 <w:rStyle w:val="VerbatimChar"/>
+                <w:lang w:val="en-US"/>
               </w:rPr>
               <w:t xml:space="preserve">Search.svelte:111</w:t>
             </w:r>
             <w:r>
+              <w:rPr>
+                <w:lang w:val="en-US"/>
+              </w:rPr>
               <w:t xml:space="preserve">);</w:t>
             </w:r>
             <w:r>
-              <w:t xml:space="preserve"> </w:t>
-            </w:r>
-            <w:r>
-              <w:rPr>
-                <w:rStyle w:val="VerbatimChar"/>
+              <w:rPr>
+                <w:lang w:val="en-US"/>
+              </w:rPr>
+              <w:t xml:space="preserve"> </w:t>
+            </w:r>
+            <w:r>
+              <w:rPr>
+                <w:rStyle w:val="VerbatimChar"/>
+                <w:lang w:val="en-US"/>
               </w:rPr>
               <w:t xml:space="preserve">nav</w:t>
             </w:r>
             <w:r>
-              <w:t xml:space="preserve"> </w:t>
-            </w:r>
-            <w:r>
+              <w:rPr>
+                <w:lang w:val="en-US"/>
+              </w:rPr>
+              <w:t xml:space="preserve"> </w:t>
+            </w:r>
+            <w:r>
+              <w:rPr>
+                <w:lang w:val="en-US"/>
+              </w:rPr>
               <w:t xml:space="preserve">with</w:t>
             </w:r>
             <w:r>
-              <w:t xml:space="preserve"> </w:t>
-            </w:r>
-            <w:r>
-              <w:rPr>
-                <w:rStyle w:val="VerbatimChar"/>
+              <w:rPr>
+                <w:lang w:val="en-US"/>
+              </w:rPr>
+              <w:t xml:space="preserve"> </w:t>
+            </w:r>
+            <w:r>
+              <w:rPr>
+                <w:rStyle w:val="VerbatimChar"/>
+                <w:lang w:val="en-US"/>
               </w:rPr>
               <w:t xml:space="preserve">aria-label</w:t>
             </w:r>
             <w:r>
-              <w:t xml:space="preserve"> </w:t>
-            </w:r>
-            <w:r>
+              <w:rPr>
+                <w:lang w:val="en-US"/>
+              </w:rPr>
+              <w:t xml:space="preserve"> </w:t>
+            </w:r>
+            <w:r>
+              <w:rPr>
+                <w:lang w:val="en-US"/>
+              </w:rPr>
               <w:t xml:space="preserve">on canvas navigation (</w:t>
             </w:r>
             <w:r>
               <w:rPr>
                 <w:rStyle w:val="VerbatimChar"/>
+                <w:lang w:val="en-US"/>
               </w:rPr>
               <w:t xml:space="preserve">CanvasNav.svelte:36</w:t>
             </w:r>
             <w:r>
+              <w:rPr>
+                <w:lang w:val="en-US"/>
+              </w:rPr>
               <w:t xml:space="preserve">);</w:t>
             </w:r>
             <w:r>
-              <w:t xml:space="preserve"> </w:t>
-            </w:r>
-            <w:r>
-              <w:rPr>
-                <w:rStyle w:val="VerbatimChar"/>
+              <w:rPr>
+                <w:lang w:val="en-US"/>
+              </w:rPr>
+              <w:t xml:space="preserve"> </w:t>
+            </w:r>
+            <w:r>
+              <w:rPr>
+                <w:rStyle w:val="VerbatimChar"/>
+                <w:lang w:val="en-US"/>
               </w:rPr>
               <w:t xml:space="preserve">aria-current="true"</w:t>
             </w:r>
             <w:r>
-              <w:t xml:space="preserve"> </w:t>
-            </w:r>
-            <w:r>
+              <w:rPr>
+                <w:lang w:val="en-US"/>
+              </w:rPr>
+              <w:t xml:space="preserve"> </w:t>
+            </w:r>
+            <w:r>
+              <w:rPr>
+                <w:lang w:val="en-US"/>
+              </w:rPr>
               <w:t xml:space="preserve">on the active segment and the active canvas. The segment list is a labelled</w:t>
             </w:r>
             <w:r>
-              <w:t xml:space="preserve"> </w:t>
-            </w:r>
-            <w:r>
-              <w:rPr>
-                <w:rStyle w:val="VerbatimChar"/>
+              <w:rPr>
+                <w:lang w:val="en-US"/>
+              </w:rPr>
+              <w:t xml:space="preserve"> </w:t>
+            </w:r>
+            <w:r>
+              <w:rPr>
+                <w:rStyle w:val="VerbatimChar"/>
+                <w:lang w:val="en-US"/>
               </w:rPr>
               <w:t xml:space="preserve">group</w:t>
             </w:r>
             <w:r>
-              <w:t xml:space="preserve"> </w:t>
-            </w:r>
-            <w:r>
+              <w:rPr>
+                <w:lang w:val="en-US"/>
+              </w:rPr>
+              <w:t xml:space="preserve"> </w:t>
+            </w:r>
+            <w:r>
+              <w:rPr>
+                <w:lang w:val="en-US"/>
+              </w:rPr>
               <w:t xml:space="preserve">rather than a</w:t>
             </w:r>
             <w:r>
-              <w:t xml:space="preserve"> </w:t>
-            </w:r>
-            <w:r>
-              <w:rPr>
-                <w:rStyle w:val="VerbatimChar"/>
+              <w:rPr>
+                <w:lang w:val="en-US"/>
+              </w:rPr>
+              <w:t xml:space="preserve"> </w:t>
+            </w:r>
+            <w:r>
+              <w:rPr>
+                <w:rStyle w:val="VerbatimChar"/>
+                <w:lang w:val="en-US"/>
               </w:rPr>
               <w:t xml:space="preserve">toolbar</w:t>
             </w:r>
             <w:r>
+              <w:rPr>
+                <w:lang w:val="en-US"/>
+              </w:rPr>
               <w:t xml:space="preserve">; the rationale is recorded in source above the container and in</w:t>
             </w:r>
             <w:r>
-              <w:t xml:space="preserve"> </w:t>
-            </w:r>
-            <w:r>
-              <w:rPr>
-                <w:rStyle w:val="VerbatimChar"/>
+              <w:rPr>
+                <w:lang w:val="en-US"/>
+              </w:rPr>
+              <w:t xml:space="preserve"> </w:t>
+            </w:r>
+            <w:r>
+              <w:rPr>
+                <w:rStyle w:val="VerbatimChar"/>
+                <w:lang w:val="en-US"/>
               </w:rPr>
               <w:t xml:space="preserve">README.md</w:t>
             </w:r>
             <w:r>
+              <w:rPr>
+                <w:lang w:val="en-US"/>
+              </w:rPr>
               <w:t xml:space="preserve">.</w:t>
             </w:r>
           </w:p>
@@ -1996,6 +2824,9 @@
               <w:pStyle w:val="Compact"/>
             </w:pPr>
             <w:r>
+              <w:rPr>
+                <w:lang w:val="en-US"/>
+              </w:rPr>
               <w:t xml:space="preserve">1.3.2 Meaningful Sequence</w:t>
             </w:r>
           </w:p>
@@ -2007,6 +2838,9 @@
               <w:pStyle w:val="Compact"/>
             </w:pPr>
             <w:r>
+              <w:rPr>
+                <w:lang w:val="en-US"/>
+              </w:rPr>
               <w:t xml:space="preserve">Supports</w:t>
             </w:r>
           </w:p>
@@ -2018,6 +2852,9 @@
               <w:pStyle w:val="Compact"/>
             </w:pPr>
             <w:r>
+              <w:rPr>
+                <w:lang w:val="en-US"/>
+              </w:rPr>
               <w:t xml:space="preserve">A single DOM order. No CSS reordering alters reading order.</w:t>
             </w:r>
           </w:p>
@@ -2034,6 +2871,9 @@
               <w:pStyle w:val="Compact"/>
             </w:pPr>
             <w:r>
+              <w:rPr>
+                <w:lang w:val="en-US"/>
+              </w:rPr>
               <w:t xml:space="preserve">1.3.3 Sensory Characteristics</w:t>
             </w:r>
           </w:p>
@@ -2045,6 +2885,9 @@
               <w:pStyle w:val="Compact"/>
             </w:pPr>
             <w:r>
+              <w:rPr>
+                <w:lang w:val="en-US"/>
+              </w:rPr>
               <w:t xml:space="preserve">Supports</w:t>
             </w:r>
           </w:p>
@@ -2056,6 +2899,9 @@
               <w:pStyle w:val="Compact"/>
             </w:pPr>
             <w:r>
+              <w:rPr>
+                <w:lang w:val="en-US"/>
+              </w:rPr>
               <w:t xml:space="preserve">No instruction references shape, size, visual location, orientation, or sound.</w:t>
             </w:r>
           </w:p>
@@ -2072,6 +2918,9 @@
               <w:pStyle w:val="Compact"/>
             </w:pPr>
             <w:r>
+              <w:rPr>
+                <w:lang w:val="en-US"/>
+              </w:rPr>
               <w:t xml:space="preserve">1.4.1 Use of Color</w:t>
             </w:r>
           </w:p>
@@ -2083,6 +2932,9 @@
               <w:pStyle w:val="Compact"/>
             </w:pPr>
             <w:r>
+              <w:rPr>
+                <w:lang w:val="en-US"/>
+              </w:rPr>
               <w:t xml:space="preserve">Supports</w:t>
             </w:r>
           </w:p>
@@ -2094,91 +2946,148 @@
               <w:pStyle w:val="Compact"/>
             </w:pPr>
             <w:r>
+              <w:rPr>
+                <w:lang w:val="en-US"/>
+              </w:rPr>
               <w:t xml:space="preserve">Active-segment and search-match state carry a 4px</w:t>
             </w:r>
             <w:r>
-              <w:t xml:space="preserve"> </w:t>
-            </w:r>
-            <w:r>
-              <w:rPr>
-                <w:rStyle w:val="VerbatimChar"/>
+              <w:rPr>
+                <w:lang w:val="en-US"/>
+              </w:rPr>
+              <w:t xml:space="preserve"> </w:t>
+            </w:r>
+            <w:r>
+              <w:rPr>
+                <w:rStyle w:val="VerbatimChar"/>
+                <w:lang w:val="en-US"/>
               </w:rPr>
               <w:t xml:space="preserve">border-inline-start</w:t>
             </w:r>
             <w:r>
-              <w:t xml:space="preserve"> </w:t>
-            </w:r>
-            <w:r>
+              <w:rPr>
+                <w:lang w:val="en-US"/>
+              </w:rPr>
+              <w:t xml:space="preserve"> </w:t>
+            </w:r>
+            <w:r>
+              <w:rPr>
+                <w:lang w:val="en-US"/>
+              </w:rPr>
               <w:t xml:space="preserve">indicator in addition to background color. The</w:t>
             </w:r>
             <w:r>
+              <w:rPr>
+                <w:lang w:val="en-US"/>
+              </w:rPr>
               <w:t xml:space="preserve"> </w:t>
             </w:r>
             <w:r>
               <w:rPr>
                 <w:b/>
                 <w:bCs/>
+                <w:lang w:val="en-US"/>
               </w:rPr>
               <w:t xml:space="preserve">current</w:t>
             </w:r>
             <w:r>
-              <w:t xml:space="preserve"> </w:t>
-            </w:r>
-            <w:r>
+              <w:rPr>
+                <w:lang w:val="en-US"/>
+              </w:rPr>
+              <w:t xml:space="preserve"> </w:t>
+            </w:r>
+            <w:r>
+              <w:rPr>
+                <w:lang w:val="en-US"/>
+              </w:rPr>
               <w:t xml:space="preserve">search match — the one the previous and next controls move to — additionally carries its own inset outline; until element build</w:t>
             </w:r>
             <w:r>
-              <w:t xml:space="preserve"> </w:t>
-            </w:r>
-            <w:r>
-              <w:rPr>
-                <w:rStyle w:val="VerbatimChar"/>
+              <w:rPr>
+                <w:lang w:val="en-US"/>
+              </w:rPr>
+              <w:t xml:space="preserve"> </w:t>
+            </w:r>
+            <w:r>
+              <w:rPr>
+                <w:rStyle w:val="VerbatimChar"/>
+                <w:lang w:val="en-US"/>
               </w:rPr>
               <w:t xml:space="preserve">6c7dc23</w:t>
             </w:r>
             <w:r>
-              <w:t xml:space="preserve"> </w:t>
-            </w:r>
-            <w:r>
+              <w:rPr>
+                <w:lang w:val="en-US"/>
+              </w:rPr>
+              <w:t xml:space="preserve"> </w:t>
+            </w:r>
+            <w:r>
+              <w:rPr>
+                <w:lang w:val="en-US"/>
+              </w:rPr>
               <w:t xml:space="preserve">it rendered identically to every other match, so activating those controls changed nothing a sighted user could perceive. The active canvas-nav control carries the same reserved-then-colored indicator as of element build</w:t>
             </w:r>
             <w:r>
-              <w:t xml:space="preserve"> </w:t>
-            </w:r>
-            <w:r>
-              <w:rPr>
-                <w:rStyle w:val="VerbatimChar"/>
+              <w:rPr>
+                <w:lang w:val="en-US"/>
+              </w:rPr>
+              <w:t xml:space="preserve"> </w:t>
+            </w:r>
+            <w:r>
+              <w:rPr>
+                <w:rStyle w:val="VerbatimChar"/>
+                <w:lang w:val="en-US"/>
               </w:rPr>
               <w:t xml:space="preserve">4741a70</w:t>
             </w:r>
             <w:r>
+              <w:rPr>
+                <w:lang w:val="en-US"/>
+              </w:rPr>
               <w:t xml:space="preserve">; before that build it was distinguished by its accent background alone.</w:t>
             </w:r>
             <w:r>
-              <w:t xml:space="preserve"> </w:t>
-            </w:r>
-            <w:r>
-              <w:rPr>
-                <w:rStyle w:val="VerbatimChar"/>
+              <w:rPr>
+                <w:lang w:val="en-US"/>
+              </w:rPr>
+              <w:t xml:space="preserve"> </w:t>
+            </w:r>
+            <w:r>
+              <w:rPr>
+                <w:rStyle w:val="VerbatimChar"/>
+                <w:lang w:val="en-US"/>
               </w:rPr>
               <w:t xml:space="preserve">aria-current</w:t>
             </w:r>
             <w:r>
-              <w:t xml:space="preserve"> </w:t>
-            </w:r>
-            <w:r>
+              <w:rPr>
+                <w:lang w:val="en-US"/>
+              </w:rPr>
+              <w:t xml:space="preserve"> </w:t>
+            </w:r>
+            <w:r>
+              <w:rPr>
+                <w:lang w:val="en-US"/>
+              </w:rPr>
               <w:t xml:space="preserve">is present throughout but is programmatic rather than a visual means and is not counted toward this row. Held by</w:t>
             </w:r>
             <w:r>
-              <w:t xml:space="preserve"> </w:t>
-            </w:r>
-            <w:r>
-              <w:rPr>
-                <w:rStyle w:val="VerbatimChar"/>
+              <w:rPr>
+                <w:lang w:val="en-US"/>
+              </w:rPr>
+              <w:t xml:space="preserve"> </w:t>
+            </w:r>
+            <w:r>
+              <w:rPr>
+                <w:rStyle w:val="VerbatimChar"/>
+                <w:lang w:val="en-US"/>
               </w:rPr>
               <w:t xml:space="preserve">src/element/element-a11y-tokens.test.ts</w:t>
             </w:r>
             <w:r>
+              <w:rPr>
+                <w:lang w:val="en-US"/>
+              </w:rPr>
               <w:t xml:space="preserve">.</w:t>
             </w:r>
           </w:p>
@@ -2195,6 +3104,9 @@
               <w:pStyle w:val="Compact"/>
             </w:pPr>
             <w:r>
+              <w:rPr>
+                <w:lang w:val="en-US"/>
+              </w:rPr>
               <w:t xml:space="preserve">1.4.2 Audio Control</w:t>
             </w:r>
           </w:p>
@@ -2206,6 +3118,9 @@
               <w:pStyle w:val="Compact"/>
             </w:pPr>
             <w:r>
+              <w:rPr>
+                <w:lang w:val="en-US"/>
+              </w:rPr>
               <w:t xml:space="preserve">Supports</w:t>
             </w:r>
           </w:p>
@@ -2219,13 +3134,20 @@
             <w:r>
               <w:rPr>
                 <w:rStyle w:val="VerbatimChar"/>
+                <w:lang w:val="en-US"/>
               </w:rPr>
               <w:t xml:space="preserve">autoplay</w:t>
             </w:r>
             <w:r>
-              <w:t xml:space="preserve"> </w:t>
-            </w:r>
-            <w:r>
+              <w:rPr>
+                <w:lang w:val="en-US"/>
+              </w:rPr>
+              <w:t xml:space="preserve"> </w:t>
+            </w:r>
+            <w:r>
+              <w:rPr>
+                <w:lang w:val="en-US"/>
+              </w:rPr>
               <w:t xml:space="preserve">is opt-in and defaults to false. Where it is used, the play control is the first control in the bar and provides pause. No volume control exists; pause satisfies this criterion.</w:t>
             </w:r>
           </w:p>
@@ -2242,6 +3164,9 @@
               <w:pStyle w:val="Compact"/>
             </w:pPr>
             <w:r>
+              <w:rPr>
+                <w:lang w:val="en-US"/>
+              </w:rPr>
               <w:t xml:space="preserve">2.1.1 Keyboard</w:t>
             </w:r>
           </w:p>
@@ -2253,6 +3178,9 @@
               <w:pStyle w:val="Compact"/>
             </w:pPr>
             <w:r>
+              <w:rPr>
+                <w:lang w:val="en-US"/>
+              </w:rPr>
               <w:t xml:space="preserve">Supports</w:t>
             </w:r>
           </w:p>
@@ -2264,107 +3192,169 @@
               <w:pStyle w:val="Compact"/>
             </w:pPr>
             <w:r>
+              <w:rPr>
+                <w:lang w:val="en-US"/>
+              </w:rPr>
               <w:t xml:space="preserve">Roving-tabindex transcript navigation with Arrow Up and Arrow Down (wrapping at the ends), Home, and End; segments carry</w:t>
             </w:r>
             <w:r>
-              <w:t xml:space="preserve"> </w:t>
-            </w:r>
-            <w:r>
-              <w:rPr>
-                <w:rStyle w:val="VerbatimChar"/>
+              <w:rPr>
+                <w:lang w:val="en-US"/>
+              </w:rPr>
+              <w:t xml:space="preserve"> </w:t>
+            </w:r>
+            <w:r>
+              <w:rPr>
+                <w:rStyle w:val="VerbatimChar"/>
+                <w:lang w:val="en-US"/>
               </w:rPr>
               <w:t xml:space="preserve">role="button"</w:t>
             </w:r>
             <w:r>
-              <w:t xml:space="preserve"> </w:t>
-            </w:r>
-            <w:r>
+              <w:rPr>
+                <w:lang w:val="en-US"/>
+              </w:rPr>
+              <w:t xml:space="preserve"> </w:t>
+            </w:r>
+            <w:r>
+              <w:rPr>
+                <w:lang w:val="en-US"/>
+              </w:rPr>
               <w:t xml:space="preserve">and handle Enter and Space explicitly (</w:t>
             </w:r>
             <w:r>
               <w:rPr>
                 <w:rStyle w:val="VerbatimChar"/>
+                <w:lang w:val="en-US"/>
               </w:rPr>
               <w:t xml:space="preserve">Segment.svelte:72</w:t>
             </w:r>
             <w:r>
+              <w:rPr>
+                <w:lang w:val="en-US"/>
+              </w:rPr>
               <w:t xml:space="preserve">, and</w:t>
             </w:r>
             <w:r>
-              <w:t xml:space="preserve"> </w:t>
-            </w:r>
-            <w:r>
-              <w:rPr>
-                <w:rStyle w:val="VerbatimChar"/>
+              <w:rPr>
+                <w:lang w:val="en-US"/>
+              </w:rPr>
+              <w:t xml:space="preserve"> </w:t>
+            </w:r>
+            <w:r>
+              <w:rPr>
+                <w:rStyle w:val="VerbatimChar"/>
+                <w:lang w:val="en-US"/>
               </w:rPr>
               <w:t xml:space="preserve">TranscriptSegments.svelte:256</w:t>
             </w:r>
             <w:r>
-              <w:t xml:space="preserve"> </w:t>
-            </w:r>
-            <w:r>
+              <w:rPr>
+                <w:lang w:val="en-US"/>
+              </w:rPr>
+              <w:t xml:space="preserve"> </w:t>
+            </w:r>
+            <w:r>
+              <w:rPr>
+                <w:lang w:val="en-US"/>
+              </w:rPr>
               <w:t xml:space="preserve">for snippet consumers); arrow, Home and End movement lives in</w:t>
             </w:r>
             <w:r>
-              <w:t xml:space="preserve"> </w:t>
-            </w:r>
-            <w:r>
-              <w:rPr>
-                <w:rStyle w:val="VerbatimChar"/>
+              <w:rPr>
+                <w:lang w:val="en-US"/>
+              </w:rPr>
+              <w:t xml:space="preserve"> </w:t>
+            </w:r>
+            <w:r>
+              <w:rPr>
+                <w:rStyle w:val="VerbatimChar"/>
+                <w:lang w:val="en-US"/>
               </w:rPr>
               <w:t xml:space="preserve">src/lib/transcript/keyboardNav.ts</w:t>
             </w:r>
             <w:r>
+              <w:rPr>
+                <w:lang w:val="en-US"/>
+              </w:rPr>
               <w:t xml:space="preserve">. Progress is a native</w:t>
             </w:r>
             <w:r>
-              <w:t xml:space="preserve"> </w:t>
-            </w:r>
-            <w:r>
-              <w:rPr>
-                <w:rStyle w:val="VerbatimChar"/>
+              <w:rPr>
+                <w:lang w:val="en-US"/>
+              </w:rPr>
+              <w:t xml:space="preserve"> </w:t>
+            </w:r>
+            <w:r>
+              <w:rPr>
+                <w:rStyle w:val="VerbatimChar"/>
+                <w:lang w:val="en-US"/>
               </w:rPr>
               <w:t xml:space="preserve">input type="range"</w:t>
             </w:r>
             <w:r>
+              <w:rPr>
+                <w:lang w:val="en-US"/>
+              </w:rPr>
               <w:t xml:space="preserve">, Speed a native</w:t>
             </w:r>
             <w:r>
-              <w:t xml:space="preserve"> </w:t>
-            </w:r>
-            <w:r>
-              <w:rPr>
-                <w:rStyle w:val="VerbatimChar"/>
+              <w:rPr>
+                <w:lang w:val="en-US"/>
+              </w:rPr>
+              <w:t xml:space="preserve"> </w:t>
+            </w:r>
+            <w:r>
+              <w:rPr>
+                <w:rStyle w:val="VerbatimChar"/>
+                <w:lang w:val="en-US"/>
               </w:rPr>
               <w:t xml:space="preserve">&lt;select&gt;</w:t>
             </w:r>
             <w:r>
+              <w:rPr>
+                <w:lang w:val="en-US"/>
+              </w:rPr>
               <w:t xml:space="preserve">, and every other control a native</w:t>
             </w:r>
             <w:r>
-              <w:t xml:space="preserve"> </w:t>
-            </w:r>
-            <w:r>
-              <w:rPr>
-                <w:rStyle w:val="VerbatimChar"/>
+              <w:rPr>
+                <w:lang w:val="en-US"/>
+              </w:rPr>
+              <w:t xml:space="preserve"> </w:t>
+            </w:r>
+            <w:r>
+              <w:rPr>
+                <w:rStyle w:val="VerbatimChar"/>
+                <w:lang w:val="en-US"/>
               </w:rPr>
               <w:t xml:space="preserve">&lt;button&gt;</w:t>
             </w:r>
             <w:r>
+              <w:rPr>
+                <w:lang w:val="en-US"/>
+              </w:rPr>
               <w:t xml:space="preserve">. Arrow, Home and End movement is confirmed in</w:t>
             </w:r>
             <w:r>
+              <w:rPr>
+                <w:lang w:val="en-US"/>
+              </w:rPr>
               <w:t xml:space="preserve"> </w:t>
             </w:r>
             <w:hyperlink r:id="rId18">
               <w:r>
                 <w:rPr>
                   <w:rStyle w:val="VerbatimChar"/>
+                  <w:lang w:val="en-US"/>
                 </w:rPr>
                 <w:t xml:space="preserve">keyboard-walkthrough.md</w:t>
               </w:r>
             </w:hyperlink>
             <w:r>
+              <w:rPr>
+                <w:lang w:val="en-US"/>
+              </w:rPr>
               <w:t xml:space="preserve">; the Enter and Space activation checks (steps 7 and 8) and the control-bar order check (step 2) are blank there, pending a browser carrying an H.264 decoder. No defect is known in either path.</w:t>
             </w:r>
           </w:p>
@@ -2381,6 +3371,9 @@
               <w:pStyle w:val="Compact"/>
             </w:pPr>
             <w:r>
+              <w:rPr>
+                <w:lang w:val="en-US"/>
+              </w:rPr>
               <w:t xml:space="preserve">2.1.2 No Keyboard Trap</w:t>
             </w:r>
           </w:p>
@@ -2392,6 +3385,9 @@
               <w:pStyle w:val="Compact"/>
             </w:pPr>
             <w:r>
+              <w:rPr>
+                <w:lang w:val="en-US"/>
+              </w:rPr>
               <w:t xml:space="preserve">Supports</w:t>
             </w:r>
           </w:p>
@@ -2403,20 +3399,30 @@
               <w:pStyle w:val="Compact"/>
             </w:pPr>
             <w:r>
+              <w:rPr>
+                <w:lang w:val="en-US"/>
+              </w:rPr>
               <w:t xml:space="preserve">Confirmed in</w:t>
             </w:r>
             <w:r>
+              <w:rPr>
+                <w:lang w:val="en-US"/>
+              </w:rPr>
               <w:t xml:space="preserve"> </w:t>
             </w:r>
             <w:hyperlink r:id="rId18">
               <w:r>
                 <w:rPr>
                   <w:rStyle w:val="VerbatimChar"/>
+                  <w:lang w:val="en-US"/>
                 </w:rPr>
                 <w:t xml:space="preserve">keyboard-walkthrough.md</w:t>
               </w:r>
             </w:hyperlink>
             <w:r>
+              <w:rPr>
+                <w:lang w:val="en-US"/>
+              </w:rPr>
               <w:t xml:space="preserve">, steps 10 and 11. Tab from a focused transcript segment leaves the shadow tree for the next element on the host page; Shift+Tab re-enters at the same position. The shadow boundary does not capture focus in either direction.</w:t>
             </w:r>
           </w:p>
@@ -2433,6 +3439,9 @@
               <w:pStyle w:val="Compact"/>
             </w:pPr>
             <w:r>
+              <w:rPr>
+                <w:lang w:val="en-US"/>
+              </w:rPr>
               <w:t xml:space="preserve">2.1.4 Character Key Shortcuts</w:t>
             </w:r>
           </w:p>
@@ -2444,6 +3453,9 @@
               <w:pStyle w:val="Compact"/>
             </w:pPr>
             <w:r>
+              <w:rPr>
+                <w:lang w:val="en-US"/>
+              </w:rPr>
               <w:t xml:space="preserve">Supports</w:t>
             </w:r>
           </w:p>
@@ -2455,6 +3467,9 @@
               <w:pStyle w:val="Compact"/>
             </w:pPr>
             <w:r>
+              <w:rPr>
+                <w:lang w:val="en-US"/>
+              </w:rPr>
               <w:t xml:space="preserve">No single-character shortcuts exist. Arrow, Home, and End apply only while focus is inside the segment-list container, which is the standard composite-widget exemption.</w:t>
             </w:r>
           </w:p>
@@ -2471,6 +3486,9 @@
               <w:pStyle w:val="Compact"/>
             </w:pPr>
             <w:r>
+              <w:rPr>
+                <w:lang w:val="en-US"/>
+              </w:rPr>
               <w:t xml:space="preserve">2.2.1 Timing Adjustable</w:t>
             </w:r>
           </w:p>
@@ -2482,6 +3500,9 @@
               <w:pStyle w:val="Compact"/>
             </w:pPr>
             <w:r>
+              <w:rPr>
+                <w:lang w:val="en-US"/>
+              </w:rPr>
               <w:t xml:space="preserve">Not Applicable</w:t>
             </w:r>
           </w:p>
@@ -2493,6 +3514,9 @@
               <w:pStyle w:val="Compact"/>
             </w:pPr>
             <w:r>
+              <w:rPr>
+                <w:lang w:val="en-US"/>
+              </w:rPr>
               <w:t xml:space="preserve">The component imposes no time limit or session timeout.</w:t>
             </w:r>
           </w:p>
@@ -2509,6 +3533,9 @@
               <w:pStyle w:val="Compact"/>
             </w:pPr>
             <w:r>
+              <w:rPr>
+                <w:lang w:val="en-US"/>
+              </w:rPr>
               <w:t xml:space="preserve">2.2.2 Pause, Stop, Hide</w:t>
             </w:r>
           </w:p>
@@ -2520,6 +3547,9 @@
               <w:pStyle w:val="Compact"/>
             </w:pPr>
             <w:r>
+              <w:rPr>
+                <w:lang w:val="en-US"/>
+              </w:rPr>
               <w:t xml:space="preserve">Supports</w:t>
             </w:r>
           </w:p>
@@ -2531,21 +3561,34 @@
               <w:pStyle w:val="Compact"/>
             </w:pPr>
             <w:r>
+              <w:rPr>
+                <w:lang w:val="en-US"/>
+              </w:rPr>
               <w:t xml:space="preserve">An independent auto-scroll pause control in the transcript panel provides the required mechanism.</w:t>
             </w:r>
             <w:r>
-              <w:t xml:space="preserve"> </w:t>
-            </w:r>
-            <w:r>
-              <w:rPr>
-                <w:rStyle w:val="VerbatimChar"/>
+              <w:rPr>
+                <w:lang w:val="en-US"/>
+              </w:rPr>
+              <w:t xml:space="preserve"> </w:t>
+            </w:r>
+            <w:r>
+              <w:rPr>
+                <w:rStyle w:val="VerbatimChar"/>
+                <w:lang w:val="en-US"/>
               </w:rPr>
               <w:t xml:space="preserve">prefers-reduced-motion: reduce</w:t>
             </w:r>
             <w:r>
-              <w:t xml:space="preserve"> </w:t>
-            </w:r>
-            <w:r>
+              <w:rPr>
+                <w:lang w:val="en-US"/>
+              </w:rPr>
+              <w:t xml:space="preserve"> </w:t>
+            </w:r>
+            <w:r>
+              <w:rPr>
+                <w:lang w:val="en-US"/>
+              </w:rPr>
               <w:t xml:space="preserve">is honored in every scroll path irrespective of that control's state, and pausing the media stops the scroll. While the control is active it also suppresses auto-scroll after seek-driven navigation, which is documented and accepted behavior.</w:t>
             </w:r>
           </w:p>
@@ -2562,6 +3605,9 @@
               <w:pStyle w:val="Compact"/>
             </w:pPr>
             <w:r>
+              <w:rPr>
+                <w:lang w:val="en-US"/>
+              </w:rPr>
               <w:t xml:space="preserve">2.3.1 Three Flashes or Below Threshold</w:t>
             </w:r>
           </w:p>
@@ -2573,15 +3619,22 @@
               <w:pStyle w:val="Compact"/>
             </w:pPr>
             <w:r>
+              <w:rPr>
+                <w:lang w:val="en-US"/>
+              </w:rPr>
               <w:t xml:space="preserve">Supports</w:t>
             </w:r>
             <w:r>
+              <w:rPr>
+                <w:lang w:val="en-US"/>
+              </w:rPr>
               <w:t xml:space="preserve"> </w:t>
             </w:r>
             <w:r>
               <w:rPr>
                 <w:i/>
                 <w:iCs/>
+                <w:lang w:val="en-US"/>
               </w:rPr>
               <w:t xml:space="preserve">(component)</w:t>
             </w:r>
@@ -2594,6 +3647,9 @@
               <w:pStyle w:val="Compact"/>
             </w:pPr>
             <w:r>
+              <w:rPr>
+                <w:lang w:val="en-US"/>
+              </w:rPr>
               <w:t xml:space="preserve">No flashing occurs in component chrome. Manifest media content is the publisher's responsibility; see the content responsibility note.</w:t>
             </w:r>
           </w:p>
@@ -2610,6 +3666,9 @@
               <w:pStyle w:val="Compact"/>
             </w:pPr>
             <w:r>
+              <w:rPr>
+                <w:lang w:val="en-US"/>
+              </w:rPr>
               <w:t xml:space="preserve">2.4.1 Bypass Blocks</w:t>
             </w:r>
           </w:p>
@@ -2621,6 +3680,9 @@
               <w:pStyle w:val="Compact"/>
             </w:pPr>
             <w:r>
+              <w:rPr>
+                <w:lang w:val="en-US"/>
+              </w:rPr>
               <w:t xml:space="preserve">Not Applicable</w:t>
             </w:r>
           </w:p>
@@ -2632,6 +3694,9 @@
               <w:pStyle w:val="Compact"/>
             </w:pPr>
             <w:r>
+              <w:rPr>
+                <w:lang w:val="en-US"/>
+              </w:rPr>
               <w:t xml:space="preserve">Page-level. The component does not control the surrounding page's landmark or skip-link structure.</w:t>
             </w:r>
           </w:p>
@@ -2648,6 +3713,9 @@
               <w:pStyle w:val="Compact"/>
             </w:pPr>
             <w:r>
+              <w:rPr>
+                <w:lang w:val="en-US"/>
+              </w:rPr>
               <w:t xml:space="preserve">2.4.2 Page Titled</w:t>
             </w:r>
           </w:p>
@@ -2659,6 +3727,9 @@
               <w:pStyle w:val="Compact"/>
             </w:pPr>
             <w:r>
+              <w:rPr>
+                <w:lang w:val="en-US"/>
+              </w:rPr>
               <w:t xml:space="preserve">Not Applicable</w:t>
             </w:r>
           </w:p>
@@ -2670,18 +3741,28 @@
               <w:pStyle w:val="Compact"/>
             </w:pPr>
             <w:r>
+              <w:rPr>
+                <w:lang w:val="en-US"/>
+              </w:rPr>
               <w:t xml:space="preserve">Page-level. The component does not set</w:t>
             </w:r>
             <w:r>
-              <w:t xml:space="preserve"> </w:t>
-            </w:r>
-            <w:r>
-              <w:rPr>
-                <w:rStyle w:val="VerbatimChar"/>
+              <w:rPr>
+                <w:lang w:val="en-US"/>
+              </w:rPr>
+              <w:t xml:space="preserve"> </w:t>
+            </w:r>
+            <w:r>
+              <w:rPr>
+                <w:rStyle w:val="VerbatimChar"/>
+                <w:lang w:val="en-US"/>
               </w:rPr>
               <w:t xml:space="preserve">document.title</w:t>
             </w:r>
             <w:r>
+              <w:rPr>
+                <w:lang w:val="en-US"/>
+              </w:rPr>
               <w:t xml:space="preserve">.</w:t>
             </w:r>
           </w:p>
@@ -2698,6 +3779,9 @@
               <w:pStyle w:val="Compact"/>
             </w:pPr>
             <w:r>
+              <w:rPr>
+                <w:lang w:val="en-US"/>
+              </w:rPr>
               <w:t xml:space="preserve">2.4.3 Focus Order</w:t>
             </w:r>
           </w:p>
@@ -2709,6 +3793,9 @@
               <w:pStyle w:val="Compact"/>
             </w:pPr>
             <w:r>
+              <w:rPr>
+                <w:lang w:val="en-US"/>
+              </w:rPr>
               <w:t xml:space="preserve">Supports</w:t>
             </w:r>
           </w:p>
@@ -2720,23 +3807,36 @@
               <w:pStyle w:val="Compact"/>
             </w:pPr>
             <w:r>
+              <w:rPr>
+                <w:lang w:val="en-US"/>
+              </w:rPr>
               <w:t xml:space="preserve">Confirmed in</w:t>
             </w:r>
             <w:r>
+              <w:rPr>
+                <w:lang w:val="en-US"/>
+              </w:rPr>
               <w:t xml:space="preserve"> </w:t>
             </w:r>
             <w:hyperlink r:id="rId18">
               <w:r>
                 <w:rPr>
                   <w:rStyle w:val="VerbatimChar"/>
+                  <w:lang w:val="en-US"/>
                 </w:rPr>
                 <w:t xml:space="preserve">keyboard-walkthrough.md</w:t>
               </w:r>
             </w:hyperlink>
             <w:r>
-              <w:t xml:space="preserve"> </w:t>
-            </w:r>
-            <w:r>
+              <w:rPr>
+                <w:lang w:val="en-US"/>
+              </w:rPr>
+              <w:t xml:space="preserve"> </w:t>
+            </w:r>
+            <w:r>
+              <w:rPr>
+                <w:lang w:val="en-US"/>
+              </w:rPr>
               <w:t xml:space="preserve">for the conditions of highest risk: Tab entry into the shadow tree; exactly one roving-tabindex stop among 107 segments; Tab leaving the panel rather than traversing it segment by segment; Shift+Tab mirroring that; and, across a canvas change in both directions, the entry point resetting to the new canvas's first segment rather than retaining a reference to the previous canvas. Two checks remain unconfirmed and are named rather than assumed: the full control-bar tab order (the automated run had the media-dependent controls disabled) and the reverse traversal of the control bar. DOM order is single and is not reordered by CSS.</w:t>
             </w:r>
           </w:p>
@@ -2753,6 +3853,9 @@
               <w:pStyle w:val="Compact"/>
             </w:pPr>
             <w:r>
+              <w:rPr>
+                <w:lang w:val="en-US"/>
+              </w:rPr>
               <w:t xml:space="preserve">2.4.4 Link Purpose (In Context)</w:t>
             </w:r>
           </w:p>
@@ -2764,6 +3867,9 @@
               <w:pStyle w:val="Compact"/>
             </w:pPr>
             <w:r>
+              <w:rPr>
+                <w:lang w:val="en-US"/>
+              </w:rPr>
               <w:t xml:space="preserve">Not Applicable</w:t>
             </w:r>
           </w:p>
@@ -2775,21 +3881,34 @@
               <w:pStyle w:val="Compact"/>
             </w:pPr>
             <w:r>
+              <w:rPr>
+                <w:lang w:val="en-US"/>
+              </w:rPr>
               <w:t xml:space="preserve">No</w:t>
             </w:r>
             <w:r>
-              <w:t xml:space="preserve"> </w:t>
-            </w:r>
-            <w:r>
-              <w:rPr>
-                <w:rStyle w:val="VerbatimChar"/>
+              <w:rPr>
+                <w:lang w:val="en-US"/>
+              </w:rPr>
+              <w:t xml:space="preserve"> </w:t>
+            </w:r>
+            <w:r>
+              <w:rPr>
+                <w:rStyle w:val="VerbatimChar"/>
+                <w:lang w:val="en-US"/>
               </w:rPr>
               <w:t xml:space="preserve">&lt;a&gt;</w:t>
             </w:r>
             <w:r>
-              <w:t xml:space="preserve"> </w:t>
-            </w:r>
-            <w:r>
+              <w:rPr>
+                <w:lang w:val="en-US"/>
+              </w:rPr>
+              <w:t xml:space="preserve"> </w:t>
+            </w:r>
+            <w:r>
+              <w:rPr>
+                <w:lang w:val="en-US"/>
+              </w:rPr>
               <w:t xml:space="preserve">element exists in the shipped composition. Transcript text renders as escaped plain text.</w:t>
             </w:r>
           </w:p>
@@ -2806,6 +3925,9 @@
               <w:pStyle w:val="Compact"/>
             </w:pPr>
             <w:r>
+              <w:rPr>
+                <w:lang w:val="en-US"/>
+              </w:rPr>
               <w:t xml:space="preserve">2.5.1 Pointer Gestures</w:t>
             </w:r>
           </w:p>
@@ -2817,6 +3939,9 @@
               <w:pStyle w:val="Compact"/>
             </w:pPr>
             <w:r>
+              <w:rPr>
+                <w:lang w:val="en-US"/>
+              </w:rPr>
               <w:t xml:space="preserve">Supports</w:t>
             </w:r>
           </w:p>
@@ -2828,6 +3953,9 @@
               <w:pStyle w:val="Compact"/>
             </w:pPr>
             <w:r>
+              <w:rPr>
+                <w:lang w:val="en-US"/>
+              </w:rPr>
               <w:t xml:space="preserve">No path-based or multipoint gestures. The range input is the only drag interaction and is fully keyboard-operable.</w:t>
             </w:r>
           </w:p>
@@ -2844,6 +3972,9 @@
               <w:pStyle w:val="Compact"/>
             </w:pPr>
             <w:r>
+              <w:rPr>
+                <w:lang w:val="en-US"/>
+              </w:rPr>
               <w:t xml:space="preserve">2.5.2 Pointer Cancellation</w:t>
             </w:r>
           </w:p>
@@ -2858,16 +3989,21 @@
               <w:rPr>
                 <w:b/>
                 <w:bCs/>
+                <w:lang w:val="en-US"/>
               </w:rPr>
               <w:t xml:space="preserve">Not Evaluated</w:t>
             </w:r>
             <w:r>
+              <w:rPr>
+                <w:lang w:val="en-US"/>
+              </w:rPr>
               <w:t xml:space="preserve"> </w:t>
             </w:r>
             <w:r>
               <w:rPr>
                 <w:i/>
                 <w:iCs/>
+                <w:lang w:val="en-US"/>
               </w:rPr>
               <w:t xml:space="preserve">(declared deviation)</w:t>
             </w:r>
@@ -2880,33 +4016,53 @@
               <w:pStyle w:val="Compact"/>
             </w:pPr>
             <w:r>
+              <w:rPr>
+                <w:lang w:val="en-US"/>
+              </w:rPr>
               <w:t xml:space="preserve">Activation occurs on</w:t>
             </w:r>
             <w:r>
-              <w:t xml:space="preserve"> </w:t>
-            </w:r>
-            <w:r>
-              <w:rPr>
-                <w:rStyle w:val="VerbatimChar"/>
+              <w:rPr>
+                <w:lang w:val="en-US"/>
+              </w:rPr>
+              <w:t xml:space="preserve"> </w:t>
+            </w:r>
+            <w:r>
+              <w:rPr>
+                <w:rStyle w:val="VerbatimChar"/>
+                <w:lang w:val="en-US"/>
               </w:rPr>
               <w:t xml:space="preserve">click</w:t>
             </w:r>
             <w:r>
+              <w:rPr>
+                <w:lang w:val="en-US"/>
+              </w:rPr>
               <w:t xml:space="preserve">, which is an up-event and is the behavior this criterion requires;</w:t>
             </w:r>
             <w:r>
-              <w:t xml:space="preserve"> </w:t>
-            </w:r>
-            <w:r>
-              <w:rPr>
-                <w:rStyle w:val="VerbatimChar"/>
+              <w:rPr>
+                <w:lang w:val="en-US"/>
+              </w:rPr>
+              <w:t xml:space="preserve"> </w:t>
+            </w:r>
+            <w:r>
+              <w:rPr>
+                <w:rStyle w:val="VerbatimChar"/>
+                <w:lang w:val="en-US"/>
               </w:rPr>
               <w:t xml:space="preserve">keydown</w:t>
             </w:r>
             <w:r>
-              <w:t xml:space="preserve"> </w:t>
-            </w:r>
-            <w:r>
+              <w:rPr>
+                <w:lang w:val="en-US"/>
+              </w:rPr>
+              <w:t xml:space="preserve"> </w:t>
+            </w:r>
+            <w:r>
+              <w:rPr>
+                <w:lang w:val="en-US"/>
+              </w:rPr>
               <w:t xml:space="preserve">activation is keyboard rather than single-pointer input and is out of scope here. The risk from source is low, but no evaluation has been performed and no committed script covers it.</w:t>
             </w:r>
           </w:p>
@@ -2923,6 +4079,9 @@
               <w:pStyle w:val="Compact"/>
             </w:pPr>
             <w:r>
+              <w:rPr>
+                <w:lang w:val="en-US"/>
+              </w:rPr>
               <w:t xml:space="preserve">2.5.3 Label in Name</w:t>
             </w:r>
           </w:p>
@@ -2934,6 +4093,9 @@
               <w:pStyle w:val="Compact"/>
             </w:pPr>
             <w:r>
+              <w:rPr>
+                <w:lang w:val="en-US"/>
+              </w:rPr>
               <w:t xml:space="preserve">Partially Supports</w:t>
             </w:r>
           </w:p>
@@ -2945,117 +4107,186 @@
               <w:pStyle w:val="Compact"/>
             </w:pPr>
             <w:r>
+              <w:rPr>
+                <w:lang w:val="en-US"/>
+              </w:rPr>
               <w:t xml:space="preserve">Three controls render visible text that their accessible name does not contain, leaving a speech-input user without a visible string to speak: the two skip controls show</w:t>
             </w:r>
             <w:r>
-              <w:t xml:space="preserve"> </w:t>
-            </w:r>
-            <w:r>
-              <w:rPr>
-                <w:rStyle w:val="VerbatimChar"/>
+              <w:rPr>
+                <w:lang w:val="en-US"/>
+              </w:rPr>
+              <w:t xml:space="preserve"> </w:t>
+            </w:r>
+            <w:r>
+              <w:rPr>
+                <w:rStyle w:val="VerbatimChar"/>
+                <w:lang w:val="en-US"/>
               </w:rPr>
               <w:t xml:space="preserve">+30s</w:t>
             </w:r>
             <w:r>
-              <w:t xml:space="preserve"> </w:t>
-            </w:r>
-            <w:r>
+              <w:rPr>
+                <w:lang w:val="en-US"/>
+              </w:rPr>
+              <w:t xml:space="preserve"> </w:t>
+            </w:r>
+            <w:r>
+              <w:rPr>
+                <w:lang w:val="en-US"/>
+              </w:rPr>
               <w:t xml:space="preserve">and</w:t>
             </w:r>
             <w:r>
-              <w:t xml:space="preserve"> </w:t>
-            </w:r>
-            <w:r>
-              <w:rPr>
-                <w:rStyle w:val="VerbatimChar"/>
+              <w:rPr>
+                <w:lang w:val="en-US"/>
+              </w:rPr>
+              <w:t xml:space="preserve"> </w:t>
+            </w:r>
+            <w:r>
+              <w:rPr>
+                <w:rStyle w:val="VerbatimChar"/>
+                <w:lang w:val="en-US"/>
               </w:rPr>
               <w:t xml:space="preserve">-10s</w:t>
             </w:r>
             <w:r>
-              <w:t xml:space="preserve"> </w:t>
-            </w:r>
-            <w:r>
+              <w:rPr>
+                <w:lang w:val="en-US"/>
+              </w:rPr>
+              <w:t xml:space="preserve"> </w:t>
+            </w:r>
+            <w:r>
+              <w:rPr>
+                <w:lang w:val="en-US"/>
+              </w:rPr>
               <w:t xml:space="preserve">(</w:t>
             </w:r>
             <w:r>
               <w:rPr>
                 <w:rStyle w:val="VerbatimChar"/>
+                <w:lang w:val="en-US"/>
               </w:rPr>
               <w:t xml:space="preserve">Skip.svelte:19</w:t>
             </w:r>
             <w:r>
+              <w:rPr>
+                <w:lang w:val="en-US"/>
+              </w:rPr>
               <w:t xml:space="preserve">) under the names "Skip forward 30 seconds" and "Skip back 10 seconds" (</w:t>
             </w:r>
             <w:r>
               <w:rPr>
                 <w:rStyle w:val="VerbatimChar"/>
+                <w:lang w:val="en-US"/>
               </w:rPr>
               <w:t xml:space="preserve">Skip.svelte:21-23</w:t>
             </w:r>
             <w:r>
+              <w:rPr>
+                <w:lang w:val="en-US"/>
+              </w:rPr>
               <w:t xml:space="preserve">), and the captions control shows</w:t>
             </w:r>
             <w:r>
-              <w:t xml:space="preserve"> </w:t>
-            </w:r>
-            <w:r>
-              <w:rPr>
-                <w:rStyle w:val="VerbatimChar"/>
+              <w:rPr>
+                <w:lang w:val="en-US"/>
+              </w:rPr>
+              <w:t xml:space="preserve"> </w:t>
+            </w:r>
+            <w:r>
+              <w:rPr>
+                <w:rStyle w:val="VerbatimChar"/>
+                <w:lang w:val="en-US"/>
               </w:rPr>
               <w:t xml:space="preserve">CC</w:t>
             </w:r>
             <w:r>
-              <w:t xml:space="preserve"> </w:t>
-            </w:r>
-            <w:r>
+              <w:rPr>
+                <w:lang w:val="en-US"/>
+              </w:rPr>
+              <w:t xml:space="preserve"> </w:t>
+            </w:r>
+            <w:r>
+              <w:rPr>
+                <w:lang w:val="en-US"/>
+              </w:rPr>
               <w:t xml:space="preserve">(</w:t>
             </w:r>
             <w:r>
               <w:rPr>
                 <w:rStyle w:val="VerbatimChar"/>
+                <w:lang w:val="en-US"/>
               </w:rPr>
               <w:t xml:space="preserve">Captions.svelte:37</w:t>
             </w:r>
             <w:r>
+              <w:rPr>
+                <w:lang w:val="en-US"/>
+              </w:rPr>
               <w:t xml:space="preserve">) under "Toggle captions" (</w:t>
             </w:r>
             <w:r>
               <w:rPr>
                 <w:rStyle w:val="VerbatimChar"/>
+                <w:lang w:val="en-US"/>
               </w:rPr>
               <w:t xml:space="preserve">Captions.svelte:33</w:t>
             </w:r>
             <w:r>
+              <w:rPr>
+                <w:lang w:val="en-US"/>
+              </w:rPr>
               <w:t xml:space="preserve">). Two further cases are arguable and are not counted: the speed</w:t>
             </w:r>
             <w:r>
-              <w:t xml:space="preserve"> </w:t>
-            </w:r>
-            <w:r>
-              <w:rPr>
-                <w:rStyle w:val="VerbatimChar"/>
+              <w:rPr>
+                <w:lang w:val="en-US"/>
+              </w:rPr>
+              <w:t xml:space="preserve"> </w:t>
+            </w:r>
+            <w:r>
+              <w:rPr>
+                <w:rStyle w:val="VerbatimChar"/>
+                <w:lang w:val="en-US"/>
               </w:rPr>
               <w:t xml:space="preserve">&lt;select&gt;</w:t>
             </w:r>
             <w:r>
-              <w:t xml:space="preserve"> </w:t>
-            </w:r>
-            <w:r>
+              <w:rPr>
+                <w:lang w:val="en-US"/>
+              </w:rPr>
+              <w:t xml:space="preserve"> </w:t>
+            </w:r>
+            <w:r>
+              <w:rPr>
+                <w:lang w:val="en-US"/>
+              </w:rPr>
               <w:t xml:space="preserve">is named "Playback speed" while its visible strings are option values rather than a label, and Time is a</w:t>
             </w:r>
             <w:r>
-              <w:t xml:space="preserve"> </w:t>
-            </w:r>
-            <w:r>
-              <w:rPr>
-                <w:rStyle w:val="VerbatimChar"/>
+              <w:rPr>
+                <w:lang w:val="en-US"/>
+              </w:rPr>
+              <w:t xml:space="preserve"> </w:t>
+            </w:r>
+            <w:r>
+              <w:rPr>
+                <w:rStyle w:val="VerbatimChar"/>
+                <w:lang w:val="en-US"/>
               </w:rPr>
               <w:t xml:space="preserve">role="timer"</w:t>
             </w:r>
             <w:r>
-              <w:t xml:space="preserve"> </w:t>
-            </w:r>
-            <w:r>
+              <w:rPr>
+                <w:lang w:val="en-US"/>
+              </w:rPr>
+              <w:t xml:space="preserve"> </w:t>
+            </w:r>
+            <w:r>
+              <w:rPr>
+                <w:lang w:val="en-US"/>
+              </w:rPr>
               <w:t xml:space="preserve">rather than an operable component. Not remediated in this release.</w:t>
             </w:r>
           </w:p>
@@ -3072,6 +4303,9 @@
               <w:pStyle w:val="Compact"/>
             </w:pPr>
             <w:r>
+              <w:rPr>
+                <w:lang w:val="en-US"/>
+              </w:rPr>
               <w:t xml:space="preserve">2.5.4 Motion Actuation</w:t>
             </w:r>
           </w:p>
@@ -3083,6 +4317,9 @@
               <w:pStyle w:val="Compact"/>
             </w:pPr>
             <w:r>
+              <w:rPr>
+                <w:lang w:val="en-US"/>
+              </w:rPr>
               <w:t xml:space="preserve">Not Applicable</w:t>
             </w:r>
           </w:p>
@@ -3094,6 +4331,9 @@
               <w:pStyle w:val="Compact"/>
             </w:pPr>
             <w:r>
+              <w:rPr>
+                <w:lang w:val="en-US"/>
+              </w:rPr>
               <w:t xml:space="preserve">No device-motion or user-motion input is used.</w:t>
             </w:r>
           </w:p>
@@ -3110,6 +4350,9 @@
               <w:pStyle w:val="Compact"/>
             </w:pPr>
             <w:r>
+              <w:rPr>
+                <w:lang w:val="en-US"/>
+              </w:rPr>
               <w:t xml:space="preserve">3.1.1 Language of Page</w:t>
             </w:r>
           </w:p>
@@ -3121,6 +4364,9 @@
               <w:pStyle w:val="Compact"/>
             </w:pPr>
             <w:r>
+              <w:rPr>
+                <w:lang w:val="en-US"/>
+              </w:rPr>
               <w:t xml:space="preserve">Not Applicable</w:t>
             </w:r>
           </w:p>
@@ -3132,21 +4378,34 @@
               <w:pStyle w:val="Compact"/>
             </w:pPr>
             <w:r>
+              <w:rPr>
+                <w:lang w:val="en-US"/>
+              </w:rPr>
               <w:t xml:space="preserve">Page-level.</w:t>
             </w:r>
             <w:r>
-              <w:t xml:space="preserve"> </w:t>
-            </w:r>
-            <w:r>
-              <w:rPr>
-                <w:rStyle w:val="VerbatimChar"/>
+              <w:rPr>
+                <w:lang w:val="en-US"/>
+              </w:rPr>
+              <w:t xml:space="preserve"> </w:t>
+            </w:r>
+            <w:r>
+              <w:rPr>
+                <w:rStyle w:val="VerbatimChar"/>
+                <w:lang w:val="en-US"/>
               </w:rPr>
               <w:t xml:space="preserve">&lt;html lang&gt;</w:t>
             </w:r>
             <w:r>
-              <w:t xml:space="preserve"> </w:t>
-            </w:r>
-            <w:r>
+              <w:rPr>
+                <w:lang w:val="en-US"/>
+              </w:rPr>
+              <w:t xml:space="preserve"> </w:t>
+            </w:r>
+            <w:r>
+              <w:rPr>
+                <w:lang w:val="en-US"/>
+              </w:rPr>
               <w:t xml:space="preserve">is the host page's responsibility.</w:t>
             </w:r>
           </w:p>
@@ -3163,6 +4422,9 @@
               <w:pStyle w:val="Compact"/>
             </w:pPr>
             <w:r>
+              <w:rPr>
+                <w:lang w:val="en-US"/>
+              </w:rPr>
               <w:t xml:space="preserve">3.2.1 On Focus</w:t>
             </w:r>
           </w:p>
@@ -3174,6 +4436,9 @@
               <w:pStyle w:val="Compact"/>
             </w:pPr>
             <w:r>
+              <w:rPr>
+                <w:lang w:val="en-US"/>
+              </w:rPr>
               <w:t xml:space="preserve">Supports</w:t>
             </w:r>
           </w:p>
@@ -3185,6 +4450,9 @@
               <w:pStyle w:val="Compact"/>
             </w:pPr>
             <w:r>
+              <w:rPr>
+                <w:lang w:val="en-US"/>
+              </w:rPr>
               <w:t xml:space="preserve">Focus does not initiate a change of context. Roving-tabindex movement occurs only in direct response to a key press.</w:t>
             </w:r>
           </w:p>
@@ -3201,6 +4469,9 @@
               <w:pStyle w:val="Compact"/>
             </w:pPr>
             <w:r>
+              <w:rPr>
+                <w:lang w:val="en-US"/>
+              </w:rPr>
               <w:t xml:space="preserve">3.2.2 On Input</w:t>
             </w:r>
           </w:p>
@@ -3212,6 +4483,9 @@
               <w:pStyle w:val="Compact"/>
             </w:pPr>
             <w:r>
+              <w:rPr>
+                <w:lang w:val="en-US"/>
+              </w:rPr>
               <w:t xml:space="preserve">Supports</w:t>
             </w:r>
           </w:p>
@@ -3223,21 +4497,34 @@
               <w:pStyle w:val="Compact"/>
             </w:pPr>
             <w:r>
+              <w:rPr>
+                <w:lang w:val="en-US"/>
+              </w:rPr>
               <w:t xml:space="preserve">Changing the speed</w:t>
             </w:r>
             <w:r>
-              <w:t xml:space="preserve"> </w:t>
-            </w:r>
-            <w:r>
-              <w:rPr>
-                <w:rStyle w:val="VerbatimChar"/>
+              <w:rPr>
+                <w:lang w:val="en-US"/>
+              </w:rPr>
+              <w:t xml:space="preserve"> </w:t>
+            </w:r>
+            <w:r>
+              <w:rPr>
+                <w:rStyle w:val="VerbatimChar"/>
+                <w:lang w:val="en-US"/>
               </w:rPr>
               <w:t xml:space="preserve">&lt;select&gt;</w:t>
             </w:r>
             <w:r>
-              <w:t xml:space="preserve"> </w:t>
-            </w:r>
-            <w:r>
+              <w:rPr>
+                <w:lang w:val="en-US"/>
+              </w:rPr>
+              <w:t xml:space="preserve"> </w:t>
+            </w:r>
+            <w:r>
+              <w:rPr>
+                <w:lang w:val="en-US"/>
+              </w:rPr>
               <w:t xml:space="preserve">changes the playback rate, which is the control's stated purpose rather than an unexpected change of context. The search input filters in place.</w:t>
             </w:r>
           </w:p>
@@ -3254,6 +4541,9 @@
               <w:pStyle w:val="Compact"/>
             </w:pPr>
             <w:r>
+              <w:rPr>
+                <w:lang w:val="en-US"/>
+              </w:rPr>
               <w:t xml:space="preserve">3.3.1 Error Identification</w:t>
             </w:r>
           </w:p>
@@ -3265,6 +4555,9 @@
               <w:pStyle w:val="Compact"/>
             </w:pPr>
             <w:r>
+              <w:rPr>
+                <w:lang w:val="en-US"/>
+              </w:rPr>
               <w:t xml:space="preserve">Partially Supports</w:t>
             </w:r>
           </w:p>
@@ -3276,33 +4569,53 @@
               <w:pStyle w:val="Compact"/>
             </w:pPr>
             <w:r>
+              <w:rPr>
+                <w:lang w:val="en-US"/>
+              </w:rPr>
               <w:t xml:space="preserve">Fatal errors render a</w:t>
             </w:r>
             <w:r>
-              <w:t xml:space="preserve"> </w:t>
-            </w:r>
-            <w:r>
-              <w:rPr>
-                <w:rStyle w:val="VerbatimChar"/>
+              <w:rPr>
+                <w:lang w:val="en-US"/>
+              </w:rPr>
+              <w:t xml:space="preserve"> </w:t>
+            </w:r>
+            <w:r>
+              <w:rPr>
+                <w:rStyle w:val="VerbatimChar"/>
+                <w:lang w:val="en-US"/>
               </w:rPr>
               <w:t xml:space="preserve">role="alert"</w:t>
             </w:r>
             <w:r>
-              <w:t xml:space="preserve"> </w:t>
-            </w:r>
-            <w:r>
+              <w:rPr>
+                <w:lang w:val="en-US"/>
+              </w:rPr>
+              <w:t xml:space="preserve"> </w:t>
+            </w:r>
+            <w:r>
+              <w:rPr>
+                <w:lang w:val="en-US"/>
+              </w:rPr>
               <w:t xml:space="preserve">banner, which is the correct role and is announced. The message text may be a raw transport-level string such as</w:t>
             </w:r>
             <w:r>
-              <w:t xml:space="preserve"> </w:t>
-            </w:r>
-            <w:r>
-              <w:rPr>
-                <w:rStyle w:val="VerbatimChar"/>
+              <w:rPr>
+                <w:lang w:val="en-US"/>
+              </w:rPr>
+              <w:t xml:space="preserve"> </w:t>
+            </w:r>
+            <w:r>
+              <w:rPr>
+                <w:rStyle w:val="VerbatimChar"/>
+                <w:lang w:val="en-US"/>
               </w:rPr>
               <w:t xml:space="preserve">"Failed to fetch manifest: 404 Not Found"</w:t>
             </w:r>
             <w:r>
+              <w:rPr>
+                <w:lang w:val="en-US"/>
+              </w:rPr>
               <w:t xml:space="preserve">, or a concatenated list of validation issues; it is neither fully human-readable nor localizable. This is a system and configuration error surface rather than the user-input error surface the criterion contemplates, so applicability is arguable.</w:t>
             </w:r>
           </w:p>
@@ -3319,6 +4632,9 @@
               <w:pStyle w:val="Compact"/>
             </w:pPr>
             <w:r>
+              <w:rPr>
+                <w:lang w:val="en-US"/>
+              </w:rPr>
               <w:t xml:space="preserve">3.3.2 Labels or Instructions</w:t>
             </w:r>
           </w:p>
@@ -3330,6 +4646,9 @@
               <w:pStyle w:val="Compact"/>
             </w:pPr>
             <w:r>
+              <w:rPr>
+                <w:lang w:val="en-US"/>
+              </w:rPr>
               <w:t xml:space="preserve">Supports</w:t>
             </w:r>
           </w:p>
@@ -3341,30 +4660,47 @@
               <w:pStyle w:val="Compact"/>
             </w:pPr>
             <w:r>
+              <w:rPr>
+                <w:lang w:val="en-US"/>
+              </w:rPr>
               <w:t xml:space="preserve">The search input carries both</w:t>
             </w:r>
             <w:r>
-              <w:t xml:space="preserve"> </w:t>
-            </w:r>
-            <w:r>
-              <w:rPr>
-                <w:rStyle w:val="VerbatimChar"/>
+              <w:rPr>
+                <w:lang w:val="en-US"/>
+              </w:rPr>
+              <w:t xml:space="preserve"> </w:t>
+            </w:r>
+            <w:r>
+              <w:rPr>
+                <w:rStyle w:val="VerbatimChar"/>
+                <w:lang w:val="en-US"/>
               </w:rPr>
               <w:t xml:space="preserve">aria-label="Search transcript"</w:t>
             </w:r>
             <w:r>
-              <w:t xml:space="preserve"> </w:t>
-            </w:r>
-            <w:r>
+              <w:rPr>
+                <w:lang w:val="en-US"/>
+              </w:rPr>
+              <w:t xml:space="preserve"> </w:t>
+            </w:r>
+            <w:r>
+              <w:rPr>
+                <w:lang w:val="en-US"/>
+              </w:rPr>
               <w:t xml:space="preserve">and a visible placeholder (</w:t>
             </w:r>
             <w:r>
               <w:rPr>
                 <w:rStyle w:val="VerbatimChar"/>
+                <w:lang w:val="en-US"/>
               </w:rPr>
               <w:t xml:space="preserve">Search.svelte:113-118</w:t>
             </w:r>
             <w:r>
+              <w:rPr>
+                <w:lang w:val="en-US"/>
+              </w:rPr>
               <w:t xml:space="preserve">).</w:t>
             </w:r>
           </w:p>
@@ -3381,6 +4717,9 @@
               <w:pStyle w:val="Compact"/>
             </w:pPr>
             <w:r>
+              <w:rPr>
+                <w:lang w:val="en-US"/>
+              </w:rPr>
               <w:t xml:space="preserve">4.1.1 Parsing</w:t>
             </w:r>
           </w:p>
@@ -3392,6 +4731,9 @@
               <w:pStyle w:val="Compact"/>
             </w:pPr>
             <w:r>
+              <w:rPr>
+                <w:lang w:val="en-US"/>
+              </w:rPr>
               <w:t xml:space="preserve">Supports</w:t>
             </w:r>
           </w:p>
@@ -3403,36 +4745,59 @@
               <w:pStyle w:val="Compact"/>
             </w:pPr>
             <w:r>
+              <w:rPr>
+                <w:lang w:val="en-US"/>
+              </w:rPr>
               <w:t xml:space="preserve">The September 2023 WCAG editorial errata render this criterion always satisfied for WCAG 2.0 and 2.1; it is obsolete and removed in 2.2. It appears here because this report claims 2.1. Independently of the errata, Svelte-generated markup produces no duplicate identifiers in component chrome, and duplicate</w:t>
             </w:r>
             <w:r>
-              <w:t xml:space="preserve"> </w:t>
-            </w:r>
-            <w:r>
-              <w:rPr>
-                <w:rStyle w:val="VerbatimChar"/>
+              <w:rPr>
+                <w:lang w:val="en-US"/>
+              </w:rPr>
+              <w:t xml:space="preserve"> </w:t>
+            </w:r>
+            <w:r>
+              <w:rPr>
+                <w:rStyle w:val="VerbatimChar"/>
+                <w:lang w:val="en-US"/>
               </w:rPr>
               <w:t xml:space="preserve">id</w:t>
             </w:r>
             <w:r>
-              <w:t xml:space="preserve"> </w:t>
-            </w:r>
-            <w:r>
+              <w:rPr>
+                <w:lang w:val="en-US"/>
+              </w:rPr>
+              <w:t xml:space="preserve"> </w:t>
+            </w:r>
+            <w:r>
+              <w:rPr>
+                <w:lang w:val="en-US"/>
+              </w:rPr>
               <w:t xml:space="preserve">values present in some manifest annotation exports become</w:t>
             </w:r>
             <w:r>
-              <w:t xml:space="preserve"> </w:t>
-            </w:r>
-            <w:r>
-              <w:rPr>
-                <w:rStyle w:val="VerbatimChar"/>
+              <w:rPr>
+                <w:lang w:val="en-US"/>
+              </w:rPr>
+              <w:t xml:space="preserve"> </w:t>
+            </w:r>
+            <w:r>
+              <w:rPr>
+                <w:rStyle w:val="VerbatimChar"/>
+                <w:lang w:val="en-US"/>
               </w:rPr>
               <w:t xml:space="preserve">data-annotation-id</w:t>
             </w:r>
             <w:r>
-              <w:t xml:space="preserve"> </w:t>
-            </w:r>
-            <w:r>
+              <w:rPr>
+                <w:lang w:val="en-US"/>
+              </w:rPr>
+              <w:t xml:space="preserve"> </w:t>
+            </w:r>
+            <w:r>
+              <w:rPr>
+                <w:lang w:val="en-US"/>
+              </w:rPr>
               <w:t xml:space="preserve">attribute values rather than DOM identifiers.</w:t>
             </w:r>
           </w:p>
@@ -3449,6 +4814,9 @@
               <w:pStyle w:val="Compact"/>
             </w:pPr>
             <w:r>
+              <w:rPr>
+                <w:lang w:val="en-US"/>
+              </w:rPr>
               <w:t xml:space="preserve">4.1.2 Name, Role, Value</w:t>
             </w:r>
           </w:p>
@@ -3463,16 +4831,21 @@
               <w:rPr>
                 <w:b/>
                 <w:bCs/>
+                <w:lang w:val="en-US"/>
               </w:rPr>
               <w:t xml:space="preserve">Not Evaluated</w:t>
             </w:r>
             <w:r>
+              <w:rPr>
+                <w:lang w:val="en-US"/>
+              </w:rPr>
               <w:t xml:space="preserve"> </w:t>
             </w:r>
             <w:r>
               <w:rPr>
                 <w:i/>
                 <w:iCs/>
+                <w:lang w:val="en-US"/>
               </w:rPr>
               <w:t xml:space="preserve">(declared deviation)</w:t>
             </w:r>
@@ -3485,80 +4858,125 @@
               <w:pStyle w:val="Compact"/>
             </w:pPr>
             <w:r>
+              <w:rPr>
+                <w:lang w:val="en-US"/>
+              </w:rPr>
               <w:t xml:space="preserve">Pending the NVDA with Firefox and VoiceOver with Safari evaluations in</w:t>
             </w:r>
             <w:r>
+              <w:rPr>
+                <w:lang w:val="en-US"/>
+              </w:rPr>
               <w:t xml:space="preserve"> </w:t>
             </w:r>
             <w:hyperlink r:id="rId19">
               <w:r>
                 <w:rPr>
                   <w:rStyle w:val="VerbatimChar"/>
+                  <w:lang w:val="en-US"/>
                 </w:rPr>
                 <w:t xml:space="preserve">screen-reader-scripts.md</w:t>
               </w:r>
             </w:hyperlink>
             <w:r>
+              <w:rPr>
+                <w:lang w:val="en-US"/>
+              </w:rPr>
               <w:t xml:space="preserve">, for which no results are recorded. Source-level roles, names, and states are complete; see 1.3.1, together with</w:t>
             </w:r>
             <w:r>
-              <w:t xml:space="preserve"> </w:t>
-            </w:r>
-            <w:r>
-              <w:rPr>
-                <w:rStyle w:val="VerbatimChar"/>
+              <w:rPr>
+                <w:lang w:val="en-US"/>
+              </w:rPr>
+              <w:t xml:space="preserve"> </w:t>
+            </w:r>
+            <w:r>
+              <w:rPr>
+                <w:rStyle w:val="VerbatimChar"/>
+                <w:lang w:val="en-US"/>
               </w:rPr>
               <w:t xml:space="preserve">aria-current</w:t>
             </w:r>
             <w:r>
+              <w:rPr>
+                <w:lang w:val="en-US"/>
+              </w:rPr>
               <w:t xml:space="preserve">,</w:t>
             </w:r>
             <w:r>
-              <w:t xml:space="preserve"> </w:t>
-            </w:r>
-            <w:r>
-              <w:rPr>
-                <w:rStyle w:val="VerbatimChar"/>
+              <w:rPr>
+                <w:lang w:val="en-US"/>
+              </w:rPr>
+              <w:t xml:space="preserve"> </w:t>
+            </w:r>
+            <w:r>
+              <w:rPr>
+                <w:rStyle w:val="VerbatimChar"/>
+                <w:lang w:val="en-US"/>
               </w:rPr>
               <w:t xml:space="preserve">aria-busy</w:t>
             </w:r>
             <w:r>
-              <w:t xml:space="preserve"> </w:t>
-            </w:r>
-            <w:r>
+              <w:rPr>
+                <w:lang w:val="en-US"/>
+              </w:rPr>
+              <w:t xml:space="preserve"> </w:t>
+            </w:r>
+            <w:r>
+              <w:rPr>
+                <w:lang w:val="en-US"/>
+              </w:rPr>
               <w:t xml:space="preserve">(</w:t>
             </w:r>
             <w:r>
               <w:rPr>
                 <w:rStyle w:val="VerbatimChar"/>
+                <w:lang w:val="en-US"/>
               </w:rPr>
               <w:t xml:space="preserve">Transcript.svelte:341</w:t>
             </w:r>
             <w:r>
+              <w:rPr>
+                <w:lang w:val="en-US"/>
+              </w:rPr>
               <w:t xml:space="preserve">), and</w:t>
             </w:r>
             <w:r>
-              <w:t xml:space="preserve"> </w:t>
-            </w:r>
-            <w:r>
-              <w:rPr>
-                <w:rStyle w:val="VerbatimChar"/>
+              <w:rPr>
+                <w:lang w:val="en-US"/>
+              </w:rPr>
+              <w:t xml:space="preserve"> </w:t>
+            </w:r>
+            <w:r>
+              <w:rPr>
+                <w:rStyle w:val="VerbatimChar"/>
+                <w:lang w:val="en-US"/>
               </w:rPr>
               <w:t xml:space="preserve">aria-valuetext</w:t>
             </w:r>
             <w:r>
-              <w:t xml:space="preserve"> </w:t>
-            </w:r>
-            <w:r>
+              <w:rPr>
+                <w:lang w:val="en-US"/>
+              </w:rPr>
+              <w:t xml:space="preserve"> </w:t>
+            </w:r>
+            <w:r>
+              <w:rPr>
+                <w:lang w:val="en-US"/>
+              </w:rPr>
               <w:t xml:space="preserve">on Progress (</w:t>
             </w:r>
             <w:r>
               <w:rPr>
                 <w:rStyle w:val="VerbatimChar"/>
+                <w:lang w:val="en-US"/>
               </w:rPr>
               <w:t xml:space="preserve">Progress.svelte:35</w:t>
             </w:r>
             <w:r>
+              <w:rPr>
+                <w:lang w:val="en-US"/>
+              </w:rPr>
               <w:t xml:space="preserve">). The open question is whether assistive technology exposes an open shadow root's accessibility tree correctly, which source inspection cannot establish. This report does not claim the row on source inspection.</w:t>
             </w:r>
           </w:p>
@@ -3572,6 +4990,9 @@
         <w:pStyle w:val="Heading3"/>
       </w:pPr>
       <w:r>
+        <w:rPr>
+          <w:lang w:val="en-US"/>
+        </w:rPr>
         <w:t xml:space="preserve">Table 2: Success Criteria, Level AA</w:t>
       </w:r>
     </w:p>
@@ -3612,6 +5033,9 @@
               <w:pStyle w:val="Compact"/>
             </w:pPr>
             <w:r>
+              <w:rPr>
+                <w:lang w:val="en-US"/>
+              </w:rPr>
               <w:t xml:space="preserve">Criteria</w:t>
             </w:r>
           </w:p>
@@ -3623,6 +5047,9 @@
               <w:pStyle w:val="Compact"/>
             </w:pPr>
             <w:r>
+              <w:rPr>
+                <w:lang w:val="en-US"/>
+              </w:rPr>
               <w:t xml:space="preserve">Conformance Level</w:t>
             </w:r>
           </w:p>
@@ -3634,6 +5061,9 @@
               <w:pStyle w:val="Compact"/>
             </w:pPr>
             <w:r>
+              <w:rPr>
+                <w:lang w:val="en-US"/>
+              </w:rPr>
               <w:t xml:space="preserve">Remarks and Explanations</w:t>
             </w:r>
           </w:p>
@@ -3650,6 +5080,9 @@
               <w:pStyle w:val="Compact"/>
             </w:pPr>
             <w:r>
+              <w:rPr>
+                <w:lang w:val="en-US"/>
+              </w:rPr>
               <w:t xml:space="preserve">1.2.4 Captions (Live)</w:t>
             </w:r>
           </w:p>
@@ -3661,6 +5094,9 @@
               <w:pStyle w:val="Compact"/>
             </w:pPr>
             <w:r>
+              <w:rPr>
+                <w:lang w:val="en-US"/>
+              </w:rPr>
               <w:t xml:space="preserve">Not Applicable</w:t>
             </w:r>
           </w:p>
@@ -3672,6 +5108,9 @@
               <w:pStyle w:val="Compact"/>
             </w:pPr>
             <w:r>
+              <w:rPr>
+                <w:lang w:val="en-US"/>
+              </w:rPr>
               <w:t xml:space="preserve">No live-media path exists in the component.</w:t>
             </w:r>
           </w:p>
@@ -3688,6 +5127,9 @@
               <w:pStyle w:val="Compact"/>
             </w:pPr>
             <w:r>
+              <w:rPr>
+                <w:lang w:val="en-US"/>
+              </w:rPr>
               <w:t xml:space="preserve">1.2.5 Audio Description (Prerecorded)</w:t>
             </w:r>
           </w:p>
@@ -3702,6 +5144,7 @@
               <w:rPr>
                 <w:b/>
                 <w:bCs/>
+                <w:lang w:val="en-US"/>
               </w:rPr>
               <w:t xml:space="preserve">Does Not Support</w:t>
             </w:r>
@@ -3714,57 +5157,91 @@
               <w:pStyle w:val="Compact"/>
             </w:pPr>
             <w:r>
+              <w:rPr>
+                <w:lang w:val="en-US"/>
+              </w:rPr>
               <w:t xml:space="preserve">Caption-track construction from manifest annotations fixes the track kind to</w:t>
             </w:r>
             <w:r>
-              <w:t xml:space="preserve"> </w:t>
-            </w:r>
-            <w:r>
-              <w:rPr>
-                <w:rStyle w:val="VerbatimChar"/>
+              <w:rPr>
+                <w:lang w:val="en-US"/>
+              </w:rPr>
+              <w:t xml:space="preserve"> </w:t>
+            </w:r>
+            <w:r>
+              <w:rPr>
+                <w:rStyle w:val="VerbatimChar"/>
+                <w:lang w:val="en-US"/>
               </w:rPr>
               <w:t xml:space="preserve">"captions"</w:t>
             </w:r>
             <w:r>
-              <w:t xml:space="preserve"> </w:t>
-            </w:r>
-            <w:r>
+              <w:rPr>
+                <w:lang w:val="en-US"/>
+              </w:rPr>
+              <w:t xml:space="preserve"> </w:t>
+            </w:r>
+            <w:r>
+              <w:rPr>
+                <w:lang w:val="en-US"/>
+              </w:rPr>
               <w:t xml:space="preserve">(</w:t>
             </w:r>
             <w:r>
               <w:rPr>
                 <w:rStyle w:val="VerbatimChar"/>
+                <w:lang w:val="en-US"/>
               </w:rPr>
               <w:t xml:space="preserve">src/lib/iiif/helpers.ts:1055</w:t>
             </w:r>
             <w:r>
+              <w:rPr>
+                <w:lang w:val="en-US"/>
+              </w:rPr>
               <w:t xml:space="preserve">), so a publisher cannot express a</w:t>
             </w:r>
             <w:r>
-              <w:t xml:space="preserve"> </w:t>
-            </w:r>
-            <w:r>
-              <w:rPr>
-                <w:rStyle w:val="VerbatimChar"/>
+              <w:rPr>
+                <w:lang w:val="en-US"/>
+              </w:rPr>
+              <w:t xml:space="preserve"> </w:t>
+            </w:r>
+            <w:r>
+              <w:rPr>
+                <w:rStyle w:val="VerbatimChar"/>
+                <w:lang w:val="en-US"/>
               </w:rPr>
               <w:t xml:space="preserve">descriptions</w:t>
             </w:r>
             <w:r>
-              <w:t xml:space="preserve"> </w:t>
-            </w:r>
-            <w:r>
+              <w:rPr>
+                <w:lang w:val="en-US"/>
+              </w:rPr>
+              <w:t xml:space="preserve"> </w:t>
+            </w:r>
+            <w:r>
+              <w:rPr>
+                <w:lang w:val="en-US"/>
+              </w:rPr>
               <w:t xml:space="preserve">track through this component, and no alternate-audio-track affordance exists. A transcript does not satisfy this row: the media-alternative allowance applies at 1.2.3, Level A. At Level AA this criterion requires audio description. Carried consistently at Section 508 §503.4.2 and EN 301 549 §7.2.1. See "Known limitations" in</w:t>
             </w:r>
             <w:r>
-              <w:t xml:space="preserve"> </w:t>
-            </w:r>
-            <w:r>
-              <w:rPr>
-                <w:rStyle w:val="VerbatimChar"/>
+              <w:rPr>
+                <w:lang w:val="en-US"/>
+              </w:rPr>
+              <w:t xml:space="preserve"> </w:t>
+            </w:r>
+            <w:r>
+              <w:rPr>
+                <w:rStyle w:val="VerbatimChar"/>
+                <w:lang w:val="en-US"/>
               </w:rPr>
               <w:t xml:space="preserve">README.md</w:t>
             </w:r>
             <w:r>
+              <w:rPr>
+                <w:lang w:val="en-US"/>
+              </w:rPr>
               <w:t xml:space="preserve">.</w:t>
             </w:r>
           </w:p>
@@ -3781,6 +5258,9 @@
               <w:pStyle w:val="Compact"/>
             </w:pPr>
             <w:r>
+              <w:rPr>
+                <w:lang w:val="en-US"/>
+              </w:rPr>
               <w:t xml:space="preserve">1.3.4 Orientation</w:t>
             </w:r>
           </w:p>
@@ -3795,16 +5275,21 @@
               <w:rPr>
                 <w:b/>
                 <w:bCs/>
+                <w:lang w:val="en-US"/>
               </w:rPr>
               <w:t xml:space="preserve">Not Evaluated</w:t>
             </w:r>
             <w:r>
+              <w:rPr>
+                <w:lang w:val="en-US"/>
+              </w:rPr>
               <w:t xml:space="preserve"> </w:t>
             </w:r>
             <w:r>
               <w:rPr>
                 <w:i/>
                 <w:iCs/>
+                <w:lang w:val="en-US"/>
               </w:rPr>
               <w:t xml:space="preserve">(declared deviation)</w:t>
             </w:r>
@@ -3817,6 +5302,9 @@
               <w:pStyle w:val="Compact"/>
             </w:pPr>
             <w:r>
+              <w:rPr>
+                <w:lang w:val="en-US"/>
+              </w:rPr>
               <w:t xml:space="preserve">No orientation lock exists in source. A device evaluation would close this row.</w:t>
             </w:r>
           </w:p>
@@ -3833,6 +5321,9 @@
               <w:pStyle w:val="Compact"/>
             </w:pPr>
             <w:r>
+              <w:rPr>
+                <w:lang w:val="en-US"/>
+              </w:rPr>
               <w:t xml:space="preserve">1.3.5 Identify Input Purpose</w:t>
             </w:r>
           </w:p>
@@ -3844,6 +5335,9 @@
               <w:pStyle w:val="Compact"/>
             </w:pPr>
             <w:r>
+              <w:rPr>
+                <w:lang w:val="en-US"/>
+              </w:rPr>
               <w:t xml:space="preserve">Not Applicable</w:t>
             </w:r>
           </w:p>
@@ -3855,30 +5349,47 @@
               <w:pStyle w:val="Compact"/>
             </w:pPr>
             <w:r>
+              <w:rPr>
+                <w:lang w:val="en-US"/>
+              </w:rPr>
               <w:t xml:space="preserve">The single text input is a transcript search field rather than a field collecting information about the user. It sets</w:t>
             </w:r>
             <w:r>
-              <w:t xml:space="preserve"> </w:t>
-            </w:r>
-            <w:r>
-              <w:rPr>
-                <w:rStyle w:val="VerbatimChar"/>
+              <w:rPr>
+                <w:lang w:val="en-US"/>
+              </w:rPr>
+              <w:t xml:space="preserve"> </w:t>
+            </w:r>
+            <w:r>
+              <w:rPr>
+                <w:rStyle w:val="VerbatimChar"/>
+                <w:lang w:val="en-US"/>
               </w:rPr>
               <w:t xml:space="preserve">autocomplete="off"</w:t>
             </w:r>
             <w:r>
-              <w:t xml:space="preserve"> </w:t>
-            </w:r>
-            <w:r>
+              <w:rPr>
+                <w:lang w:val="en-US"/>
+              </w:rPr>
+              <w:t xml:space="preserve"> </w:t>
+            </w:r>
+            <w:r>
+              <w:rPr>
+                <w:lang w:val="en-US"/>
+              </w:rPr>
               <w:t xml:space="preserve">(</w:t>
             </w:r>
             <w:r>
               <w:rPr>
                 <w:rStyle w:val="VerbatimChar"/>
+                <w:lang w:val="en-US"/>
               </w:rPr>
               <w:t xml:space="preserve">Search.svelte:117</w:t>
             </w:r>
             <w:r>
+              <w:rPr>
+                <w:lang w:val="en-US"/>
+              </w:rPr>
               <w:t xml:space="preserve">), and no autocomplete token exists for searching page content.</w:t>
             </w:r>
           </w:p>
@@ -3895,6 +5406,9 @@
               <w:pStyle w:val="Compact"/>
             </w:pPr>
             <w:r>
+              <w:rPr>
+                <w:lang w:val="en-US"/>
+              </w:rPr>
               <w:t xml:space="preserve">1.4.3 Contrast (Minimum)</w:t>
             </w:r>
           </w:p>
@@ -3906,15 +5420,22 @@
               <w:pStyle w:val="Compact"/>
             </w:pPr>
             <w:r>
+              <w:rPr>
+                <w:lang w:val="en-US"/>
+              </w:rPr>
               <w:t xml:space="preserve">Supports</w:t>
             </w:r>
             <w:r>
+              <w:rPr>
+                <w:lang w:val="en-US"/>
+              </w:rPr>
               <w:t xml:space="preserve"> </w:t>
             </w:r>
             <w:r>
               <w:rPr>
                 <w:i/>
                 <w:iCs/>
+                <w:lang w:val="en-US"/>
               </w:rPr>
               <w:t xml:space="preserve">(shipped defaults only)</w:t>
             </w:r>
@@ -3927,30 +5448,47 @@
               <w:pStyle w:val="Compact"/>
             </w:pPr>
             <w:r>
+              <w:rPr>
+                <w:lang w:val="en-US"/>
+              </w:rPr>
               <w:t xml:space="preserve">Computed across shipped default token pairs: body text 17.40:1, control text 15.81:1, accent foreground on accent 6.70:1, segment text on the active background 15.63:1 and on the highlight background 14.27:1. All clear AA and most clear AAA. All five pairs are held by</w:t>
             </w:r>
             <w:r>
-              <w:t xml:space="preserve"> </w:t>
-            </w:r>
-            <w:r>
-              <w:rPr>
-                <w:rStyle w:val="VerbatimChar"/>
+              <w:rPr>
+                <w:lang w:val="en-US"/>
+              </w:rPr>
+              <w:t xml:space="preserve"> </w:t>
+            </w:r>
+            <w:r>
+              <w:rPr>
+                <w:rStyle w:val="VerbatimChar"/>
+                <w:lang w:val="en-US"/>
               </w:rPr>
               <w:t xml:space="preserve">src/element/contrast.ts</w:t>
             </w:r>
             <w:r>
+              <w:rPr>
+                <w:lang w:val="en-US"/>
+              </w:rPr>
               <w:t xml:space="preserve">'s</w:t>
             </w:r>
             <w:r>
-              <w:t xml:space="preserve"> </w:t>
-            </w:r>
-            <w:r>
-              <w:rPr>
-                <w:rStyle w:val="VerbatimChar"/>
+              <w:rPr>
+                <w:lang w:val="en-US"/>
+              </w:rPr>
+              <w:t xml:space="preserve"> </w:t>
+            </w:r>
+            <w:r>
+              <w:rPr>
+                <w:rStyle w:val="VerbatimChar"/>
+                <w:lang w:val="en-US"/>
               </w:rPr>
               <w:t xml:space="preserve">TOKEN_CONTRAST_PAIRS</w:t>
             </w:r>
             <w:r>
+              <w:rPr>
+                <w:lang w:val="en-US"/>
+              </w:rPr>
               <w:t xml:space="preserve">. Where a host page remaps the exposed custom properties, re-establishing this claim is that page's responsibility.</w:t>
             </w:r>
           </w:p>
@@ -3967,6 +5505,9 @@
               <w:pStyle w:val="Compact"/>
             </w:pPr>
             <w:r>
+              <w:rPr>
+                <w:lang w:val="en-US"/>
+              </w:rPr>
               <w:t xml:space="preserve">1.4.4 Resize Text</w:t>
             </w:r>
           </w:p>
@@ -3981,16 +5522,21 @@
               <w:rPr>
                 <w:b/>
                 <w:bCs/>
+                <w:lang w:val="en-US"/>
               </w:rPr>
               <w:t xml:space="preserve">Not Evaluated</w:t>
             </w:r>
             <w:r>
+              <w:rPr>
+                <w:lang w:val="en-US"/>
+              </w:rPr>
               <w:t xml:space="preserve"> </w:t>
             </w:r>
             <w:r>
               <w:rPr>
                 <w:i/>
                 <w:iCs/>
+                <w:lang w:val="en-US"/>
               </w:rPr>
               <w:t xml:space="preserve">(declared deviation)</w:t>
             </w:r>
@@ -4003,65 +5549,105 @@
               <w:pStyle w:val="Compact"/>
             </w:pPr>
             <w:r>
+              <w:rPr>
+                <w:lang w:val="en-US"/>
+              </w:rPr>
               <w:t xml:space="preserve">Pending the 200% text-only zoom evaluation in</w:t>
             </w:r>
             <w:r>
+              <w:rPr>
+                <w:lang w:val="en-US"/>
+              </w:rPr>
               <w:t xml:space="preserve"> </w:t>
             </w:r>
             <w:hyperlink r:id="rId21">
               <w:r>
                 <w:rPr>
                   <w:rStyle w:val="VerbatimChar"/>
+                  <w:lang w:val="en-US"/>
                 </w:rPr>
                 <w:t xml:space="preserve">zoom-reflow-checklist.md</w:t>
               </w:r>
             </w:hyperlink>
             <w:r>
+              <w:rPr>
+                <w:lang w:val="en-US"/>
+              </w:rPr>
               <w:t xml:space="preserve">, for which no results are recorded. All sizing uses</w:t>
             </w:r>
             <w:r>
-              <w:t xml:space="preserve"> </w:t>
-            </w:r>
-            <w:r>
-              <w:rPr>
-                <w:rStyle w:val="VerbatimChar"/>
+              <w:rPr>
+                <w:lang w:val="en-US"/>
+              </w:rPr>
+              <w:t xml:space="preserve"> </w:t>
+            </w:r>
+            <w:r>
+              <w:rPr>
+                <w:rStyle w:val="VerbatimChar"/>
+                <w:lang w:val="en-US"/>
               </w:rPr>
               <w:t xml:space="preserve">rem</w:t>
             </w:r>
             <w:r>
-              <w:t xml:space="preserve"> </w:t>
-            </w:r>
-            <w:r>
+              <w:rPr>
+                <w:lang w:val="en-US"/>
+              </w:rPr>
+              <w:t xml:space="preserve"> </w:t>
+            </w:r>
+            <w:r>
+              <w:rPr>
+                <w:lang w:val="en-US"/>
+              </w:rPr>
               <w:t xml:space="preserve">and</w:t>
             </w:r>
             <w:r>
-              <w:t xml:space="preserve"> </w:t>
-            </w:r>
-            <w:r>
-              <w:rPr>
-                <w:rStyle w:val="VerbatimChar"/>
+              <w:rPr>
+                <w:lang w:val="en-US"/>
+              </w:rPr>
+              <w:t xml:space="preserve"> </w:t>
+            </w:r>
+            <w:r>
+              <w:rPr>
+                <w:rStyle w:val="VerbatimChar"/>
+                <w:lang w:val="en-US"/>
               </w:rPr>
               <w:t xml:space="preserve">em</w:t>
             </w:r>
             <w:r>
-              <w:t xml:space="preserve"> </w:t>
-            </w:r>
-            <w:r>
+              <w:rPr>
+                <w:lang w:val="en-US"/>
+              </w:rPr>
+              <w:t xml:space="preserve"> </w:t>
+            </w:r>
+            <w:r>
+              <w:rPr>
+                <w:lang w:val="en-US"/>
+              </w:rPr>
               <w:t xml:space="preserve">with</w:t>
             </w:r>
             <w:r>
-              <w:t xml:space="preserve"> </w:t>
-            </w:r>
-            <w:r>
-              <w:rPr>
-                <w:rStyle w:val="VerbatimChar"/>
+              <w:rPr>
+                <w:lang w:val="en-US"/>
+              </w:rPr>
+              <w:t xml:space="preserve"> </w:t>
+            </w:r>
+            <w:r>
+              <w:rPr>
+                <w:rStyle w:val="VerbatimChar"/>
+                <w:lang w:val="en-US"/>
               </w:rPr>
               <w:t xml:space="preserve">font: inherit</w:t>
             </w:r>
             <w:r>
-              <w:t xml:space="preserve"> </w:t>
-            </w:r>
-            <w:r>
+              <w:rPr>
+                <w:lang w:val="en-US"/>
+              </w:rPr>
+              <w:t xml:space="preserve"> </w:t>
+            </w:r>
+            <w:r>
+              <w:rPr>
+                <w:lang w:val="en-US"/>
+              </w:rPr>
               <w:t xml:space="preserve">on controls, which is the correct shape in source; source shape is not the evidence this criterion requires.</w:t>
             </w:r>
           </w:p>
@@ -4078,6 +5664,9 @@
               <w:pStyle w:val="Compact"/>
             </w:pPr>
             <w:r>
+              <w:rPr>
+                <w:lang w:val="en-US"/>
+              </w:rPr>
               <w:t xml:space="preserve">1.4.5 Images of Text</w:t>
             </w:r>
           </w:p>
@@ -4089,6 +5678,9 @@
               <w:pStyle w:val="Compact"/>
             </w:pPr>
             <w:r>
+              <w:rPr>
+                <w:lang w:val="en-US"/>
+              </w:rPr>
               <w:t xml:space="preserve">Not Applicable</w:t>
             </w:r>
           </w:p>
@@ -4100,36 +5692,59 @@
               <w:pStyle w:val="Compact"/>
             </w:pPr>
             <w:r>
+              <w:rPr>
+                <w:lang w:val="en-US"/>
+              </w:rPr>
               <w:t xml:space="preserve">No images of text. The only non-alphabetic interface glyphs are the</w:t>
             </w:r>
             <w:r>
-              <w:t xml:space="preserve"> </w:t>
-            </w:r>
-            <w:r>
-              <w:rPr>
-                <w:rStyle w:val="VerbatimChar"/>
+              <w:rPr>
+                <w:lang w:val="en-US"/>
+              </w:rPr>
+              <w:t xml:space="preserve"> </w:t>
+            </w:r>
+            <w:r>
+              <w:rPr>
+                <w:rStyle w:val="VerbatimChar"/>
+                <w:lang w:val="en-US"/>
               </w:rPr>
               <w:t xml:space="preserve">↑</w:t>
             </w:r>
             <w:r>
-              <w:t xml:space="preserve"> </w:t>
-            </w:r>
-            <w:r>
+              <w:rPr>
+                <w:lang w:val="en-US"/>
+              </w:rPr>
+              <w:t xml:space="preserve"> </w:t>
+            </w:r>
+            <w:r>
+              <w:rPr>
+                <w:lang w:val="en-US"/>
+              </w:rPr>
               <w:t xml:space="preserve">and</w:t>
             </w:r>
             <w:r>
-              <w:t xml:space="preserve"> </w:t>
-            </w:r>
-            <w:r>
-              <w:rPr>
-                <w:rStyle w:val="VerbatimChar"/>
+              <w:rPr>
+                <w:lang w:val="en-US"/>
+              </w:rPr>
+              <w:t xml:space="preserve"> </w:t>
+            </w:r>
+            <w:r>
+              <w:rPr>
+                <w:rStyle w:val="VerbatimChar"/>
+                <w:lang w:val="en-US"/>
               </w:rPr>
               <w:t xml:space="preserve">↓</w:t>
             </w:r>
             <w:r>
-              <w:t xml:space="preserve"> </w:t>
-            </w:r>
-            <w:r>
+              <w:rPr>
+                <w:lang w:val="en-US"/>
+              </w:rPr>
+              <w:t xml:space="preserve"> </w:t>
+            </w:r>
+            <w:r>
+              <w:rPr>
+                <w:lang w:val="en-US"/>
+              </w:rPr>
               <w:t xml:space="preserve">search-navigation characters, which are text.</w:t>
             </w:r>
           </w:p>
@@ -4146,6 +5761,9 @@
               <w:pStyle w:val="Compact"/>
             </w:pPr>
             <w:r>
+              <w:rPr>
+                <w:lang w:val="en-US"/>
+              </w:rPr>
               <w:t xml:space="preserve">1.4.10 Reflow</w:t>
             </w:r>
           </w:p>
@@ -4157,6 +5775,9 @@
               <w:pStyle w:val="Compact"/>
             </w:pPr>
             <w:r>
+              <w:rPr>
+                <w:lang w:val="en-US"/>
+              </w:rPr>
               <w:t xml:space="preserve">Supports</w:t>
             </w:r>
           </w:p>
@@ -4168,48 +5789,78 @@
               <w:pStyle w:val="Compact"/>
             </w:pPr>
             <w:r>
+              <w:rPr>
+                <w:lang w:val="en-US"/>
+              </w:rPr>
               <w:t xml:space="preserve">Confirmed by measurement at a 320px host. Two defects were identified and closed during evidence collection: the control bar was a non-wrapping flex row that overflowed below approximately 484px, and transcript segments used</w:t>
             </w:r>
             <w:r>
-              <w:t xml:space="preserve"> </w:t>
-            </w:r>
-            <w:r>
-              <w:rPr>
-                <w:rStyle w:val="VerbatimChar"/>
+              <w:rPr>
+                <w:lang w:val="en-US"/>
+              </w:rPr>
+              <w:t xml:space="preserve"> </w:t>
+            </w:r>
+            <w:r>
+              <w:rPr>
+                <w:rStyle w:val="VerbatimChar"/>
+                <w:lang w:val="en-US"/>
               </w:rPr>
               <w:t xml:space="preserve">content-box</w:t>
             </w:r>
             <w:r>
-              <w:t xml:space="preserve"> </w:t>
-            </w:r>
-            <w:r>
+              <w:rPr>
+                <w:lang w:val="en-US"/>
+              </w:rPr>
+              <w:t xml:space="preserve"> </w:t>
+            </w:r>
+            <w:r>
+              <w:rPr>
+                <w:lang w:val="en-US"/>
+              </w:rPr>
               <w:t xml:space="preserve">sizing beneath padding and a 4px indicator, placing each segment 20px wider than its column. Both are closed at element build</w:t>
             </w:r>
             <w:r>
-              <w:t xml:space="preserve"> </w:t>
-            </w:r>
-            <w:r>
-              <w:rPr>
-                <w:rStyle w:val="VerbatimChar"/>
+              <w:rPr>
+                <w:lang w:val="en-US"/>
+              </w:rPr>
+              <w:t xml:space="preserve"> </w:t>
+            </w:r>
+            <w:r>
+              <w:rPr>
+                <w:rStyle w:val="VerbatimChar"/>
+                <w:lang w:val="en-US"/>
               </w:rPr>
               <w:t xml:space="preserve">e74e616</w:t>
             </w:r>
             <w:r>
+              <w:rPr>
+                <w:lang w:val="en-US"/>
+              </w:rPr>
               <w:t xml:space="preserve">.</w:t>
             </w:r>
             <w:r>
-              <w:t xml:space="preserve"> </w:t>
-            </w:r>
-            <w:r>
-              <w:rPr>
-                <w:rStyle w:val="VerbatimChar"/>
+              <w:rPr>
+                <w:lang w:val="en-US"/>
+              </w:rPr>
+              <w:t xml:space="preserve"> </w:t>
+            </w:r>
+            <w:r>
+              <w:rPr>
+                <w:rStyle w:val="VerbatimChar"/>
+                <w:lang w:val="en-US"/>
               </w:rPr>
               <w:t xml:space="preserve">src/element/element-reflow.test.ts</w:t>
             </w:r>
             <w:r>
-              <w:t xml:space="preserve"> </w:t>
-            </w:r>
-            <w:r>
+              <w:rPr>
+                <w:lang w:val="en-US"/>
+              </w:rPr>
+              <w:t xml:space="preserve"> </w:t>
+            </w:r>
+            <w:r>
+              <w:rPr>
+                <w:lang w:val="en-US"/>
+              </w:rPr>
               <w:t xml:space="preserve">holds four of the five recorded checks; page-level horizontal scroll is unheld, being a property of a page rather than of a component.</w:t>
             </w:r>
           </w:p>
@@ -4226,6 +5877,9 @@
               <w:pStyle w:val="Compact"/>
             </w:pPr>
             <w:r>
+              <w:rPr>
+                <w:lang w:val="en-US"/>
+              </w:rPr>
               <w:t xml:space="preserve">1.4.11 Non-text Contrast</w:t>
             </w:r>
           </w:p>
@@ -4237,6 +5891,9 @@
               <w:pStyle w:val="Compact"/>
             </w:pPr>
             <w:r>
+              <w:rPr>
+                <w:lang w:val="en-US"/>
+              </w:rPr>
               <w:t xml:space="preserve">Supports</w:t>
             </w:r>
           </w:p>
@@ -4248,33 +5905,53 @@
               <w:pStyle w:val="Compact"/>
             </w:pPr>
             <w:r>
+              <w:rPr>
+                <w:lang w:val="en-US"/>
+              </w:rPr>
               <w:t xml:space="preserve">The default border token clears 3:1 against both the panel and control-bar backgrounds. An explicit</w:t>
             </w:r>
             <w:r>
-              <w:t xml:space="preserve"> </w:t>
-            </w:r>
-            <w:r>
-              <w:rPr>
-                <w:rStyle w:val="VerbatimChar"/>
+              <w:rPr>
+                <w:lang w:val="en-US"/>
+              </w:rPr>
+              <w:t xml:space="preserve"> </w:t>
+            </w:r>
+            <w:r>
+              <w:rPr>
+                <w:rStyle w:val="VerbatimChar"/>
+                <w:lang w:val="en-US"/>
               </w:rPr>
               <w:t xml:space="preserve">--iiif-player-focus</w:t>
             </w:r>
             <w:r>
-              <w:t xml:space="preserve"> </w:t>
-            </w:r>
-            <w:r>
+              <w:rPr>
+                <w:lang w:val="en-US"/>
+              </w:rPr>
+              <w:t xml:space="preserve"> </w:t>
+            </w:r>
+            <w:r>
+              <w:rPr>
+                <w:lang w:val="en-US"/>
+              </w:rPr>
               <w:t xml:space="preserve">token, also at 3:1 or better, backs the focus outline on canvas-nav controls and transcript segments. The active-segment and search-highlight backgrounds are paired with the 1.4.1 indicator, which itself clears 3:1. These pairs are held by</w:t>
             </w:r>
             <w:r>
-              <w:t xml:space="preserve"> </w:t>
-            </w:r>
-            <w:r>
-              <w:rPr>
-                <w:rStyle w:val="VerbatimChar"/>
+              <w:rPr>
+                <w:lang w:val="en-US"/>
+              </w:rPr>
+              <w:t xml:space="preserve"> </w:t>
+            </w:r>
+            <w:r>
+              <w:rPr>
+                <w:rStyle w:val="VerbatimChar"/>
+                <w:lang w:val="en-US"/>
               </w:rPr>
               <w:t xml:space="preserve">src/element/contrast.test.ts</w:t>
             </w:r>
             <w:r>
+              <w:rPr>
+                <w:lang w:val="en-US"/>
+              </w:rPr>
               <w:t xml:space="preserve">.</w:t>
             </w:r>
           </w:p>
@@ -4291,6 +5968,9 @@
               <w:pStyle w:val="Compact"/>
             </w:pPr>
             <w:r>
+              <w:rPr>
+                <w:lang w:val="en-US"/>
+              </w:rPr>
               <w:t xml:space="preserve">1.4.12 Text Spacing</w:t>
             </w:r>
           </w:p>
@@ -4305,16 +5985,21 @@
               <w:rPr>
                 <w:b/>
                 <w:bCs/>
+                <w:lang w:val="en-US"/>
               </w:rPr>
               <w:t xml:space="preserve">Not Evaluated</w:t>
             </w:r>
             <w:r>
+              <w:rPr>
+                <w:lang w:val="en-US"/>
+              </w:rPr>
               <w:t xml:space="preserve"> </w:t>
             </w:r>
             <w:r>
               <w:rPr>
                 <w:i/>
                 <w:iCs/>
+                <w:lang w:val="en-US"/>
               </w:rPr>
               <w:t xml:space="preserve">(declared deviation)</w:t>
             </w:r>
@@ -4327,21 +6012,34 @@
               <w:pStyle w:val="Compact"/>
             </w:pPr>
             <w:r>
+              <w:rPr>
+                <w:lang w:val="en-US"/>
+              </w:rPr>
               <w:t xml:space="preserve">No</w:t>
             </w:r>
             <w:r>
-              <w:t xml:space="preserve"> </w:t>
-            </w:r>
-            <w:r>
-              <w:rPr>
-                <w:rStyle w:val="VerbatimChar"/>
+              <w:rPr>
+                <w:lang w:val="en-US"/>
+              </w:rPr>
+              <w:t xml:space="preserve"> </w:t>
+            </w:r>
+            <w:r>
+              <w:rPr>
+                <w:rStyle w:val="VerbatimChar"/>
+                <w:lang w:val="en-US"/>
               </w:rPr>
               <w:t xml:space="preserve">!important</w:t>
             </w:r>
             <w:r>
-              <w:t xml:space="preserve"> </w:t>
-            </w:r>
-            <w:r>
+              <w:rPr>
+                <w:lang w:val="en-US"/>
+              </w:rPr>
+              <w:t xml:space="preserve"> </w:t>
+            </w:r>
+            <w:r>
+              <w:rPr>
+                <w:lang w:val="en-US"/>
+              </w:rPr>
               <w:t xml:space="preserve">line-height or letter-spacing declarations appear in source. A bookmarklet evaluation would close this row.</w:t>
             </w:r>
           </w:p>
@@ -4358,6 +6056,9 @@
               <w:pStyle w:val="Compact"/>
             </w:pPr>
             <w:r>
+              <w:rPr>
+                <w:lang w:val="en-US"/>
+              </w:rPr>
               <w:t xml:space="preserve">1.4.13 Content on Hover or Focus</w:t>
             </w:r>
           </w:p>
@@ -4369,6 +6070,9 @@
               <w:pStyle w:val="Compact"/>
             </w:pPr>
             <w:r>
+              <w:rPr>
+                <w:lang w:val="en-US"/>
+              </w:rPr>
               <w:t xml:space="preserve">Not Applicable</w:t>
             </w:r>
           </w:p>
@@ -4380,6 +6084,9 @@
               <w:pStyle w:val="Compact"/>
             </w:pPr>
             <w:r>
+              <w:rPr>
+                <w:lang w:val="en-US"/>
+              </w:rPr>
               <w:t xml:space="preserve">No tooltips, popovers, or hover-revealed content exist in the shipped composition.</w:t>
             </w:r>
           </w:p>
@@ -4396,6 +6103,9 @@
               <w:pStyle w:val="Compact"/>
             </w:pPr>
             <w:r>
+              <w:rPr>
+                <w:lang w:val="en-US"/>
+              </w:rPr>
               <w:t xml:space="preserve">2.4.5 Multiple Ways</w:t>
             </w:r>
           </w:p>
@@ -4407,6 +6117,9 @@
               <w:pStyle w:val="Compact"/>
             </w:pPr>
             <w:r>
+              <w:rPr>
+                <w:lang w:val="en-US"/>
+              </w:rPr>
               <w:t xml:space="preserve">Not Applicable</w:t>
             </w:r>
           </w:p>
@@ -4418,6 +6131,9 @@
               <w:pStyle w:val="Compact"/>
             </w:pPr>
             <w:r>
+              <w:rPr>
+                <w:lang w:val="en-US"/>
+              </w:rPr>
               <w:t xml:space="preserve">Page-level. Navigation between the pages of a site is the host's responsibility.</w:t>
             </w:r>
           </w:p>
@@ -4434,6 +6150,9 @@
               <w:pStyle w:val="Compact"/>
             </w:pPr>
             <w:r>
+              <w:rPr>
+                <w:lang w:val="en-US"/>
+              </w:rPr>
               <w:t xml:space="preserve">2.4.6 Headings and Labels</w:t>
             </w:r>
           </w:p>
@@ -4445,6 +6164,9 @@
               <w:pStyle w:val="Compact"/>
             </w:pPr>
             <w:r>
+              <w:rPr>
+                <w:lang w:val="en-US"/>
+              </w:rPr>
               <w:t xml:space="preserve">Supports</w:t>
             </w:r>
           </w:p>
@@ -4456,27 +6178,41 @@
               <w:pStyle w:val="Compact"/>
             </w:pPr>
             <w:r>
+              <w:rPr>
+                <w:lang w:val="en-US"/>
+              </w:rPr>
               <w:t xml:space="preserve">Every region and control is labelled; see 1.3.1. The component ships no</w:t>
             </w:r>
             <w:r>
-              <w:t xml:space="preserve"> </w:t>
-            </w:r>
-            <w:r>
-              <w:rPr>
-                <w:rStyle w:val="VerbatimChar"/>
+              <w:rPr>
+                <w:lang w:val="en-US"/>
+              </w:rPr>
+              <w:t xml:space="preserve"> </w:t>
+            </w:r>
+            <w:r>
+              <w:rPr>
+                <w:rStyle w:val="VerbatimChar"/>
+                <w:lang w:val="en-US"/>
               </w:rPr>
               <w:t xml:space="preserve">&lt;h1&gt;</w:t>
             </w:r>
             <w:r>
+              <w:rPr>
+                <w:lang w:val="en-US"/>
+              </w:rPr>
               <w:t xml:space="preserve">–</w:t>
             </w:r>
             <w:r>
               <w:rPr>
                 <w:rStyle w:val="VerbatimChar"/>
+                <w:lang w:val="en-US"/>
               </w:rPr>
               <w:t xml:space="preserve">&lt;h6&gt;</w:t>
             </w:r>
             <w:r>
+              <w:rPr>
+                <w:lang w:val="en-US"/>
+              </w:rPr>
               <w:t xml:space="preserve">, which is correct for an embeddable component: document structure belongs to the host page.</w:t>
             </w:r>
           </w:p>
@@ -4493,6 +6229,9 @@
               <w:pStyle w:val="Compact"/>
             </w:pPr>
             <w:r>
+              <w:rPr>
+                <w:lang w:val="en-US"/>
+              </w:rPr>
               <w:t xml:space="preserve">2.4.7 Focus Visible</w:t>
             </w:r>
           </w:p>
@@ -4504,6 +6243,9 @@
               <w:pStyle w:val="Compact"/>
             </w:pPr>
             <w:r>
+              <w:rPr>
+                <w:lang w:val="en-US"/>
+              </w:rPr>
               <w:t xml:space="preserve">Supports</w:t>
             </w:r>
           </w:p>
@@ -4515,75 +6257,122 @@
               <w:pStyle w:val="Compact"/>
             </w:pPr>
             <w:r>
+              <w:rPr>
+                <w:lang w:val="en-US"/>
+              </w:rPr>
               <w:t xml:space="preserve">An explicit</w:t>
             </w:r>
             <w:r>
-              <w:t xml:space="preserve"> </w:t>
-            </w:r>
-            <w:r>
-              <w:rPr>
-                <w:rStyle w:val="VerbatimChar"/>
+              <w:rPr>
+                <w:lang w:val="en-US"/>
+              </w:rPr>
+              <w:t xml:space="preserve"> </w:t>
+            </w:r>
+            <w:r>
+              <w:rPr>
+                <w:rStyle w:val="VerbatimChar"/>
+                <w:lang w:val="en-US"/>
               </w:rPr>
               <w:t xml:space="preserve">--iiif-player-focus</w:t>
             </w:r>
             <w:r>
-              <w:t xml:space="preserve"> </w:t>
-            </w:r>
-            <w:r>
+              <w:rPr>
+                <w:lang w:val="en-US"/>
+              </w:rPr>
+              <w:t xml:space="preserve"> </w:t>
+            </w:r>
+            <w:r>
+              <w:rPr>
+                <w:lang w:val="en-US"/>
+              </w:rPr>
               <w:t xml:space="preserve">token, at 3:1 or better, backs the focus outline on the two surfaces whose own styling would otherwise defeat it: canvas-nav controls and transcript segments. Every other control retains the user agent's default focus indicator, which is visible and is not overridden in the wrapper. Measured at element build</w:t>
             </w:r>
             <w:r>
-              <w:t xml:space="preserve"> </w:t>
-            </w:r>
-            <w:r>
-              <w:rPr>
-                <w:rStyle w:val="VerbatimChar"/>
+              <w:rPr>
+                <w:lang w:val="en-US"/>
+              </w:rPr>
+              <w:t xml:space="preserve"> </w:t>
+            </w:r>
+            <w:r>
+              <w:rPr>
+                <w:rStyle w:val="VerbatimChar"/>
+                <w:lang w:val="en-US"/>
               </w:rPr>
               <w:t xml:space="preserve">70acb01</w:t>
             </w:r>
             <w:r>
+              <w:rPr>
+                <w:lang w:val="en-US"/>
+              </w:rPr>
               <w:t xml:space="preserve">: canvas-nav controls render</w:t>
             </w:r>
             <w:r>
-              <w:t xml:space="preserve"> </w:t>
-            </w:r>
-            <w:r>
-              <w:rPr>
-                <w:rStyle w:val="VerbatimChar"/>
+              <w:rPr>
+                <w:lang w:val="en-US"/>
+              </w:rPr>
+              <w:t xml:space="preserve"> </w:t>
+            </w:r>
+            <w:r>
+              <w:rPr>
+                <w:rStyle w:val="VerbatimChar"/>
+                <w:lang w:val="en-US"/>
               </w:rPr>
               <w:t xml:space="preserve">2px solid rgb(29, 78, 216)</w:t>
             </w:r>
             <w:r>
-              <w:t xml:space="preserve"> </w:t>
-            </w:r>
-            <w:r>
+              <w:rPr>
+                <w:lang w:val="en-US"/>
+              </w:rPr>
+              <w:t xml:space="preserve"> </w:t>
+            </w:r>
+            <w:r>
+              <w:rPr>
+                <w:lang w:val="en-US"/>
+              </w:rPr>
               <w:t xml:space="preserve">at</w:t>
             </w:r>
             <w:r>
-              <w:t xml:space="preserve"> </w:t>
-            </w:r>
-            <w:r>
-              <w:rPr>
-                <w:rStyle w:val="VerbatimChar"/>
+              <w:rPr>
+                <w:lang w:val="en-US"/>
+              </w:rPr>
+              <w:t xml:space="preserve"> </w:t>
+            </w:r>
+            <w:r>
+              <w:rPr>
+                <w:rStyle w:val="VerbatimChar"/>
+                <w:lang w:val="en-US"/>
               </w:rPr>
               <w:t xml:space="preserve">outline-offset: 2px</w:t>
             </w:r>
             <w:r>
+              <w:rPr>
+                <w:lang w:val="en-US"/>
+              </w:rPr>
               <w:t xml:space="preserve">, on both active and inactive controls, so the indicator falls outside the active control's accent background against the panel. This closes a white-on-white indicator present in an earlier build, where</w:t>
             </w:r>
             <w:r>
-              <w:t xml:space="preserve"> </w:t>
-            </w:r>
-            <w:r>
-              <w:rPr>
-                <w:rStyle w:val="VerbatimChar"/>
+              <w:rPr>
+                <w:lang w:val="en-US"/>
+              </w:rPr>
+              <w:t xml:space="preserve"> </w:t>
+            </w:r>
+            <w:r>
+              <w:rPr>
+                <w:rStyle w:val="VerbatimChar"/>
+                <w:lang w:val="en-US"/>
               </w:rPr>
               <w:t xml:space="preserve">outline: currentColor</w:t>
             </w:r>
             <w:r>
-              <w:t xml:space="preserve"> </w:t>
-            </w:r>
-            <w:r>
+              <w:rPr>
+                <w:lang w:val="en-US"/>
+              </w:rPr>
+              <w:t xml:space="preserve"> </w:t>
+            </w:r>
+            <w:r>
+              <w:rPr>
+                <w:lang w:val="en-US"/>
+              </w:rPr>
               <w:t xml:space="preserve">inherited a white foreground against a white background.</w:t>
             </w:r>
           </w:p>
@@ -4600,6 +6389,9 @@
               <w:pStyle w:val="Compact"/>
             </w:pPr>
             <w:r>
+              <w:rPr>
+                <w:lang w:val="en-US"/>
+              </w:rPr>
               <w:t xml:space="preserve">3.1.2 Language of Parts</w:t>
             </w:r>
           </w:p>
@@ -4611,6 +6403,9 @@
               <w:pStyle w:val="Compact"/>
             </w:pPr>
             <w:r>
+              <w:rPr>
+                <w:lang w:val="en-US"/>
+              </w:rPr>
               <w:t xml:space="preserve">Supports</w:t>
             </w:r>
           </w:p>
@@ -4622,75 +6417,122 @@
               <w:pStyle w:val="Compact"/>
             </w:pPr>
             <w:r>
+              <w:rPr>
+                <w:lang w:val="en-US"/>
+              </w:rPr>
               <w:t xml:space="preserve">The manifest's content language propagates as a</w:t>
             </w:r>
             <w:r>
-              <w:t xml:space="preserve"> </w:t>
-            </w:r>
-            <w:r>
-              <w:rPr>
-                <w:rStyle w:val="VerbatimChar"/>
+              <w:rPr>
+                <w:lang w:val="en-US"/>
+              </w:rPr>
+              <w:t xml:space="preserve"> </w:t>
+            </w:r>
+            <w:r>
+              <w:rPr>
+                <w:rStyle w:val="VerbatimChar"/>
+                <w:lang w:val="en-US"/>
               </w:rPr>
               <w:t xml:space="preserve">lang</w:t>
             </w:r>
             <w:r>
-              <w:t xml:space="preserve"> </w:t>
-            </w:r>
-            <w:r>
+              <w:rPr>
+                <w:lang w:val="en-US"/>
+              </w:rPr>
+              <w:t xml:space="preserve"> </w:t>
+            </w:r>
+            <w:r>
+              <w:rPr>
+                <w:lang w:val="en-US"/>
+              </w:rPr>
               <w:t xml:space="preserve">attribute on rendered segment text (</w:t>
             </w:r>
             <w:r>
               <w:rPr>
                 <w:rStyle w:val="VerbatimChar"/>
+                <w:lang w:val="en-US"/>
               </w:rPr>
               <w:t xml:space="preserve">src/lib/transcript/Segment.svelte:84</w:t>
             </w:r>
             <w:r>
+              <w:rPr>
+                <w:lang w:val="en-US"/>
+              </w:rPr>
               <w:t xml:space="preserve">), so non-English content is not read with the host page's phonemes. The attribute is applied to segment text only and deliberately not to the panel's</w:t>
             </w:r>
             <w:r>
-              <w:t xml:space="preserve"> </w:t>
-            </w:r>
-            <w:r>
-              <w:rPr>
-                <w:rStyle w:val="VerbatimChar"/>
+              <w:rPr>
+                <w:lang w:val="en-US"/>
+              </w:rPr>
+              <w:t xml:space="preserve"> </w:t>
+            </w:r>
+            <w:r>
+              <w:rPr>
+                <w:rStyle w:val="VerbatimChar"/>
+                <w:lang w:val="en-US"/>
               </w:rPr>
               <w:t xml:space="preserve">role="region"</w:t>
             </w:r>
             <w:r>
-              <w:t xml:space="preserve"> </w:t>
-            </w:r>
-            <w:r>
+              <w:rPr>
+                <w:lang w:val="en-US"/>
+              </w:rPr>
+              <w:t xml:space="preserve"> </w:t>
+            </w:r>
+            <w:r>
+              <w:rPr>
+                <w:lang w:val="en-US"/>
+              </w:rPr>
               <w:t xml:space="preserve">element, which also contains host-language chrome — loading and empty messages, the search interface, status announcements — where a region-level</w:t>
             </w:r>
             <w:r>
-              <w:t xml:space="preserve"> </w:t>
-            </w:r>
-            <w:r>
-              <w:rPr>
-                <w:rStyle w:val="VerbatimChar"/>
+              <w:rPr>
+                <w:lang w:val="en-US"/>
+              </w:rPr>
+              <w:t xml:space="preserve"> </w:t>
+            </w:r>
+            <w:r>
+              <w:rPr>
+                <w:rStyle w:val="VerbatimChar"/>
+                <w:lang w:val="en-US"/>
               </w:rPr>
               <w:t xml:space="preserve">lang</w:t>
             </w:r>
             <w:r>
-              <w:t xml:space="preserve"> </w:t>
-            </w:r>
-            <w:r>
+              <w:rPr>
+                <w:lang w:val="en-US"/>
+              </w:rPr>
+              <w:t xml:space="preserve"> </w:t>
+            </w:r>
+            <w:r>
+              <w:rPr>
+                <w:lang w:val="en-US"/>
+              </w:rPr>
               <w:t xml:space="preserve">would misapply content-language phonemes.</w:t>
             </w:r>
             <w:r>
-              <w:t xml:space="preserve"> </w:t>
-            </w:r>
-            <w:r>
-              <w:rPr>
-                <w:rStyle w:val="VerbatimChar"/>
+              <w:rPr>
+                <w:lang w:val="en-US"/>
+              </w:rPr>
+              <w:t xml:space="preserve"> </w:t>
+            </w:r>
+            <w:r>
+              <w:rPr>
+                <w:rStyle w:val="VerbatimChar"/>
+                <w:lang w:val="en-US"/>
               </w:rPr>
               <w:t xml:space="preserve">'en'</w:t>
             </w:r>
             <w:r>
-              <w:t xml:space="preserve"> </w:t>
-            </w:r>
-            <w:r>
+              <w:rPr>
+                <w:lang w:val="en-US"/>
+              </w:rPr>
+              <w:t xml:space="preserve"> </w:t>
+            </w:r>
+            <w:r>
+              <w:rPr>
+                <w:lang w:val="en-US"/>
+              </w:rPr>
               <w:t xml:space="preserve">remains only as a fallback in label selection where no language is present.</w:t>
             </w:r>
           </w:p>
@@ -4707,6 +6549,9 @@
               <w:pStyle w:val="Compact"/>
             </w:pPr>
             <w:r>
+              <w:rPr>
+                <w:lang w:val="en-US"/>
+              </w:rPr>
               <w:t xml:space="preserve">3.2.3 Consistent Navigation</w:t>
             </w:r>
           </w:p>
@@ -4718,6 +6563,9 @@
               <w:pStyle w:val="Compact"/>
             </w:pPr>
             <w:r>
+              <w:rPr>
+                <w:lang w:val="en-US"/>
+              </w:rPr>
               <w:t xml:space="preserve">Not Applicable</w:t>
             </w:r>
           </w:p>
@@ -4729,6 +6577,9 @@
               <w:pStyle w:val="Compact"/>
             </w:pPr>
             <w:r>
+              <w:rPr>
+                <w:lang w:val="en-US"/>
+              </w:rPr>
               <w:t xml:space="preserve">Page-level. Applies across a set of pages the component cannot observe.</w:t>
             </w:r>
           </w:p>
@@ -4745,6 +6596,9 @@
               <w:pStyle w:val="Compact"/>
             </w:pPr>
             <w:r>
+              <w:rPr>
+                <w:lang w:val="en-US"/>
+              </w:rPr>
               <w:t xml:space="preserve">3.2.4 Consistent Identification</w:t>
             </w:r>
           </w:p>
@@ -4756,6 +6610,9 @@
               <w:pStyle w:val="Compact"/>
             </w:pPr>
             <w:r>
+              <w:rPr>
+                <w:lang w:val="en-US"/>
+              </w:rPr>
               <w:t xml:space="preserve">Not Applicable</w:t>
             </w:r>
           </w:p>
@@ -4767,6 +6624,9 @@
               <w:pStyle w:val="Compact"/>
             </w:pPr>
             <w:r>
+              <w:rPr>
+                <w:lang w:val="en-US"/>
+              </w:rPr>
               <w:t xml:space="preserve">Page-level, on the same reasoning as 3.2.3.</w:t>
             </w:r>
           </w:p>
@@ -4783,6 +6643,9 @@
               <w:pStyle w:val="Compact"/>
             </w:pPr>
             <w:r>
+              <w:rPr>
+                <w:lang w:val="en-US"/>
+              </w:rPr>
               <w:t xml:space="preserve">3.3.3 Error Suggestion</w:t>
             </w:r>
           </w:p>
@@ -4794,6 +6657,9 @@
               <w:pStyle w:val="Compact"/>
             </w:pPr>
             <w:r>
+              <w:rPr>
+                <w:lang w:val="en-US"/>
+              </w:rPr>
               <w:t xml:space="preserve">Partially Supports</w:t>
             </w:r>
           </w:p>
@@ -4805,18 +6671,28 @@
               <w:pStyle w:val="Compact"/>
             </w:pPr>
             <w:r>
+              <w:rPr>
+                <w:lang w:val="en-US"/>
+              </w:rPr>
               <w:t xml:space="preserve">No corrective suggestion is offered where a manifest fails to load; the documented recovery is to replace the element's</w:t>
             </w:r>
             <w:r>
-              <w:t xml:space="preserve"> </w:t>
-            </w:r>
-            <w:r>
-              <w:rPr>
-                <w:rStyle w:val="VerbatimChar"/>
+              <w:rPr>
+                <w:lang w:val="en-US"/>
+              </w:rPr>
+              <w:t xml:space="preserve"> </w:t>
+            </w:r>
+            <w:r>
+              <w:rPr>
+                <w:rStyle w:val="VerbatimChar"/>
+                <w:lang w:val="en-US"/>
               </w:rPr>
               <w:t xml:space="preserve">manifest-url</w:t>
             </w:r>
             <w:r>
+              <w:rPr>
+                <w:lang w:val="en-US"/>
+              </w:rPr>
               <w:t xml:space="preserve">. Practical impact is low, since a patron cannot repair a broken manifest, but the row is not a clean pass.</w:t>
             </w:r>
           </w:p>
@@ -4833,6 +6709,9 @@
               <w:pStyle w:val="Compact"/>
             </w:pPr>
             <w:r>
+              <w:rPr>
+                <w:lang w:val="en-US"/>
+              </w:rPr>
               <w:t xml:space="preserve">3.3.4 Error Prevention (Legal, Financial, Data)</w:t>
             </w:r>
           </w:p>
@@ -4844,6 +6723,9 @@
               <w:pStyle w:val="Compact"/>
             </w:pPr>
             <w:r>
+              <w:rPr>
+                <w:lang w:val="en-US"/>
+              </w:rPr>
               <w:t xml:space="preserve">Not Applicable</w:t>
             </w:r>
           </w:p>
@@ -4855,6 +6737,9 @@
               <w:pStyle w:val="Compact"/>
             </w:pPr>
             <w:r>
+              <w:rPr>
+                <w:lang w:val="en-US"/>
+              </w:rPr>
               <w:t xml:space="preserve">The component conducts no transactions.</w:t>
             </w:r>
           </w:p>
@@ -4871,6 +6756,9 @@
               <w:pStyle w:val="Compact"/>
             </w:pPr>
             <w:r>
+              <w:rPr>
+                <w:lang w:val="en-US"/>
+              </w:rPr>
               <w:t xml:space="preserve">4.1.3 Status Messages</w:t>
             </w:r>
           </w:p>
@@ -4882,6 +6770,9 @@
               <w:pStyle w:val="Compact"/>
             </w:pPr>
             <w:r>
+              <w:rPr>
+                <w:lang w:val="en-US"/>
+              </w:rPr>
               <w:t xml:space="preserve">Partially Supports</w:t>
             </w:r>
           </w:p>
@@ -4893,98 +6784,151 @@
               <w:pStyle w:val="Compact"/>
             </w:pPr>
             <w:r>
+              <w:rPr>
+                <w:lang w:val="en-US"/>
+              </w:rPr>
               <w:t xml:space="preserve">Two</w:t>
             </w:r>
             <w:r>
-              <w:t xml:space="preserve"> </w:t>
-            </w:r>
-            <w:r>
-              <w:rPr>
-                <w:rStyle w:val="VerbatimChar"/>
+              <w:rPr>
+                <w:lang w:val="en-US"/>
+              </w:rPr>
+              <w:t xml:space="preserve"> </w:t>
+            </w:r>
+            <w:r>
+              <w:rPr>
+                <w:rStyle w:val="VerbatimChar"/>
+                <w:lang w:val="en-US"/>
               </w:rPr>
               <w:t xml:space="preserve">aria-live="polite" aria-atomic="true"</w:t>
             </w:r>
             <w:r>
-              <w:t xml:space="preserve"> </w:t>
-            </w:r>
-            <w:r>
+              <w:rPr>
+                <w:lang w:val="en-US"/>
+              </w:rPr>
+              <w:t xml:space="preserve"> </w:t>
+            </w:r>
+            <w:r>
+              <w:rPr>
+                <w:lang w:val="en-US"/>
+              </w:rPr>
               <w:t xml:space="preserve">regions exist: one in the transcript panel (</w:t>
             </w:r>
             <w:r>
               <w:rPr>
                 <w:rStyle w:val="VerbatimChar"/>
+                <w:lang w:val="en-US"/>
               </w:rPr>
               <w:t xml:space="preserve">Transcript.svelte:374</w:t>
             </w:r>
             <w:r>
+              <w:rPr>
+                <w:lang w:val="en-US"/>
+              </w:rPr>
               <w:t xml:space="preserve">) and the search match counter (</w:t>
             </w:r>
             <w:r>
               <w:rPr>
                 <w:rStyle w:val="VerbatimChar"/>
+                <w:lang w:val="en-US"/>
               </w:rPr>
               <w:t xml:space="preserve">Search.svelte:121</w:t>
             </w:r>
             <w:r>
+              <w:rPr>
+                <w:lang w:val="en-US"/>
+              </w:rPr>
               <w:t xml:space="preserve">). The panel's region is a single node fed by a single</w:t>
             </w:r>
             <w:r>
-              <w:t xml:space="preserve"> </w:t>
-            </w:r>
-            <w:r>
-              <w:rPr>
-                <w:rStyle w:val="VerbatimChar"/>
+              <w:rPr>
+                <w:lang w:val="en-US"/>
+              </w:rPr>
+              <w:t xml:space="preserve"> </w:t>
+            </w:r>
+            <w:r>
+              <w:rPr>
+                <w:rStyle w:val="VerbatimChar"/>
+                <w:lang w:val="en-US"/>
               </w:rPr>
               <w:t xml:space="preserve">announcementText</w:t>
             </w:r>
             <w:r>
-              <w:t xml:space="preserve"> </w:t>
-            </w:r>
-            <w:r>
+              <w:rPr>
+                <w:lang w:val="en-US"/>
+              </w:rPr>
+              <w:t xml:space="preserve"> </w:t>
+            </w:r>
+            <w:r>
+              <w:rPr>
+                <w:lang w:val="en-US"/>
+              </w:rPr>
               <w:t xml:space="preserve">value that two effects write to — the active-segment announcer (</w:t>
             </w:r>
             <w:r>
               <w:rPr>
                 <w:rStyle w:val="VerbatimChar"/>
+                <w:lang w:val="en-US"/>
               </w:rPr>
               <w:t xml:space="preserve">Transcript.svelte:281</w:t>
             </w:r>
             <w:r>
+              <w:rPr>
+                <w:lang w:val="en-US"/>
+              </w:rPr>
               <w:t xml:space="preserve">), gated on user-initiated interaction so that it remains silent as playback advances, and the transcript-status announcer (</w:t>
             </w:r>
             <w:r>
               <w:rPr>
                 <w:rStyle w:val="VerbatimChar"/>
+                <w:lang w:val="en-US"/>
               </w:rPr>
               <w:t xml:space="preserve">:299</w:t>
             </w:r>
             <w:r>
+              <w:rPr>
+                <w:lang w:val="en-US"/>
+              </w:rPr>
               <w:t xml:space="preserve">,</w:t>
             </w:r>
             <w:r>
-              <w:t xml:space="preserve"> </w:t>
-            </w:r>
-            <w:r>
-              <w:rPr>
-                <w:rStyle w:val="VerbatimChar"/>
+              <w:rPr>
+                <w:lang w:val="en-US"/>
+              </w:rPr>
+              <w:t xml:space="preserve"> </w:t>
+            </w:r>
+            <w:r>
+              <w:rPr>
+                <w:rStyle w:val="VerbatimChar"/>
+                <w:lang w:val="en-US"/>
               </w:rPr>
               <w:t xml:space="preserve">:301</w:t>
             </w:r>
             <w:r>
+              <w:rPr>
+                <w:lang w:val="en-US"/>
+              </w:rPr>
               <w:t xml:space="preserve">), carrying "Transcript loaded, N segments" and "Transcript unavailable". Because they share one container, a status message and a segment announcement can overwrite one another. The region is now mounted persistently rather than alongside its content, which closes a case in which a failed transcript was silent to assistive technology. This row is Partially Supports rather than Supports for that overwrite, and because whether any of it is announced is covered by checks 4–8 of</w:t>
             </w:r>
             <w:r>
+              <w:rPr>
+                <w:lang w:val="en-US"/>
+              </w:rPr>
               <w:t xml:space="preserve"> </w:t>
             </w:r>
             <w:hyperlink r:id="rId19">
               <w:r>
                 <w:rPr>
                   <w:rStyle w:val="VerbatimChar"/>
+                  <w:lang w:val="en-US"/>
                 </w:rPr>
                 <w:t xml:space="preserve">screen-reader-scripts.md</w:t>
               </w:r>
             </w:hyperlink>
             <w:r>
+              <w:rPr>
+                <w:lang w:val="en-US"/>
+              </w:rPr>
               <w:t xml:space="preserve">, which have not been performed.</w:t>
             </w:r>
           </w:p>
@@ -4999,6 +6943,9 @@
         <w:pStyle w:val="Heading2"/>
       </w:pPr>
       <w:r>
+        <w:rPr>
+          <w:lang w:val="en-US"/>
+        </w:rPr>
         <w:t xml:space="preserve">Revised Section 508 Report</w:t>
       </w:r>
     </w:p>
@@ -5008,6 +6955,9 @@
         <w:pStyle w:val="Heading3"/>
       </w:pPr>
       <w:r>
+        <w:rPr>
+          <w:lang w:val="en-US"/>
+        </w:rPr>
         <w:t xml:space="preserve">Chapter 3: Functional Performance Criteria (§302)</w:t>
       </w:r>
     </w:p>
@@ -5048,6 +6998,9 @@
               <w:pStyle w:val="Compact"/>
             </w:pPr>
             <w:r>
+              <w:rPr>
+                <w:lang w:val="en-US"/>
+              </w:rPr>
               <w:t xml:space="preserve">Criteria</w:t>
             </w:r>
           </w:p>
@@ -5059,6 +7012,9 @@
               <w:pStyle w:val="Compact"/>
             </w:pPr>
             <w:r>
+              <w:rPr>
+                <w:lang w:val="en-US"/>
+              </w:rPr>
               <w:t xml:space="preserve">Conformance Level</w:t>
             </w:r>
           </w:p>
@@ -5070,6 +7026,9 @@
               <w:pStyle w:val="Compact"/>
             </w:pPr>
             <w:r>
+              <w:rPr>
+                <w:lang w:val="en-US"/>
+              </w:rPr>
               <w:t xml:space="preserve">Remarks and Explanations</w:t>
             </w:r>
           </w:p>
@@ -5086,6 +7045,9 @@
               <w:pStyle w:val="Compact"/>
             </w:pPr>
             <w:r>
+              <w:rPr>
+                <w:lang w:val="en-US"/>
+              </w:rPr>
               <w:t xml:space="preserve">302.1 Without Vision</w:t>
             </w:r>
           </w:p>
@@ -5097,6 +7059,9 @@
               <w:pStyle w:val="Compact"/>
             </w:pPr>
             <w:r>
+              <w:rPr>
+                <w:lang w:val="en-US"/>
+              </w:rPr>
               <w:t xml:space="preserve">Partially Supports</w:t>
             </w:r>
           </w:p>
@@ -5108,6 +7073,9 @@
               <w:pStyle w:val="Compact"/>
             </w:pPr>
             <w:r>
+              <w:rPr>
+                <w:lang w:val="en-US"/>
+              </w:rPr>
               <w:t xml:space="preserve">The transcript is text, every control is labelled and keyboard-operable, and status messages use live regions. Whether assistive technology reaches any of it across the shadow boundary is 4.1.2, which is Not Evaluated. This criterion cannot be claimed above Partially Supports until that evaluation is performed.</w:t>
             </w:r>
           </w:p>
@@ -5124,6 +7092,9 @@
               <w:pStyle w:val="Compact"/>
             </w:pPr>
             <w:r>
+              <w:rPr>
+                <w:lang w:val="en-US"/>
+              </w:rPr>
               <w:t xml:space="preserve">302.2 With Limited Vision</w:t>
             </w:r>
           </w:p>
@@ -5135,6 +7106,9 @@
               <w:pStyle w:val="Compact"/>
             </w:pPr>
             <w:r>
+              <w:rPr>
+                <w:lang w:val="en-US"/>
+              </w:rPr>
               <w:t xml:space="preserve">Partially Supports</w:t>
             </w:r>
           </w:p>
@@ -5146,6 +7120,9 @@
               <w:pStyle w:val="Compact"/>
             </w:pPr>
             <w:r>
+              <w:rPr>
+                <w:lang w:val="en-US"/>
+              </w:rPr>
               <w:t xml:space="preserve">Contrast clears AA on shipped defaults (1.4.3, 1.4.11) and the component reflows to a 320px host (1.4.10). Magnification behavior at 200% text-only zoom is 1.4.4, which is Not Evaluated.</w:t>
             </w:r>
           </w:p>
@@ -5162,6 +7139,9 @@
               <w:pStyle w:val="Compact"/>
             </w:pPr>
             <w:r>
+              <w:rPr>
+                <w:lang w:val="en-US"/>
+              </w:rPr>
               <w:t xml:space="preserve">302.3 Without Perception of Color</w:t>
             </w:r>
           </w:p>
@@ -5173,6 +7153,9 @@
               <w:pStyle w:val="Compact"/>
             </w:pPr>
             <w:r>
+              <w:rPr>
+                <w:lang w:val="en-US"/>
+              </w:rPr>
               <w:t xml:space="preserve">Supports</w:t>
             </w:r>
           </w:p>
@@ -5184,18 +7167,28 @@
               <w:pStyle w:val="Compact"/>
             </w:pPr>
             <w:r>
+              <w:rPr>
+                <w:lang w:val="en-US"/>
+              </w:rPr>
               <w:t xml:space="preserve">Active segment, search match, and active canvas each carry a non-color indicator in addition to background color (1.4.1), as of element build</w:t>
             </w:r>
             <w:r>
-              <w:t xml:space="preserve"> </w:t>
-            </w:r>
-            <w:r>
-              <w:rPr>
-                <w:rStyle w:val="VerbatimChar"/>
+              <w:rPr>
+                <w:lang w:val="en-US"/>
+              </w:rPr>
+              <w:t xml:space="preserve"> </w:t>
+            </w:r>
+            <w:r>
+              <w:rPr>
+                <w:rStyle w:val="VerbatimChar"/>
+                <w:lang w:val="en-US"/>
               </w:rPr>
               <w:t xml:space="preserve">4741a70</w:t>
             </w:r>
             <w:r>
+              <w:rPr>
+                <w:lang w:val="en-US"/>
+              </w:rPr>
               <w:t xml:space="preserve">.</w:t>
             </w:r>
           </w:p>
@@ -5212,6 +7205,9 @@
               <w:pStyle w:val="Compact"/>
             </w:pPr>
             <w:r>
+              <w:rPr>
+                <w:lang w:val="en-US"/>
+              </w:rPr>
               <w:t xml:space="preserve">302.4 Without Hearing</w:t>
             </w:r>
           </w:p>
@@ -5223,15 +7219,22 @@
               <w:pStyle w:val="Compact"/>
             </w:pPr>
             <w:r>
+              <w:rPr>
+                <w:lang w:val="en-US"/>
+              </w:rPr>
               <w:t xml:space="preserve">Supports</w:t>
             </w:r>
             <w:r>
+              <w:rPr>
+                <w:lang w:val="en-US"/>
+              </w:rPr>
               <w:t xml:space="preserve"> </w:t>
             </w:r>
             <w:r>
               <w:rPr>
                 <w:i/>
                 <w:iCs/>
+                <w:lang w:val="en-US"/>
               </w:rPr>
               <w:t xml:space="preserve">(subject to manifest content)</w:t>
             </w:r>
@@ -5244,6 +7247,9 @@
               <w:pStyle w:val="Compact"/>
             </w:pPr>
             <w:r>
+              <w:rPr>
+                <w:lang w:val="en-US"/>
+              </w:rPr>
               <w:t xml:space="preserve">Captions and a time-synchronized transcript are both rendered where the manifest supplies them, with a working captions control.</w:t>
             </w:r>
           </w:p>
@@ -5260,6 +7266,9 @@
               <w:pStyle w:val="Compact"/>
             </w:pPr>
             <w:r>
+              <w:rPr>
+                <w:lang w:val="en-US"/>
+              </w:rPr>
               <w:t xml:space="preserve">302.5 With Limited Hearing</w:t>
             </w:r>
           </w:p>
@@ -5271,15 +7280,22 @@
               <w:pStyle w:val="Compact"/>
             </w:pPr>
             <w:r>
+              <w:rPr>
+                <w:lang w:val="en-US"/>
+              </w:rPr>
               <w:t xml:space="preserve">Supports</w:t>
             </w:r>
             <w:r>
+              <w:rPr>
+                <w:lang w:val="en-US"/>
+              </w:rPr>
               <w:t xml:space="preserve"> </w:t>
             </w:r>
             <w:r>
               <w:rPr>
                 <w:i/>
                 <w:iCs/>
+                <w:lang w:val="en-US"/>
               </w:rPr>
               <w:t xml:space="preserve">(subject to manifest content)</w:t>
             </w:r>
@@ -5292,6 +7308,9 @@
               <w:pStyle w:val="Compact"/>
             </w:pPr>
             <w:r>
+              <w:rPr>
+                <w:lang w:val="en-US"/>
+              </w:rPr>
               <w:t xml:space="preserve">On the same mechanisms as 302.4. The component provides no volume control; system and browser volume remain available.</w:t>
             </w:r>
           </w:p>
@@ -5308,6 +7327,9 @@
               <w:pStyle w:val="Compact"/>
             </w:pPr>
             <w:r>
+              <w:rPr>
+                <w:lang w:val="en-US"/>
+              </w:rPr>
               <w:t xml:space="preserve">302.6 Without Speech</w:t>
             </w:r>
           </w:p>
@@ -5319,6 +7341,9 @@
               <w:pStyle w:val="Compact"/>
             </w:pPr>
             <w:r>
+              <w:rPr>
+                <w:lang w:val="en-US"/>
+              </w:rPr>
               <w:t xml:space="preserve">Not Applicable</w:t>
             </w:r>
           </w:p>
@@ -5330,6 +7355,9 @@
               <w:pStyle w:val="Compact"/>
             </w:pPr>
             <w:r>
+              <w:rPr>
+                <w:lang w:val="en-US"/>
+              </w:rPr>
               <w:t xml:space="preserve">No component function requires speech input.</w:t>
             </w:r>
           </w:p>
@@ -5346,6 +7374,9 @@
               <w:pStyle w:val="Compact"/>
             </w:pPr>
             <w:r>
+              <w:rPr>
+                <w:lang w:val="en-US"/>
+              </w:rPr>
               <w:t xml:space="preserve">302.7 With Limited Manipulation</w:t>
             </w:r>
           </w:p>
@@ -5357,6 +7388,9 @@
               <w:pStyle w:val="Compact"/>
             </w:pPr>
             <w:r>
+              <w:rPr>
+                <w:lang w:val="en-US"/>
+              </w:rPr>
               <w:t xml:space="preserve">Supports</w:t>
             </w:r>
           </w:p>
@@ -5368,6 +7402,9 @@
               <w:pStyle w:val="Compact"/>
             </w:pPr>
             <w:r>
+              <w:rPr>
+                <w:lang w:val="en-US"/>
+              </w:rPr>
               <w:t xml:space="preserve">Every control is keyboard-operable with no timing dependency and no path-based or multipoint gesture (2.1.1, 2.5.1). The transcript panel is a composite widget with a single tab stop, which reduces traversal effort.</w:t>
             </w:r>
           </w:p>
@@ -5384,6 +7421,9 @@
               <w:pStyle w:val="Compact"/>
             </w:pPr>
             <w:r>
+              <w:rPr>
+                <w:lang w:val="en-US"/>
+              </w:rPr>
               <w:t xml:space="preserve">302.8 With Limited Reach and Strength</w:t>
             </w:r>
           </w:p>
@@ -5395,6 +7435,9 @@
               <w:pStyle w:val="Compact"/>
             </w:pPr>
             <w:r>
+              <w:rPr>
+                <w:lang w:val="en-US"/>
+              </w:rPr>
               <w:t xml:space="preserve">Supports</w:t>
             </w:r>
           </w:p>
@@ -5406,6 +7449,9 @@
               <w:pStyle w:val="Compact"/>
             </w:pPr>
             <w:r>
+              <w:rPr>
+                <w:lang w:val="en-US"/>
+              </w:rPr>
               <w:t xml:space="preserve">On the same basis as 302.7. Target size is a WCAG 2.2 criterion not claimed in this report, and the search previous and next controls would likely fail it; that bears on this functional criterion notwithstanding.</w:t>
             </w:r>
           </w:p>
@@ -5422,6 +7468,9 @@
               <w:pStyle w:val="Compact"/>
             </w:pPr>
             <w:r>
+              <w:rPr>
+                <w:lang w:val="en-US"/>
+              </w:rPr>
               <w:t xml:space="preserve">302.9 With Limited Language, Cognitive, and Learning Abilities</w:t>
             </w:r>
           </w:p>
@@ -5433,6 +7482,9 @@
               <w:pStyle w:val="Compact"/>
             </w:pPr>
             <w:r>
+              <w:rPr>
+                <w:lang w:val="en-US"/>
+              </w:rPr>
               <w:t xml:space="preserve">Partially Supports</w:t>
             </w:r>
           </w:p>
@@ -5444,6 +7496,9 @@
               <w:pStyle w:val="Compact"/>
             </w:pPr>
             <w:r>
+              <w:rPr>
+                <w:lang w:val="en-US"/>
+              </w:rPr>
               <w:t xml:space="preserve">The transcript, the search interface, the simple layout, and the playback-speed control support comprehension. Against that, fatal error messages surface transport-level text that is not plain language (3.3.1), and no reading-level or simplified-interface affordance exists.</w:t>
             </w:r>
           </w:p>
@@ -5457,6 +7512,9 @@
         <w:pStyle w:val="Heading3"/>
       </w:pPr>
       <w:r>
+        <w:rPr>
+          <w:lang w:val="en-US"/>
+        </w:rPr>
         <w:t xml:space="preserve">Chapter 4: Hardware (§401–§415)</w:t>
       </w:r>
     </w:p>
@@ -5497,6 +7555,9 @@
               <w:pStyle w:val="Compact"/>
             </w:pPr>
             <w:r>
+              <w:rPr>
+                <w:lang w:val="en-US"/>
+              </w:rPr>
               <w:t xml:space="preserve">Criteria</w:t>
             </w:r>
           </w:p>
@@ -5508,6 +7569,9 @@
               <w:pStyle w:val="Compact"/>
             </w:pPr>
             <w:r>
+              <w:rPr>
+                <w:lang w:val="en-US"/>
+              </w:rPr>
               <w:t xml:space="preserve">Conformance Level</w:t>
             </w:r>
           </w:p>
@@ -5519,6 +7583,9 @@
               <w:pStyle w:val="Compact"/>
             </w:pPr>
             <w:r>
+              <w:rPr>
+                <w:lang w:val="en-US"/>
+              </w:rPr>
               <w:t xml:space="preserve">Remarks and Explanations</w:t>
             </w:r>
           </w:p>
@@ -5535,6 +7602,9 @@
               <w:pStyle w:val="Compact"/>
             </w:pPr>
             <w:r>
+              <w:rPr>
+                <w:lang w:val="en-US"/>
+              </w:rPr>
               <w:t xml:space="preserve">Chapter 4 in entirety (§401–§415)</w:t>
             </w:r>
           </w:p>
@@ -5546,6 +7616,9 @@
               <w:pStyle w:val="Compact"/>
             </w:pPr>
             <w:r>
+              <w:rPr>
+                <w:lang w:val="en-US"/>
+              </w:rPr>
               <w:t xml:space="preserve">Not Applicable</w:t>
             </w:r>
           </w:p>
@@ -5557,6 +7630,9 @@
               <w:pStyle w:val="Compact"/>
             </w:pPr>
             <w:r>
+              <w:rPr>
+                <w:lang w:val="en-US"/>
+              </w:rPr>
               <w:t xml:space="preserve">The product is a software component and ships no hardware. This includes §412 Two-Way Voice Communication, §413 Closed Caption Processing Technologies, §414 Audio Description Processing Technologies, and §415 User Controls for Captions and Audio Description: the component neither processes nor transmits caption or audio-description signals, and its caption and audio-description control obligations are scored at §503.4.1 and §503.4.2 as software.</w:t>
             </w:r>
           </w:p>
@@ -5570,6 +7646,9 @@
         <w:pStyle w:val="Heading3"/>
       </w:pPr>
       <w:r>
+        <w:rPr>
+          <w:lang w:val="en-US"/>
+        </w:rPr>
         <w:t xml:space="preserve">Chapter 5: Software (§501–§504)</w:t>
       </w:r>
     </w:p>
@@ -5610,6 +7689,9 @@
               <w:pStyle w:val="Compact"/>
             </w:pPr>
             <w:r>
+              <w:rPr>
+                <w:lang w:val="en-US"/>
+              </w:rPr>
               <w:t xml:space="preserve">Criteria</w:t>
             </w:r>
           </w:p>
@@ -5621,6 +7703,9 @@
               <w:pStyle w:val="Compact"/>
             </w:pPr>
             <w:r>
+              <w:rPr>
+                <w:lang w:val="en-US"/>
+              </w:rPr>
               <w:t xml:space="preserve">Conformance Level</w:t>
             </w:r>
           </w:p>
@@ -5632,6 +7717,9 @@
               <w:pStyle w:val="Compact"/>
             </w:pPr>
             <w:r>
+              <w:rPr>
+                <w:lang w:val="en-US"/>
+              </w:rPr>
               <w:t xml:space="preserve">Remarks and Explanations</w:t>
             </w:r>
           </w:p>
@@ -5648,6 +7736,9 @@
               <w:pStyle w:val="Compact"/>
             </w:pPr>
             <w:r>
+              <w:rPr>
+                <w:lang w:val="en-US"/>
+              </w:rPr>
               <w:t xml:space="preserve">501.1 Scope</w:t>
             </w:r>
           </w:p>
@@ -5659,6 +7750,9 @@
               <w:pStyle w:val="Compact"/>
             </w:pPr>
             <w:r>
+              <w:rPr>
+                <w:lang w:val="en-US"/>
+              </w:rPr>
               <w:t xml:space="preserve">—</w:t>
             </w:r>
           </w:p>
@@ -5670,6 +7764,9 @@
               <w:pStyle w:val="Compact"/>
             </w:pPr>
             <w:r>
+              <w:rPr>
+                <w:lang w:val="en-US"/>
+              </w:rPr>
               <w:t xml:space="preserve">The product is software. As web content rendered by a user agent, the WCAG 2.1 tables above carry the substance; the rows below cover the obligations they do not reach.</w:t>
             </w:r>
           </w:p>
@@ -5686,6 +7783,9 @@
               <w:pStyle w:val="Compact"/>
             </w:pPr>
             <w:r>
+              <w:rPr>
+                <w:lang w:val="en-US"/>
+              </w:rPr>
               <w:t xml:space="preserve">502.2.1 User Control of Accessibility Features</w:t>
             </w:r>
           </w:p>
@@ -5697,6 +7797,9 @@
               <w:pStyle w:val="Compact"/>
             </w:pPr>
             <w:r>
+              <w:rPr>
+                <w:lang w:val="en-US"/>
+              </w:rPr>
               <w:t xml:space="preserve">Not Applicable</w:t>
             </w:r>
           </w:p>
@@ -5708,6 +7811,9 @@
               <w:pStyle w:val="Compact"/>
             </w:pPr>
             <w:r>
+              <w:rPr>
+                <w:lang w:val="en-US"/>
+              </w:rPr>
               <w:t xml:space="preserve">The component is not a platform and exposes no platform accessibility features.</w:t>
             </w:r>
           </w:p>
@@ -5724,6 +7830,9 @@
               <w:pStyle w:val="Compact"/>
             </w:pPr>
             <w:r>
+              <w:rPr>
+                <w:lang w:val="en-US"/>
+              </w:rPr>
               <w:t xml:space="preserve">502.2.2 No Disruption of Accessibility Features</w:t>
             </w:r>
           </w:p>
@@ -5735,6 +7844,9 @@
               <w:pStyle w:val="Compact"/>
             </w:pPr>
             <w:r>
+              <w:rPr>
+                <w:lang w:val="en-US"/>
+              </w:rPr>
               <w:t xml:space="preserve">Supports</w:t>
             </w:r>
           </w:p>
@@ -5746,33 +7858,53 @@
               <w:pStyle w:val="Compact"/>
             </w:pPr>
             <w:r>
+              <w:rPr>
+                <w:lang w:val="en-US"/>
+              </w:rPr>
               <w:t xml:space="preserve">The component sets no property that disables or interferes with a platform accessibility feature. It honors</w:t>
             </w:r>
             <w:r>
-              <w:t xml:space="preserve"> </w:t>
-            </w:r>
-            <w:r>
-              <w:rPr>
-                <w:rStyle w:val="VerbatimChar"/>
+              <w:rPr>
+                <w:lang w:val="en-US"/>
+              </w:rPr>
+              <w:t xml:space="preserve"> </w:t>
+            </w:r>
+            <w:r>
+              <w:rPr>
+                <w:rStyle w:val="VerbatimChar"/>
+                <w:lang w:val="en-US"/>
               </w:rPr>
               <w:t xml:space="preserve">prefers-reduced-motion</w:t>
             </w:r>
             <w:r>
-              <w:t xml:space="preserve"> </w:t>
-            </w:r>
-            <w:r>
+              <w:rPr>
+                <w:lang w:val="en-US"/>
+              </w:rPr>
+              <w:t xml:space="preserve"> </w:t>
+            </w:r>
+            <w:r>
+              <w:rPr>
+                <w:lang w:val="en-US"/>
+              </w:rPr>
               <w:t xml:space="preserve">and</w:t>
             </w:r>
             <w:r>
-              <w:t xml:space="preserve"> </w:t>
-            </w:r>
-            <w:r>
-              <w:rPr>
-                <w:rStyle w:val="VerbatimChar"/>
+              <w:rPr>
+                <w:lang w:val="en-US"/>
+              </w:rPr>
+              <w:t xml:space="preserve"> </w:t>
+            </w:r>
+            <w:r>
+              <w:rPr>
+                <w:rStyle w:val="VerbatimChar"/>
+                <w:lang w:val="en-US"/>
               </w:rPr>
               <w:t xml:space="preserve">forced-colors</w:t>
             </w:r>
             <w:r>
+              <w:rPr>
+                <w:lang w:val="en-US"/>
+              </w:rPr>
               <w:t xml:space="preserve">, and its focus indicators are additive to the user agent's rather than replacements for them.</w:t>
             </w:r>
           </w:p>
@@ -5789,6 +7921,9 @@
               <w:pStyle w:val="Compact"/>
             </w:pPr>
             <w:r>
+              <w:rPr>
+                <w:lang w:val="en-US"/>
+              </w:rPr>
               <w:t xml:space="preserve">502.3 Accessibility Services</w:t>
             </w:r>
           </w:p>
@@ -5800,6 +7935,9 @@
               <w:pStyle w:val="Compact"/>
             </w:pPr>
             <w:r>
+              <w:rPr>
+                <w:lang w:val="en-US"/>
+              </w:rPr>
               <w:t xml:space="preserve">Partially Supports</w:t>
             </w:r>
           </w:p>
@@ -5811,6 +7949,9 @@
               <w:pStyle w:val="Compact"/>
             </w:pPr>
             <w:r>
+              <w:rPr>
+                <w:lang w:val="en-US"/>
+              </w:rPr>
               <w:t xml:space="preserve">The component is web content; the browser is the platform providing accessibility services, and the component's obligation is to expose correct roles, names, states, and values through it. Source-level exposure is complete (1.3.1, 4.1.2), but whether it survives the open shadow root is 4.1.2, which is Not Evaluated. Same dependency and same limit as 302.1.</w:t>
             </w:r>
           </w:p>
@@ -5827,6 +7968,9 @@
               <w:pStyle w:val="Compact"/>
             </w:pPr>
             <w:r>
+              <w:rPr>
+                <w:lang w:val="en-US"/>
+              </w:rPr>
               <w:t xml:space="preserve">502.4 Platform Accessibility Features</w:t>
             </w:r>
           </w:p>
@@ -5838,6 +7982,9 @@
               <w:pStyle w:val="Compact"/>
             </w:pPr>
             <w:r>
+              <w:rPr>
+                <w:lang w:val="en-US"/>
+              </w:rPr>
               <w:t xml:space="preserve">Not Applicable</w:t>
             </w:r>
           </w:p>
@@ -5849,6 +7996,9 @@
               <w:pStyle w:val="Compact"/>
             </w:pPr>
             <w:r>
+              <w:rPr>
+                <w:lang w:val="en-US"/>
+              </w:rPr>
               <w:t xml:space="preserve">The product is not a platform.</w:t>
             </w:r>
           </w:p>
@@ -5865,6 +8015,9 @@
               <w:pStyle w:val="Compact"/>
             </w:pPr>
             <w:r>
+              <w:rPr>
+                <w:lang w:val="en-US"/>
+              </w:rPr>
               <w:t xml:space="preserve">503.2 User Preferences</w:t>
             </w:r>
           </w:p>
@@ -5876,6 +8029,9 @@
               <w:pStyle w:val="Compact"/>
             </w:pPr>
             <w:r>
+              <w:rPr>
+                <w:lang w:val="en-US"/>
+              </w:rPr>
               <w:t xml:space="preserve">Supports</w:t>
             </w:r>
           </w:p>
@@ -5887,72 +8043,116 @@
               <w:pStyle w:val="Compact"/>
             </w:pPr>
             <w:r>
+              <w:rPr>
+                <w:lang w:val="en-US"/>
+              </w:rPr>
               <w:t xml:space="preserve">The component inherits the host page's font family and size on its controls (</w:t>
             </w:r>
             <w:r>
               <w:rPr>
                 <w:rStyle w:val="VerbatimChar"/>
+                <w:lang w:val="en-US"/>
               </w:rPr>
               <w:t xml:space="preserve">font: inherit</w:t>
             </w:r>
             <w:r>
+              <w:rPr>
+                <w:lang w:val="en-US"/>
+              </w:rPr>
               <w:t xml:space="preserve">) and exposes its palette as</w:t>
             </w:r>
             <w:r>
-              <w:t xml:space="preserve"> </w:t>
-            </w:r>
-            <w:r>
-              <w:rPr>
-                <w:rStyle w:val="VerbatimChar"/>
+              <w:rPr>
+                <w:lang w:val="en-US"/>
+              </w:rPr>
+              <w:t xml:space="preserve"> </w:t>
+            </w:r>
+            <w:r>
+              <w:rPr>
+                <w:rStyle w:val="VerbatimChar"/>
+                <w:lang w:val="en-US"/>
               </w:rPr>
               <w:t xml:space="preserve">--iiif-player-*</w:t>
             </w:r>
             <w:r>
-              <w:t xml:space="preserve"> </w:t>
-            </w:r>
-            <w:r>
+              <w:rPr>
+                <w:lang w:val="en-US"/>
+              </w:rPr>
+              <w:t xml:space="preserve"> </w:t>
+            </w:r>
+            <w:r>
+              <w:rPr>
+                <w:lang w:val="en-US"/>
+              </w:rPr>
               <w:t xml:space="preserve">custom properties, including the muted text of the empty and loading messages, which was hardcoded until</w:t>
             </w:r>
             <w:r>
-              <w:t xml:space="preserve"> </w:t>
-            </w:r>
-            <w:r>
-              <w:rPr>
-                <w:rStyle w:val="VerbatimChar"/>
+              <w:rPr>
+                <w:lang w:val="en-US"/>
+              </w:rPr>
+              <w:t xml:space="preserve"> </w:t>
+            </w:r>
+            <w:r>
+              <w:rPr>
+                <w:rStyle w:val="VerbatimChar"/>
+                <w:lang w:val="en-US"/>
               </w:rPr>
               <w:t xml:space="preserve">--iiif-player-muted-fg</w:t>
             </w:r>
             <w:r>
-              <w:t xml:space="preserve"> </w:t>
-            </w:r>
-            <w:r>
+              <w:rPr>
+                <w:lang w:val="en-US"/>
+              </w:rPr>
+              <w:t xml:space="preserve"> </w:t>
+            </w:r>
+            <w:r>
+              <w:rPr>
+                <w:lang w:val="en-US"/>
+              </w:rPr>
               <w:t xml:space="preserve">was introduced. It honors</w:t>
             </w:r>
             <w:r>
-              <w:t xml:space="preserve"> </w:t>
-            </w:r>
-            <w:r>
-              <w:rPr>
-                <w:rStyle w:val="VerbatimChar"/>
+              <w:rPr>
+                <w:lang w:val="en-US"/>
+              </w:rPr>
+              <w:t xml:space="preserve"> </w:t>
+            </w:r>
+            <w:r>
+              <w:rPr>
+                <w:rStyle w:val="VerbatimChar"/>
+                <w:lang w:val="en-US"/>
               </w:rPr>
               <w:t xml:space="preserve">prefers-reduced-motion: reduce</w:t>
             </w:r>
             <w:r>
-              <w:t xml:space="preserve"> </w:t>
-            </w:r>
-            <w:r>
+              <w:rPr>
+                <w:lang w:val="en-US"/>
+              </w:rPr>
+              <w:t xml:space="preserve"> </w:t>
+            </w:r>
+            <w:r>
+              <w:rPr>
+                <w:lang w:val="en-US"/>
+              </w:rPr>
               <w:t xml:space="preserve">and</w:t>
             </w:r>
             <w:r>
-              <w:t xml:space="preserve"> </w:t>
-            </w:r>
-            <w:r>
-              <w:rPr>
-                <w:rStyle w:val="VerbatimChar"/>
+              <w:rPr>
+                <w:lang w:val="en-US"/>
+              </w:rPr>
+              <w:t xml:space="preserve"> </w:t>
+            </w:r>
+            <w:r>
+              <w:rPr>
+                <w:rStyle w:val="VerbatimChar"/>
+                <w:lang w:val="en-US"/>
               </w:rPr>
               <w:t xml:space="preserve">forced-colors: active</w:t>
             </w:r>
             <w:r>
+              <w:rPr>
+                <w:lang w:val="en-US"/>
+              </w:rPr>
               <w:t xml:space="preserve">. It overrides no user preference for color, contrast, font type, font size, or focus cursor.</w:t>
             </w:r>
           </w:p>
@@ -5969,6 +8169,9 @@
               <w:pStyle w:val="Compact"/>
             </w:pPr>
             <w:r>
+              <w:rPr>
+                <w:lang w:val="en-US"/>
+              </w:rPr>
               <w:t xml:space="preserve">503.3 Alternative User Interfaces</w:t>
             </w:r>
           </w:p>
@@ -5980,6 +8183,9 @@
               <w:pStyle w:val="Compact"/>
             </w:pPr>
             <w:r>
+              <w:rPr>
+                <w:lang w:val="en-US"/>
+              </w:rPr>
               <w:t xml:space="preserve">Not Applicable</w:t>
             </w:r>
           </w:p>
@@ -5991,6 +8197,9 @@
               <w:pStyle w:val="Compact"/>
             </w:pPr>
             <w:r>
+              <w:rPr>
+                <w:lang w:val="en-US"/>
+              </w:rPr>
               <w:t xml:space="preserve">The component provides no alternative user interface functioning as assistive technology.</w:t>
             </w:r>
           </w:p>
@@ -6007,6 +8216,9 @@
               <w:pStyle w:val="Compact"/>
             </w:pPr>
             <w:r>
+              <w:rPr>
+                <w:lang w:val="en-US"/>
+              </w:rPr>
               <w:t xml:space="preserve">503.4.1 Caption Controls</w:t>
             </w:r>
           </w:p>
@@ -6018,15 +8230,22 @@
               <w:pStyle w:val="Compact"/>
             </w:pPr>
             <w:r>
+              <w:rPr>
+                <w:lang w:val="en-US"/>
+              </w:rPr>
               <w:t xml:space="preserve">Supports</w:t>
             </w:r>
             <w:r>
+              <w:rPr>
+                <w:lang w:val="en-US"/>
+              </w:rPr>
               <w:t xml:space="preserve"> </w:t>
             </w:r>
             <w:r>
               <w:rPr>
                 <w:i/>
                 <w:iCs/>
+                <w:lang w:val="en-US"/>
               </w:rPr>
               <w:t xml:space="preserve">(subject to manifest content)</w:t>
             </w:r>
@@ -6039,6 +8258,9 @@
               <w:pStyle w:val="Compact"/>
             </w:pPr>
             <w:r>
+              <w:rPr>
+                <w:lang w:val="en-US"/>
+              </w:rPr>
               <w:t xml:space="preserve">A captions control sits in the control bar at the same level as the volume and program-selection controls this criterion contemplates, rather than behind a menu, on any video canvas whose manifest supplies caption tracks.</w:t>
             </w:r>
           </w:p>
@@ -6055,6 +8277,9 @@
               <w:pStyle w:val="Compact"/>
             </w:pPr>
             <w:r>
+              <w:rPr>
+                <w:lang w:val="en-US"/>
+              </w:rPr>
               <w:t xml:space="preserve">503.4.2 Audio Description Controls</w:t>
             </w:r>
           </w:p>
@@ -6069,6 +8294,7 @@
               <w:rPr>
                 <w:b/>
                 <w:bCs/>
+                <w:lang w:val="en-US"/>
               </w:rPr>
               <w:t xml:space="preserve">Does Not Support</w:t>
             </w:r>
@@ -6081,6 +8307,9 @@
               <w:pStyle w:val="Compact"/>
             </w:pPr>
             <w:r>
+              <w:rPr>
+                <w:lang w:val="en-US"/>
+              </w:rPr>
               <w:t xml:space="preserve">No audio-description control exists, because no audio-description path exists. This is the Section 508 expression of the gap recorded at WCAG 1.2.5 and EN 301 549 §7.2.1.</w:t>
             </w:r>
           </w:p>
@@ -6097,6 +8326,9 @@
               <w:pStyle w:val="Compact"/>
             </w:pPr>
             <w:r>
+              <w:rPr>
+                <w:lang w:val="en-US"/>
+              </w:rPr>
               <w:t xml:space="preserve">504 Authoring Tools</w:t>
             </w:r>
           </w:p>
@@ -6108,6 +8340,9 @@
               <w:pStyle w:val="Compact"/>
             </w:pPr>
             <w:r>
+              <w:rPr>
+                <w:lang w:val="en-US"/>
+              </w:rPr>
               <w:t xml:space="preserve">Not Applicable</w:t>
             </w:r>
           </w:p>
@@ -6119,6 +8354,9 @@
               <w:pStyle w:val="Compact"/>
             </w:pPr>
             <w:r>
+              <w:rPr>
+                <w:lang w:val="en-US"/>
+              </w:rPr>
               <w:t xml:space="preserve">The component renders IIIF content. It does not author, edit, or export it, and offers no authoring interface.</w:t>
             </w:r>
           </w:p>
@@ -6132,6 +8370,9 @@
         <w:pStyle w:val="Heading3"/>
       </w:pPr>
       <w:r>
+        <w:rPr>
+          <w:lang w:val="en-US"/>
+        </w:rPr>
         <w:t xml:space="preserve">Chapter 6: Support Documentation and Services (§601–§603)</w:t>
       </w:r>
     </w:p>
@@ -6172,6 +8413,9 @@
               <w:pStyle w:val="Compact"/>
             </w:pPr>
             <w:r>
+              <w:rPr>
+                <w:lang w:val="en-US"/>
+              </w:rPr>
               <w:t xml:space="preserve">Criteria</w:t>
             </w:r>
           </w:p>
@@ -6183,6 +8427,9 @@
               <w:pStyle w:val="Compact"/>
             </w:pPr>
             <w:r>
+              <w:rPr>
+                <w:lang w:val="en-US"/>
+              </w:rPr>
               <w:t xml:space="preserve">Conformance Level</w:t>
             </w:r>
           </w:p>
@@ -6194,6 +8441,9 @@
               <w:pStyle w:val="Compact"/>
             </w:pPr>
             <w:r>
+              <w:rPr>
+                <w:lang w:val="en-US"/>
+              </w:rPr>
               <w:t xml:space="preserve">Remarks and Explanations</w:t>
             </w:r>
           </w:p>
@@ -6210,6 +8460,9 @@
               <w:pStyle w:val="Compact"/>
             </w:pPr>
             <w:r>
+              <w:rPr>
+                <w:lang w:val="en-US"/>
+              </w:rPr>
               <w:t xml:space="preserve">602.2 Accessibility and Compatibility Features</w:t>
             </w:r>
           </w:p>
@@ -6221,6 +8474,9 @@
               <w:pStyle w:val="Compact"/>
             </w:pPr>
             <w:r>
+              <w:rPr>
+                <w:lang w:val="en-US"/>
+              </w:rPr>
               <w:t xml:space="preserve">Supports</w:t>
             </w:r>
           </w:p>
@@ -6234,13 +8490,20 @@
             <w:r>
               <w:rPr>
                 <w:rStyle w:val="VerbatimChar"/>
+                <w:lang w:val="en-US"/>
               </w:rPr>
               <w:t xml:space="preserve">README.md</w:t>
             </w:r>
             <w:r>
-              <w:t xml:space="preserve"> </w:t>
-            </w:r>
-            <w:r>
+              <w:rPr>
+                <w:lang w:val="en-US"/>
+              </w:rPr>
+              <w:t xml:space="preserve"> </w:t>
+            </w:r>
+            <w:r>
+              <w:rPr>
+                <w:lang w:val="en-US"/>
+              </w:rPr>
               <w:t xml:space="preserve">carries an "Accessibility" section covering the keyboard model, announcement behavior, known limitations, the theming-responsibility boundary, forced-colors and right-to-left behavior, and the segment-semantics rationale. This closes a finding standing independent of any WCAG row: the documentation previously carried no accessibility content.</w:t>
             </w:r>
           </w:p>
@@ -6257,6 +8520,9 @@
               <w:pStyle w:val="Compact"/>
             </w:pPr>
             <w:r>
+              <w:rPr>
+                <w:lang w:val="en-US"/>
+              </w:rPr>
               <w:t xml:space="preserve">602.3 Electronic Support Documentation</w:t>
             </w:r>
           </w:p>
@@ -6268,6 +8534,9 @@
               <w:pStyle w:val="Compact"/>
             </w:pPr>
             <w:r>
+              <w:rPr>
+                <w:lang w:val="en-US"/>
+              </w:rPr>
               <w:t xml:space="preserve">Supports</w:t>
             </w:r>
           </w:p>
@@ -6279,6 +8548,9 @@
               <w:pStyle w:val="Compact"/>
             </w:pPr>
             <w:r>
+              <w:rPr>
+                <w:lang w:val="en-US"/>
+              </w:rPr>
               <w:t xml:space="preserve">All documentation is Markdown in a public Git repository, rendered as HTML by GitHub, and conforms to the same WCAG 2.1 AA target as the product.</w:t>
             </w:r>
           </w:p>
@@ -6295,6 +8567,9 @@
               <w:pStyle w:val="Compact"/>
             </w:pPr>
             <w:r>
+              <w:rPr>
+                <w:lang w:val="en-US"/>
+              </w:rPr>
               <w:t xml:space="preserve">602.4 Alternate Formats for Non-Electronic Support Documentation</w:t>
             </w:r>
           </w:p>
@@ -6306,6 +8581,9 @@
               <w:pStyle w:val="Compact"/>
             </w:pPr>
             <w:r>
+              <w:rPr>
+                <w:lang w:val="en-US"/>
+              </w:rPr>
               <w:t xml:space="preserve">Not Applicable</w:t>
             </w:r>
           </w:p>
@@ -6317,6 +8595,9 @@
               <w:pStyle w:val="Compact"/>
             </w:pPr>
             <w:r>
+              <w:rPr>
+                <w:lang w:val="en-US"/>
+              </w:rPr>
               <w:t xml:space="preserve">No non-electronic documentation exists.</w:t>
             </w:r>
           </w:p>
@@ -6333,6 +8614,9 @@
               <w:pStyle w:val="Compact"/>
             </w:pPr>
             <w:r>
+              <w:rPr>
+                <w:lang w:val="en-US"/>
+              </w:rPr>
               <w:t xml:space="preserve">603.2 Information on Accessibility and Compatibility Features</w:t>
             </w:r>
           </w:p>
@@ -6344,6 +8628,9 @@
               <w:pStyle w:val="Compact"/>
             </w:pPr>
             <w:r>
+              <w:rPr>
+                <w:lang w:val="en-US"/>
+              </w:rPr>
               <w:t xml:space="preserve">Supports</w:t>
             </w:r>
           </w:p>
@@ -6355,6 +8642,9 @@
               <w:pStyle w:val="Compact"/>
             </w:pPr>
             <w:r>
+              <w:rPr>
+                <w:lang w:val="en-US"/>
+              </w:rPr>
               <w:t xml:space="preserve">Support runs through public GitHub issues, where accessibility questions are answered on the same terms as any other.</w:t>
             </w:r>
           </w:p>
@@ -6371,6 +8661,9 @@
               <w:pStyle w:val="Compact"/>
             </w:pPr>
             <w:r>
+              <w:rPr>
+                <w:lang w:val="en-US"/>
+              </w:rPr>
               <w:t xml:space="preserve">603.3 Accommodation of Communication Needs</w:t>
             </w:r>
           </w:p>
@@ -6382,6 +8675,9 @@
               <w:pStyle w:val="Compact"/>
             </w:pPr>
             <w:r>
+              <w:rPr>
+                <w:lang w:val="en-US"/>
+              </w:rPr>
               <w:t xml:space="preserve">Partially Supports</w:t>
             </w:r>
           </w:p>
@@ -6393,6 +8689,9 @@
               <w:pStyle w:val="Compact"/>
             </w:pPr>
             <w:r>
+              <w:rPr>
+                <w:lang w:val="en-US"/>
+              </w:rPr>
               <w:t xml:space="preserve">GitHub issues are the primary support channel and are a text channel. Email to the maintainer is available as an alternative. No telephone or real-time channel exists, which is a limitation of project scale.</w:t>
             </w:r>
           </w:p>
@@ -6407,6 +8706,9 @@
         <w:pStyle w:val="Heading2"/>
       </w:pPr>
       <w:r>
+        <w:rPr>
+          <w:lang w:val="en-US"/>
+        </w:rPr>
         <w:t xml:space="preserve">EN 301 549 Report</w:t>
       </w:r>
     </w:p>
@@ -6447,6 +8749,9 @@
               <w:pStyle w:val="Compact"/>
             </w:pPr>
             <w:r>
+              <w:rPr>
+                <w:lang w:val="en-US"/>
+              </w:rPr>
               <w:t xml:space="preserve">Chapter / Clause</w:t>
             </w:r>
           </w:p>
@@ -6458,6 +8763,9 @@
               <w:pStyle w:val="Compact"/>
             </w:pPr>
             <w:r>
+              <w:rPr>
+                <w:lang w:val="en-US"/>
+              </w:rPr>
               <w:t xml:space="preserve">Conformance Level</w:t>
             </w:r>
           </w:p>
@@ -6469,6 +8777,9 @@
               <w:pStyle w:val="Compact"/>
             </w:pPr>
             <w:r>
+              <w:rPr>
+                <w:lang w:val="en-US"/>
+              </w:rPr>
               <w:t xml:space="preserve">Remarks and Explanations</w:t>
             </w:r>
           </w:p>
@@ -6485,6 +8796,9 @@
               <w:pStyle w:val="Compact"/>
             </w:pPr>
             <w:r>
+              <w:rPr>
+                <w:lang w:val="en-US"/>
+              </w:rPr>
               <w:t xml:space="preserve">4.2.1–4.2.8, 4.2.10 Functional performance statements</w:t>
             </w:r>
           </w:p>
@@ -6496,6 +8810,9 @@
               <w:pStyle w:val="Compact"/>
             </w:pPr>
             <w:r>
+              <w:rPr>
+                <w:lang w:val="en-US"/>
+              </w:rPr>
               <w:t xml:space="preserve">See §302 above</w:t>
             </w:r>
           </w:p>
@@ -6507,6 +8824,9 @@
               <w:pStyle w:val="Compact"/>
             </w:pPr>
             <w:r>
+              <w:rPr>
+                <w:lang w:val="en-US"/>
+              </w:rPr>
               <w:t xml:space="preserve">These nine statements correspond one to one with Section 508 §302.1–§302.9 and are answered by the Chapter 3 table above.</w:t>
             </w:r>
           </w:p>
@@ -6523,6 +8843,9 @@
               <w:pStyle w:val="Compact"/>
             </w:pPr>
             <w:r>
+              <w:rPr>
+                <w:lang w:val="en-US"/>
+              </w:rPr>
               <w:t xml:space="preserve">4.2.9 Minimize photosensitive seizure triggers</w:t>
             </w:r>
           </w:p>
@@ -6534,15 +8857,22 @@
               <w:pStyle w:val="Compact"/>
             </w:pPr>
             <w:r>
+              <w:rPr>
+                <w:lang w:val="en-US"/>
+              </w:rPr>
               <w:t xml:space="preserve">Supports</w:t>
             </w:r>
             <w:r>
+              <w:rPr>
+                <w:lang w:val="en-US"/>
+              </w:rPr>
               <w:t xml:space="preserve"> </w:t>
             </w:r>
             <w:r>
               <w:rPr>
                 <w:i/>
                 <w:iCs/>
+                <w:lang w:val="en-US"/>
               </w:rPr>
               <w:t xml:space="preserve">(component)</w:t>
             </w:r>
@@ -6555,6 +8885,9 @@
               <w:pStyle w:val="Compact"/>
             </w:pPr>
             <w:r>
+              <w:rPr>
+                <w:lang w:val="en-US"/>
+              </w:rPr>
               <w:t xml:space="preserve">No component chrome flashes. This clause has no Section 508 §302 counterpart and is therefore scored here rather than by reference. Manifest media content is the publisher's responsibility; see the content responsibility note and WCAG 2.3.1.</w:t>
             </w:r>
           </w:p>
@@ -6571,6 +8904,9 @@
               <w:pStyle w:val="Compact"/>
             </w:pPr>
             <w:r>
+              <w:rPr>
+                <w:lang w:val="en-US"/>
+              </w:rPr>
               <w:t xml:space="preserve">4.2.11 Privacy</w:t>
             </w:r>
           </w:p>
@@ -6582,6 +8918,9 @@
               <w:pStyle w:val="Compact"/>
             </w:pPr>
             <w:r>
+              <w:rPr>
+                <w:lang w:val="en-US"/>
+              </w:rPr>
               <w:t xml:space="preserve">Supports</w:t>
             </w:r>
           </w:p>
@@ -6593,6 +8932,9 @@
               <w:pStyle w:val="Compact"/>
             </w:pPr>
             <w:r>
+              <w:rPr>
+                <w:lang w:val="en-US"/>
+              </w:rPr>
               <w:t xml:space="preserve">This clause has no Section 508 §302 counterpart and is therefore scored here rather than by reference. The component collects no personal data, requires no authentication, and exposes no user-identifying state. The accessibility features it provides — captions, transcript, keyboard operation — are available without disclosing anything about the user.</w:t>
             </w:r>
           </w:p>
@@ -6609,6 +8951,9 @@
               <w:pStyle w:val="Compact"/>
             </w:pPr>
             <w:r>
+              <w:rPr>
+                <w:lang w:val="en-US"/>
+              </w:rPr>
               <w:t xml:space="preserve">5.1 Closed functionality</w:t>
             </w:r>
           </w:p>
@@ -6620,6 +8965,9 @@
               <w:pStyle w:val="Compact"/>
             </w:pPr>
             <w:r>
+              <w:rPr>
+                <w:lang w:val="en-US"/>
+              </w:rPr>
               <w:t xml:space="preserve">Not Applicable</w:t>
             </w:r>
           </w:p>
@@ -6631,6 +8979,9 @@
               <w:pStyle w:val="Compact"/>
             </w:pPr>
             <w:r>
+              <w:rPr>
+                <w:lang w:val="en-US"/>
+              </w:rPr>
               <w:t xml:space="preserve">The component is not closed functionality. It runs in a user agent and assistive technology can be attached to it.</w:t>
             </w:r>
           </w:p>
@@ -6647,6 +8998,9 @@
               <w:pStyle w:val="Compact"/>
             </w:pPr>
             <w:r>
+              <w:rPr>
+                <w:lang w:val="en-US"/>
+              </w:rPr>
               <w:t xml:space="preserve">5.2 Activation of accessibility features</w:t>
             </w:r>
           </w:p>
@@ -6658,6 +9012,9 @@
               <w:pStyle w:val="Compact"/>
             </w:pPr>
             <w:r>
+              <w:rPr>
+                <w:lang w:val="en-US"/>
+              </w:rPr>
               <w:t xml:space="preserve">Supports</w:t>
             </w:r>
           </w:p>
@@ -6669,36 +9026,59 @@
               <w:pStyle w:val="Compact"/>
             </w:pPr>
             <w:r>
+              <w:rPr>
+                <w:lang w:val="en-US"/>
+              </w:rPr>
               <w:t xml:space="preserve">Where the platform provides an accessibility feature the component honors it —</w:t>
             </w:r>
             <w:r>
-              <w:t xml:space="preserve"> </w:t>
-            </w:r>
-            <w:r>
-              <w:rPr>
-                <w:rStyle w:val="VerbatimChar"/>
+              <w:rPr>
+                <w:lang w:val="en-US"/>
+              </w:rPr>
+              <w:t xml:space="preserve"> </w:t>
+            </w:r>
+            <w:r>
+              <w:rPr>
+                <w:rStyle w:val="VerbatimChar"/>
+                <w:lang w:val="en-US"/>
               </w:rPr>
               <w:t xml:space="preserve">prefers-reduced-motion</w:t>
             </w:r>
             <w:r>
-              <w:t xml:space="preserve"> </w:t>
-            </w:r>
-            <w:r>
+              <w:rPr>
+                <w:lang w:val="en-US"/>
+              </w:rPr>
+              <w:t xml:space="preserve"> </w:t>
+            </w:r>
+            <w:r>
+              <w:rPr>
+                <w:lang w:val="en-US"/>
+              </w:rPr>
               <w:t xml:space="preserve">and</w:t>
             </w:r>
             <w:r>
-              <w:t xml:space="preserve"> </w:t>
-            </w:r>
-            <w:r>
-              <w:rPr>
-                <w:rStyle w:val="VerbatimChar"/>
+              <w:rPr>
+                <w:lang w:val="en-US"/>
+              </w:rPr>
+              <w:t xml:space="preserve"> </w:t>
+            </w:r>
+            <w:r>
+              <w:rPr>
+                <w:rStyle w:val="VerbatimChar"/>
+                <w:lang w:val="en-US"/>
               </w:rPr>
               <w:t xml:space="preserve">forced-colors</w:t>
             </w:r>
             <w:r>
-              <w:t xml:space="preserve"> </w:t>
-            </w:r>
-            <w:r>
+              <w:rPr>
+                <w:lang w:val="en-US"/>
+              </w:rPr>
+              <w:t xml:space="preserve"> </w:t>
+            </w:r>
+            <w:r>
+              <w:rPr>
+                <w:lang w:val="en-US"/>
+              </w:rPr>
               <w:t xml:space="preserve">— and it disables no such feature.</w:t>
             </w:r>
           </w:p>
@@ -6715,6 +9095,9 @@
               <w:pStyle w:val="Compact"/>
             </w:pPr>
             <w:r>
+              <w:rPr>
+                <w:lang w:val="en-US"/>
+              </w:rPr>
               <w:t xml:space="preserve">5.3 Biometrics</w:t>
             </w:r>
           </w:p>
@@ -6726,6 +9109,9 @@
               <w:pStyle w:val="Compact"/>
             </w:pPr>
             <w:r>
+              <w:rPr>
+                <w:lang w:val="en-US"/>
+              </w:rPr>
               <w:t xml:space="preserve">Not Applicable</w:t>
             </w:r>
           </w:p>
@@ -6737,6 +9123,9 @@
               <w:pStyle w:val="Compact"/>
             </w:pPr>
             <w:r>
+              <w:rPr>
+                <w:lang w:val="en-US"/>
+              </w:rPr>
               <w:t xml:space="preserve">No biometric characteristics are used for identification or control.</w:t>
             </w:r>
           </w:p>
@@ -6753,6 +9142,9 @@
               <w:pStyle w:val="Compact"/>
             </w:pPr>
             <w:r>
+              <w:rPr>
+                <w:lang w:val="en-US"/>
+              </w:rPr>
               <w:t xml:space="preserve">5.4 Preservation of information provided for accessibility</w:t>
             </w:r>
           </w:p>
@@ -6764,6 +9156,9 @@
               <w:pStyle w:val="Compact"/>
             </w:pPr>
             <w:r>
+              <w:rPr>
+                <w:lang w:val="en-US"/>
+              </w:rPr>
               <w:t xml:space="preserve">Not Applicable</w:t>
             </w:r>
           </w:p>
@@ -6775,6 +9170,9 @@
               <w:pStyle w:val="Compact"/>
             </w:pPr>
             <w:r>
+              <w:rPr>
+                <w:lang w:val="en-US"/>
+              </w:rPr>
               <w:t xml:space="preserve">The component performs no conversion or transmission of content.</w:t>
             </w:r>
           </w:p>
@@ -6791,6 +9189,9 @@
               <w:pStyle w:val="Compact"/>
             </w:pPr>
             <w:r>
+              <w:rPr>
+                <w:lang w:val="en-US"/>
+              </w:rPr>
               <w:t xml:space="preserve">5.5–5.8 Operable parts, locking controls, key repeat, double-strike</w:t>
             </w:r>
           </w:p>
@@ -6802,6 +9203,9 @@
               <w:pStyle w:val="Compact"/>
             </w:pPr>
             <w:r>
+              <w:rPr>
+                <w:lang w:val="en-US"/>
+              </w:rPr>
               <w:t xml:space="preserve">Not Applicable</w:t>
             </w:r>
           </w:p>
@@ -6813,6 +9217,9 @@
               <w:pStyle w:val="Compact"/>
             </w:pPr>
             <w:r>
+              <w:rPr>
+                <w:lang w:val="en-US"/>
+              </w:rPr>
               <w:t xml:space="preserve">These clauses address physical operable parts and keyboard hardware behavior, neither of which a software component provides.</w:t>
             </w:r>
           </w:p>
@@ -6829,6 +9236,9 @@
               <w:pStyle w:val="Compact"/>
             </w:pPr>
             <w:r>
+              <w:rPr>
+                <w:lang w:val="en-US"/>
+              </w:rPr>
               <w:t xml:space="preserve">5.9 Simultaneous user actions</w:t>
             </w:r>
           </w:p>
@@ -6840,6 +9250,9 @@
               <w:pStyle w:val="Compact"/>
             </w:pPr>
             <w:r>
+              <w:rPr>
+                <w:lang w:val="en-US"/>
+              </w:rPr>
               <w:t xml:space="preserve">Supports</w:t>
             </w:r>
           </w:p>
@@ -6851,6 +9264,9 @@
               <w:pStyle w:val="Compact"/>
             </w:pPr>
             <w:r>
+              <w:rPr>
+                <w:lang w:val="en-US"/>
+              </w:rPr>
               <w:t xml:space="preserve">No component function requires simultaneous user actions. Every control activates on a single click, a single key press, or a single pointer drag on the range input, which is itself operable by single arrow-key presses.</w:t>
             </w:r>
           </w:p>
@@ -6867,6 +9283,9 @@
               <w:pStyle w:val="Compact"/>
             </w:pPr>
             <w:r>
+              <w:rPr>
+                <w:lang w:val="en-US"/>
+              </w:rPr>
               <w:t xml:space="preserve">6 ICT with two-way voice communication</w:t>
             </w:r>
           </w:p>
@@ -6878,6 +9297,9 @@
               <w:pStyle w:val="Compact"/>
             </w:pPr>
             <w:r>
+              <w:rPr>
+                <w:lang w:val="en-US"/>
+              </w:rPr>
               <w:t xml:space="preserve">Not Applicable</w:t>
             </w:r>
           </w:p>
@@ -6889,6 +9311,9 @@
               <w:pStyle w:val="Compact"/>
             </w:pPr>
             <w:r>
+              <w:rPr>
+                <w:lang w:val="en-US"/>
+              </w:rPr>
               <w:t xml:space="preserve">The product provides no two-way voice communication.</w:t>
             </w:r>
           </w:p>
@@ -6905,6 +9330,9 @@
               <w:pStyle w:val="Compact"/>
             </w:pPr>
             <w:r>
+              <w:rPr>
+                <w:lang w:val="en-US"/>
+              </w:rPr>
               <w:t xml:space="preserve">7.1.1 Captioning playback</w:t>
             </w:r>
           </w:p>
@@ -6916,15 +9344,22 @@
               <w:pStyle w:val="Compact"/>
             </w:pPr>
             <w:r>
+              <w:rPr>
+                <w:lang w:val="en-US"/>
+              </w:rPr>
               <w:t xml:space="preserve">Supports</w:t>
             </w:r>
             <w:r>
+              <w:rPr>
+                <w:lang w:val="en-US"/>
+              </w:rPr>
               <w:t xml:space="preserve"> </w:t>
             </w:r>
             <w:r>
               <w:rPr>
                 <w:i/>
                 <w:iCs/>
+                <w:lang w:val="en-US"/>
               </w:rPr>
               <w:t xml:space="preserve">(subject to manifest content)</w:t>
             </w:r>
@@ -6937,21 +9372,34 @@
               <w:pStyle w:val="Compact"/>
             </w:pPr>
             <w:r>
+              <w:rPr>
+                <w:lang w:val="en-US"/>
+              </w:rPr>
               <w:t xml:space="preserve">The component renders caption tracks from manifest annotations as a native</w:t>
             </w:r>
             <w:r>
-              <w:t xml:space="preserve"> </w:t>
-            </w:r>
-            <w:r>
-              <w:rPr>
-                <w:rStyle w:val="VerbatimChar"/>
+              <w:rPr>
+                <w:lang w:val="en-US"/>
+              </w:rPr>
+              <w:t xml:space="preserve"> </w:t>
+            </w:r>
+            <w:r>
+              <w:rPr>
+                <w:rStyle w:val="VerbatimChar"/>
+                <w:lang w:val="en-US"/>
               </w:rPr>
               <w:t xml:space="preserve">&lt;track&gt;</w:t>
             </w:r>
             <w:r>
-              <w:t xml:space="preserve"> </w:t>
-            </w:r>
-            <w:r>
+              <w:rPr>
+                <w:lang w:val="en-US"/>
+              </w:rPr>
+              <w:t xml:space="preserve"> </w:t>
+            </w:r>
+            <w:r>
+              <w:rPr>
+                <w:lang w:val="en-US"/>
+              </w:rPr>
               <w:t xml:space="preserve">on the media element.</w:t>
             </w:r>
           </w:p>
@@ -6968,6 +9416,9 @@
               <w:pStyle w:val="Compact"/>
             </w:pPr>
             <w:r>
+              <w:rPr>
+                <w:lang w:val="en-US"/>
+              </w:rPr>
               <w:t xml:space="preserve">7.1.2 Captioning synchronization</w:t>
             </w:r>
           </w:p>
@@ -6979,6 +9430,9 @@
               <w:pStyle w:val="Compact"/>
             </w:pPr>
             <w:r>
+              <w:rPr>
+                <w:lang w:val="en-US"/>
+              </w:rPr>
               <w:t xml:space="preserve">Supports</w:t>
             </w:r>
           </w:p>
@@ -6990,6 +9444,9 @@
               <w:pStyle w:val="Compact"/>
             </w:pPr>
             <w:r>
+              <w:rPr>
+                <w:lang w:val="en-US"/>
+              </w:rPr>
               <w:t xml:space="preserve">Captions are rendered by the user agent from a WebVTT track attached to the media element, so synchronization is preserved across seeks and rate changes.</w:t>
             </w:r>
           </w:p>
@@ -7006,6 +9463,9 @@
               <w:pStyle w:val="Compact"/>
             </w:pPr>
             <w:r>
+              <w:rPr>
+                <w:lang w:val="en-US"/>
+              </w:rPr>
               <w:t xml:space="preserve">7.1.3 Preservation of captioning</w:t>
             </w:r>
           </w:p>
@@ -7017,6 +9477,9 @@
               <w:pStyle w:val="Compact"/>
             </w:pPr>
             <w:r>
+              <w:rPr>
+                <w:lang w:val="en-US"/>
+              </w:rPr>
               <w:t xml:space="preserve">Not Applicable</w:t>
             </w:r>
           </w:p>
@@ -7028,6 +9491,9 @@
               <w:pStyle w:val="Compact"/>
             </w:pPr>
             <w:r>
+              <w:rPr>
+                <w:lang w:val="en-US"/>
+              </w:rPr>
               <w:t xml:space="preserve">The component does not transmit, convert, or record. It renders a track referenced by the manifest.</w:t>
             </w:r>
           </w:p>
@@ -7044,6 +9510,9 @@
               <w:pStyle w:val="Compact"/>
             </w:pPr>
             <w:r>
+              <w:rPr>
+                <w:lang w:val="en-US"/>
+              </w:rPr>
               <w:t xml:space="preserve">7.1.4 Captions characteristics</w:t>
             </w:r>
           </w:p>
@@ -7055,6 +9524,9 @@
               <w:pStyle w:val="Compact"/>
             </w:pPr>
             <w:r>
+              <w:rPr>
+                <w:lang w:val="en-US"/>
+              </w:rPr>
               <w:t xml:space="preserve">Partially Supports</w:t>
             </w:r>
           </w:p>
@@ -7066,18 +9538,28 @@
               <w:pStyle w:val="Compact"/>
             </w:pPr>
             <w:r>
+              <w:rPr>
+                <w:lang w:val="en-US"/>
+              </w:rPr>
               <w:t xml:space="preserve">Captions are rendered by the user agent from a native</w:t>
             </w:r>
             <w:r>
-              <w:t xml:space="preserve"> </w:t>
-            </w:r>
-            <w:r>
-              <w:rPr>
-                <w:rStyle w:val="VerbatimChar"/>
+              <w:rPr>
+                <w:lang w:val="en-US"/>
+              </w:rPr>
+              <w:t xml:space="preserve"> </w:t>
+            </w:r>
+            <w:r>
+              <w:rPr>
+                <w:rStyle w:val="VerbatimChar"/>
+                <w:lang w:val="en-US"/>
               </w:rPr>
               <w:t xml:space="preserve">&lt;track&gt;</w:t>
             </w:r>
             <w:r>
+              <w:rPr>
+                <w:lang w:val="en-US"/>
+              </w:rPr>
               <w:t xml:space="preserve">, so caption appearance follows the browser's own caption settings, which a user can configure at the platform level. The component itself offers no caption-appearance controls (font, size, color, background, opacity) and does not override the user agent's. The clause is met by the platform rather than by the product.</w:t>
             </w:r>
           </w:p>
@@ -7094,6 +9576,9 @@
               <w:pStyle w:val="Compact"/>
             </w:pPr>
             <w:r>
+              <w:rPr>
+                <w:lang w:val="en-US"/>
+              </w:rPr>
               <w:t xml:space="preserve">7.1.5 Spoken subtitles</w:t>
             </w:r>
           </w:p>
@@ -7105,6 +9590,9 @@
               <w:pStyle w:val="Compact"/>
             </w:pPr>
             <w:r>
+              <w:rPr>
+                <w:lang w:val="en-US"/>
+              </w:rPr>
               <w:t xml:space="preserve">Not Applicable</w:t>
             </w:r>
           </w:p>
@@ -7116,6 +9604,9 @@
               <w:pStyle w:val="Compact"/>
             </w:pPr>
             <w:r>
+              <w:rPr>
+                <w:lang w:val="en-US"/>
+              </w:rPr>
               <w:t xml:space="preserve">The component provides no spoken-subtitle capability, and none of its consumers publish manifests carrying a spoken-subtitle track. This clause applies to ICT that displays subtitles for translated dialogue; the component renders caption tracks only.</w:t>
             </w:r>
           </w:p>
@@ -7132,6 +9623,9 @@
               <w:pStyle w:val="Compact"/>
             </w:pPr>
             <w:r>
+              <w:rPr>
+                <w:lang w:val="en-US"/>
+              </w:rPr>
               <w:t xml:space="preserve">7.2.1 Audio description playback</w:t>
             </w:r>
           </w:p>
@@ -7146,6 +9640,7 @@
               <w:rPr>
                 <w:b/>
                 <w:bCs/>
+                <w:lang w:val="en-US"/>
               </w:rPr>
               <w:t xml:space="preserve">Does Not Support</w:t>
             </w:r>
@@ -7158,6 +9653,9 @@
               <w:pStyle w:val="Compact"/>
             </w:pPr>
             <w:r>
+              <w:rPr>
+                <w:lang w:val="en-US"/>
+              </w:rPr>
               <w:t xml:space="preserve">No mechanism exists to play an audio description. Recorded consistently at WCAG 1.2.5 and Section 508 §503.4.2.</w:t>
             </w:r>
           </w:p>
@@ -7174,6 +9672,9 @@
               <w:pStyle w:val="Compact"/>
             </w:pPr>
             <w:r>
+              <w:rPr>
+                <w:lang w:val="en-US"/>
+              </w:rPr>
               <w:t xml:space="preserve">7.2.2 Audio description synchronization</w:t>
             </w:r>
           </w:p>
@@ -7185,6 +9686,9 @@
               <w:pStyle w:val="Compact"/>
             </w:pPr>
             <w:r>
+              <w:rPr>
+                <w:lang w:val="en-US"/>
+              </w:rPr>
               <w:t xml:space="preserve">Not Applicable</w:t>
             </w:r>
           </w:p>
@@ -7196,6 +9700,9 @@
               <w:pStyle w:val="Compact"/>
             </w:pPr>
             <w:r>
+              <w:rPr>
+                <w:lang w:val="en-US"/>
+              </w:rPr>
               <w:t xml:space="preserve">No audio-description playback exists to synchronize.</w:t>
             </w:r>
           </w:p>
@@ -7212,6 +9719,9 @@
               <w:pStyle w:val="Compact"/>
             </w:pPr>
             <w:r>
+              <w:rPr>
+                <w:lang w:val="en-US"/>
+              </w:rPr>
               <w:t xml:space="preserve">7.2.3 Preservation of audio description</w:t>
             </w:r>
           </w:p>
@@ -7223,6 +9733,9 @@
               <w:pStyle w:val="Compact"/>
             </w:pPr>
             <w:r>
+              <w:rPr>
+                <w:lang w:val="en-US"/>
+              </w:rPr>
               <w:t xml:space="preserve">Not Applicable</w:t>
             </w:r>
           </w:p>
@@ -7234,6 +9747,9 @@
               <w:pStyle w:val="Compact"/>
             </w:pPr>
             <w:r>
+              <w:rPr>
+                <w:lang w:val="en-US"/>
+              </w:rPr>
               <w:t xml:space="preserve">On the same reasoning as 7.1.3.</w:t>
             </w:r>
           </w:p>
@@ -7250,6 +9766,9 @@
               <w:pStyle w:val="Compact"/>
             </w:pPr>
             <w:r>
+              <w:rPr>
+                <w:lang w:val="en-US"/>
+              </w:rPr>
               <w:t xml:space="preserve">7.3 User controls for captions and audio description</w:t>
             </w:r>
           </w:p>
@@ -7261,6 +9780,9 @@
               <w:pStyle w:val="Compact"/>
             </w:pPr>
             <w:r>
+              <w:rPr>
+                <w:lang w:val="en-US"/>
+              </w:rPr>
               <w:t xml:space="preserve">Partially Supports</w:t>
             </w:r>
           </w:p>
@@ -7272,6 +9794,9 @@
               <w:pStyle w:val="Compact"/>
             </w:pPr>
             <w:r>
+              <w:rPr>
+                <w:lang w:val="en-US"/>
+              </w:rPr>
               <w:t xml:space="preserve">The captions control sits at the same level as the primary playback controls, as this clause requires. No audio-description control exists, because no audio description exists. Half the clause is met and half cannot be.</w:t>
             </w:r>
           </w:p>
@@ -7288,6 +9813,9 @@
               <w:pStyle w:val="Compact"/>
             </w:pPr>
             <w:r>
+              <w:rPr>
+                <w:lang w:val="en-US"/>
+              </w:rPr>
               <w:t xml:space="preserve">8 Hardware</w:t>
             </w:r>
           </w:p>
@@ -7299,6 +9827,9 @@
               <w:pStyle w:val="Compact"/>
             </w:pPr>
             <w:r>
+              <w:rPr>
+                <w:lang w:val="en-US"/>
+              </w:rPr>
               <w:t xml:space="preserve">Not Applicable</w:t>
             </w:r>
           </w:p>
@@ -7310,6 +9841,9 @@
               <w:pStyle w:val="Compact"/>
             </w:pPr>
             <w:r>
+              <w:rPr>
+                <w:lang w:val="en-US"/>
+              </w:rPr>
               <w:t xml:space="preserve">The product ships no hardware.</w:t>
             </w:r>
           </w:p>
@@ -7326,6 +9860,9 @@
               <w:pStyle w:val="Compact"/>
             </w:pPr>
             <w:r>
+              <w:rPr>
+                <w:lang w:val="en-US"/>
+              </w:rPr>
               <w:t xml:space="preserve">9 Web</w:t>
             </w:r>
           </w:p>
@@ -7337,6 +9874,9 @@
               <w:pStyle w:val="Compact"/>
             </w:pPr>
             <w:r>
+              <w:rPr>
+                <w:lang w:val="en-US"/>
+              </w:rPr>
               <w:t xml:space="preserve">See WCAG tables above</w:t>
             </w:r>
           </w:p>
@@ -7348,6 +9888,9 @@
               <w:pStyle w:val="Compact"/>
             </w:pPr>
             <w:r>
+              <w:rPr>
+                <w:lang w:val="en-US"/>
+              </w:rPr>
               <w:t xml:space="preserve">Clause 9 incorporates WCAG 2.1 Level A and AA by reference. Every criterion is scored in Tables 1 and 2.</w:t>
             </w:r>
           </w:p>
@@ -7364,6 +9907,9 @@
               <w:pStyle w:val="Compact"/>
             </w:pPr>
             <w:r>
+              <w:rPr>
+                <w:lang w:val="en-US"/>
+              </w:rPr>
               <w:t xml:space="preserve">10 Non-web documents</w:t>
             </w:r>
           </w:p>
@@ -7375,6 +9921,9 @@
               <w:pStyle w:val="Compact"/>
             </w:pPr>
             <w:r>
+              <w:rPr>
+                <w:lang w:val="en-US"/>
+              </w:rPr>
               <w:t xml:space="preserve">Not Applicable</w:t>
             </w:r>
           </w:p>
@@ -7386,6 +9935,9 @@
               <w:pStyle w:val="Compact"/>
             </w:pPr>
             <w:r>
+              <w:rPr>
+                <w:lang w:val="en-US"/>
+              </w:rPr>
               <w:t xml:space="preserve">The product ships no non-web documents.</w:t>
             </w:r>
           </w:p>
@@ -7402,6 +9954,9 @@
               <w:pStyle w:val="Compact"/>
             </w:pPr>
             <w:r>
+              <w:rPr>
+                <w:lang w:val="en-US"/>
+              </w:rPr>
               <w:t xml:space="preserve">11 Software</w:t>
             </w:r>
           </w:p>
@@ -7413,6 +9968,9 @@
               <w:pStyle w:val="Compact"/>
             </w:pPr>
             <w:r>
+              <w:rPr>
+                <w:lang w:val="en-US"/>
+              </w:rPr>
               <w:t xml:space="preserve">See WCAG tables and §501–§504 above</w:t>
             </w:r>
           </w:p>
@@ -7424,6 +9982,9 @@
               <w:pStyle w:val="Compact"/>
             </w:pPr>
             <w:r>
+              <w:rPr>
+                <w:lang w:val="en-US"/>
+              </w:rPr>
               <w:t xml:space="preserve">Clause 11 incorporates the same WCAG criteria for software, together with platform obligations answered in the Section 508 Chapter 5 table.</w:t>
             </w:r>
           </w:p>
@@ -7440,6 +10001,9 @@
               <w:pStyle w:val="Compact"/>
             </w:pPr>
             <w:r>
+              <w:rPr>
+                <w:lang w:val="en-US"/>
+              </w:rPr>
               <w:t xml:space="preserve">12.1.1 Accessibility and compatibility features</w:t>
             </w:r>
           </w:p>
@@ -7451,6 +10015,9 @@
               <w:pStyle w:val="Compact"/>
             </w:pPr>
             <w:r>
+              <w:rPr>
+                <w:lang w:val="en-US"/>
+              </w:rPr>
               <w:t xml:space="preserve">Supports</w:t>
             </w:r>
           </w:p>
@@ -7462,6 +10029,9 @@
               <w:pStyle w:val="Compact"/>
             </w:pPr>
             <w:r>
+              <w:rPr>
+                <w:lang w:val="en-US"/>
+              </w:rPr>
               <w:t xml:space="preserve">On the same basis as §602.2.</w:t>
             </w:r>
           </w:p>
@@ -7478,6 +10048,9 @@
               <w:pStyle w:val="Compact"/>
             </w:pPr>
             <w:r>
+              <w:rPr>
+                <w:lang w:val="en-US"/>
+              </w:rPr>
               <w:t xml:space="preserve">12.1.2 Accessible documentation</w:t>
             </w:r>
           </w:p>
@@ -7489,6 +10062,9 @@
               <w:pStyle w:val="Compact"/>
             </w:pPr>
             <w:r>
+              <w:rPr>
+                <w:lang w:val="en-US"/>
+              </w:rPr>
               <w:t xml:space="preserve">Supports</w:t>
             </w:r>
           </w:p>
@@ -7500,6 +10076,9 @@
               <w:pStyle w:val="Compact"/>
             </w:pPr>
             <w:r>
+              <w:rPr>
+                <w:lang w:val="en-US"/>
+              </w:rPr>
               <w:t xml:space="preserve">On the same basis as §602.3.</w:t>
             </w:r>
           </w:p>
@@ -7516,6 +10095,9 @@
               <w:pStyle w:val="Compact"/>
             </w:pPr>
             <w:r>
+              <w:rPr>
+                <w:lang w:val="en-US"/>
+              </w:rPr>
               <w:t xml:space="preserve">12.2.2 Information on accessibility and compatibility features</w:t>
             </w:r>
           </w:p>
@@ -7527,6 +10109,9 @@
               <w:pStyle w:val="Compact"/>
             </w:pPr>
             <w:r>
+              <w:rPr>
+                <w:lang w:val="en-US"/>
+              </w:rPr>
               <w:t xml:space="preserve">Supports</w:t>
             </w:r>
           </w:p>
@@ -7538,6 +10123,9 @@
               <w:pStyle w:val="Compact"/>
             </w:pPr>
             <w:r>
+              <w:rPr>
+                <w:lang w:val="en-US"/>
+              </w:rPr>
               <w:t xml:space="preserve">On the same basis as §603.2.</w:t>
             </w:r>
           </w:p>
@@ -7554,6 +10142,9 @@
               <w:pStyle w:val="Compact"/>
             </w:pPr>
             <w:r>
+              <w:rPr>
+                <w:lang w:val="en-US"/>
+              </w:rPr>
               <w:t xml:space="preserve">12.2.3 Effective communication</w:t>
             </w:r>
           </w:p>
@@ -7565,6 +10156,9 @@
               <w:pStyle w:val="Compact"/>
             </w:pPr>
             <w:r>
+              <w:rPr>
+                <w:lang w:val="en-US"/>
+              </w:rPr>
               <w:t xml:space="preserve">Partially Supports</w:t>
             </w:r>
           </w:p>
@@ -7576,6 +10170,9 @@
               <w:pStyle w:val="Compact"/>
             </w:pPr>
             <w:r>
+              <w:rPr>
+                <w:lang w:val="en-US"/>
+              </w:rPr>
               <w:t xml:space="preserve">On the same basis and with the same limitation as §603.3.</w:t>
             </w:r>
           </w:p>
@@ -7592,6 +10189,9 @@
               <w:pStyle w:val="Compact"/>
             </w:pPr>
             <w:r>
+              <w:rPr>
+                <w:lang w:val="en-US"/>
+              </w:rPr>
               <w:t xml:space="preserve">12.2.4 Accessible documentation</w:t>
             </w:r>
           </w:p>
@@ -7603,6 +10203,9 @@
               <w:pStyle w:val="Compact"/>
             </w:pPr>
             <w:r>
+              <w:rPr>
+                <w:lang w:val="en-US"/>
+              </w:rPr>
               <w:t xml:space="preserve">Supports</w:t>
             </w:r>
           </w:p>
@@ -7614,6 +10217,9 @@
               <w:pStyle w:val="Compact"/>
             </w:pPr>
             <w:r>
+              <w:rPr>
+                <w:lang w:val="en-US"/>
+              </w:rPr>
               <w:t xml:space="preserve">Support correspondence is plain text in GitHub issues.</w:t>
             </w:r>
           </w:p>
@@ -7630,6 +10236,9 @@
               <w:pStyle w:val="Compact"/>
             </w:pPr>
             <w:r>
+              <w:rPr>
+                <w:lang w:val="en-US"/>
+              </w:rPr>
               <w:t xml:space="preserve">13 ICT providing relay or emergency service access</w:t>
             </w:r>
           </w:p>
@@ -7641,6 +10250,9 @@
               <w:pStyle w:val="Compact"/>
             </w:pPr>
             <w:r>
+              <w:rPr>
+                <w:lang w:val="en-US"/>
+              </w:rPr>
               <w:t xml:space="preserve">Not Applicable</w:t>
             </w:r>
           </w:p>
@@ -7652,6 +10264,9 @@
               <w:pStyle w:val="Compact"/>
             </w:pPr>
             <w:r>
+              <w:rPr>
+                <w:lang w:val="en-US"/>
+              </w:rPr>
               <w:t xml:space="preserve">The product provides no relay or emergency service functionality.</w:t>
             </w:r>
           </w:p>
@@ -7665,6 +10280,9 @@
         <w:pStyle w:val="Heading2"/>
       </w:pPr>
       <w:r>
+        <w:rPr>
+          <w:lang w:val="en-US"/>
+        </w:rPr>
         <w:t xml:space="preserve">Evidence</w:t>
       </w:r>
     </w:p>
@@ -7673,24 +10291,45 @@
         <w:pStyle w:val="FirstParagraph"/>
       </w:pPr>
       <w:r>
+        <w:rPr>
+          <w:lang w:val="en-US"/>
+        </w:rPr>
         <w:t xml:space="preserve">Each Remark stating that a matter is confirmed refers to one of the following.</w:t>
       </w:r>
       <w:r>
+        <w:rPr>
+          <w:lang w:val="en-US"/>
+        </w:rPr>
         <w:t xml:space="preserve"> </w:t>
       </w:r>
       <w:r>
+        <w:rPr>
+          <w:lang w:val="en-US"/>
+        </w:rPr>
         <w:t xml:space="preserve">Where a row is scored Not Evaluated, no evidence has been collected, and the</w:t>
       </w:r>
       <w:r>
+        <w:rPr>
+          <w:lang w:val="en-US"/>
+        </w:rPr>
         <w:t xml:space="preserve"> </w:t>
       </w:r>
       <w:r>
+        <w:rPr>
+          <w:lang w:val="en-US"/>
+        </w:rPr>
         <w:t xml:space="preserve">row states what would collect it. All artifacts are committed to this</w:t>
       </w:r>
       <w:r>
+        <w:rPr>
+          <w:lang w:val="en-US"/>
+        </w:rPr>
         <w:t xml:space="preserve"> </w:t>
       </w:r>
       <w:r>
+        <w:rPr>
+          <w:lang w:val="en-US"/>
+        </w:rPr>
         <w:t xml:space="preserve">repository and are re-derivable.</w:t>
       </w:r>
     </w:p>
@@ -7730,6 +10369,9 @@
               <w:pStyle w:val="Compact"/>
             </w:pPr>
             <w:r>
+              <w:rPr>
+                <w:lang w:val="en-US"/>
+              </w:rPr>
               <w:t xml:space="preserve">Artifact</w:t>
             </w:r>
           </w:p>
@@ -7741,6 +10383,9 @@
               <w:pStyle w:val="Compact"/>
             </w:pPr>
             <w:r>
+              <w:rPr>
+                <w:lang w:val="en-US"/>
+              </w:rPr>
               <w:t xml:space="preserve">State</w:t>
             </w:r>
           </w:p>
@@ -7760,6 +10405,7 @@
               <w:r>
                 <w:rPr>
                   <w:rStyle w:val="VerbatimChar"/>
+                  <w:lang w:val="en-US"/>
                 </w:rPr>
                 <w:t xml:space="preserve">keyboard-walkthrough.md</w:t>
               </w:r>
@@ -7773,33 +10419,53 @@
               <w:pStyle w:val="Compact"/>
             </w:pPr>
             <w:r>
+              <w:rPr>
+                <w:lang w:val="en-US"/>
+              </w:rPr>
               <w:t xml:space="preserve">13 checks recorded and passing at element build</w:t>
             </w:r>
             <w:r>
-              <w:t xml:space="preserve"> </w:t>
-            </w:r>
-            <w:r>
-              <w:rPr>
-                <w:rStyle w:val="VerbatimChar"/>
+              <w:rPr>
+                <w:lang w:val="en-US"/>
+              </w:rPr>
+              <w:t xml:space="preserve"> </w:t>
+            </w:r>
+            <w:r>
+              <w:rPr>
+                <w:rStyle w:val="VerbatimChar"/>
+                <w:lang w:val="en-US"/>
               </w:rPr>
               <w:t xml:space="preserve">70acb01</w:t>
             </w:r>
             <w:r>
+              <w:rPr>
+                <w:lang w:val="en-US"/>
+              </w:rPr>
               <w:t xml:space="preserve">. Four rows blank: control-bar tab order, both seek checks, and post-change navigation, pending a browser carrying an H.264 decoder. The automated run used headless Chromium, in which the media-dependent controls render</w:t>
             </w:r>
             <w:r>
-              <w:t xml:space="preserve"> </w:t>
-            </w:r>
-            <w:r>
-              <w:rPr>
-                <w:rStyle w:val="VerbatimChar"/>
+              <w:rPr>
+                <w:lang w:val="en-US"/>
+              </w:rPr>
+              <w:t xml:space="preserve"> </w:t>
+            </w:r>
+            <w:r>
+              <w:rPr>
+                <w:rStyle w:val="VerbatimChar"/>
+                <w:lang w:val="en-US"/>
               </w:rPr>
               <w:t xml:space="preserve">disabled</w:t>
             </w:r>
             <w:r>
-              <w:t xml:space="preserve"> </w:t>
-            </w:r>
-            <w:r>
+              <w:rPr>
+                <w:lang w:val="en-US"/>
+              </w:rPr>
+              <w:t xml:space="preserve"> </w:t>
+            </w:r>
+            <w:r>
+              <w:rPr>
+                <w:lang w:val="en-US"/>
+              </w:rPr>
               <w:t xml:space="preserve">and leave the tab sequence.</w:t>
             </w:r>
           </w:p>
@@ -7819,6 +10485,7 @@
               <w:r>
                 <w:rPr>
                   <w:rStyle w:val="VerbatimChar"/>
+                  <w:lang w:val="en-US"/>
                 </w:rPr>
                 <w:t xml:space="preserve">screen-reader-scripts.md</w:t>
               </w:r>
@@ -7835,13 +10502,20 @@
               <w:rPr>
                 <w:b/>
                 <w:bCs/>
+                <w:lang w:val="en-US"/>
               </w:rPr>
               <w:t xml:space="preserve">No results recorded.</w:t>
             </w:r>
             <w:r>
-              <w:t xml:space="preserve"> </w:t>
-            </w:r>
-            <w:r>
+              <w:rPr>
+                <w:lang w:val="en-US"/>
+              </w:rPr>
+              <w:t xml:space="preserve"> </w:t>
+            </w:r>
+            <w:r>
+              <w:rPr>
+                <w:lang w:val="en-US"/>
+              </w:rPr>
               <w:t xml:space="preserve">Both scripts, NVDA with Firefox and VoiceOver with Safari, await a tester.</w:t>
             </w:r>
           </w:p>
@@ -7861,6 +10535,7 @@
               <w:r>
                 <w:rPr>
                   <w:rStyle w:val="VerbatimChar"/>
+                  <w:lang w:val="en-US"/>
                 </w:rPr>
                 <w:t xml:space="preserve">zoom-reflow-checklist.md</w:t>
               </w:r>
@@ -7874,18 +10549,28 @@
               <w:pStyle w:val="Compact"/>
             </w:pPr>
             <w:r>
+              <w:rPr>
+                <w:lang w:val="en-US"/>
+              </w:rPr>
               <w:t xml:space="preserve">5 checks recorded and passing at element build</w:t>
             </w:r>
             <w:r>
-              <w:t xml:space="preserve"> </w:t>
-            </w:r>
-            <w:r>
-              <w:rPr>
-                <w:rStyle w:val="VerbatimChar"/>
+              <w:rPr>
+                <w:lang w:val="en-US"/>
+              </w:rPr>
+              <w:t xml:space="preserve"> </w:t>
+            </w:r>
+            <w:r>
+              <w:rPr>
+                <w:rStyle w:val="VerbatimChar"/>
+                <w:lang w:val="en-US"/>
               </w:rPr>
               <w:t xml:space="preserve">e74e616</w:t>
             </w:r>
             <w:r>
+              <w:rPr>
+                <w:lang w:val="en-US"/>
+              </w:rPr>
               <w:t xml:space="preserve">. The 200% text-only zoom section is blank in its entirety.</w:t>
             </w:r>
           </w:p>
@@ -7905,6 +10590,7 @@
               <w:r>
                 <w:rPr>
                   <w:rStyle w:val="VerbatimChar"/>
+                  <w:lang w:val="en-US"/>
                 </w:rPr>
                 <w:t xml:space="preserve">forced-colors-rtl.md</w:t>
               </w:r>
@@ -7918,6 +10604,9 @@
               <w:pStyle w:val="Compact"/>
             </w:pPr>
             <w:r>
+              <w:rPr>
+                <w:lang w:val="en-US"/>
+              </w:rPr>
               <w:t xml:space="preserve">2 right-to-left checks recorded and passing, 1 recorded with a caveat, 2 blank. The forced-colors pass is blank in its entirety, pending a Windows machine with a contrast theme.</w:t>
             </w:r>
           </w:p>
@@ -7934,6 +10623,9 @@
               <w:pStyle w:val="Compact"/>
             </w:pPr>
             <w:r>
+              <w:rPr>
+                <w:lang w:val="en-US"/>
+              </w:rPr>
               <w:t xml:space="preserve">CI</w:t>
             </w:r>
           </w:p>
@@ -7945,78 +10637,123 @@
               <w:pStyle w:val="Compact"/>
             </w:pPr>
             <w:r>
+              <w:rPr>
+                <w:lang w:val="en-US"/>
+              </w:rPr>
               <w:t xml:space="preserve">axe-core scan,</w:t>
             </w:r>
             <w:r>
-              <w:t xml:space="preserve"> </w:t>
-            </w:r>
-            <w:r>
-              <w:rPr>
-                <w:rStyle w:val="VerbatimChar"/>
+              <w:rPr>
+                <w:lang w:val="en-US"/>
+              </w:rPr>
+              <w:t xml:space="preserve"> </w:t>
+            </w:r>
+            <w:r>
+              <w:rPr>
+                <w:rStyle w:val="VerbatimChar"/>
+                <w:lang w:val="en-US"/>
               </w:rPr>
               <w:t xml:space="preserve">contrast.test.ts</w:t>
             </w:r>
             <w:r>
+              <w:rPr>
+                <w:lang w:val="en-US"/>
+              </w:rPr>
               <w:t xml:space="preserve">,</w:t>
             </w:r>
             <w:r>
-              <w:t xml:space="preserve"> </w:t>
-            </w:r>
-            <w:r>
-              <w:rPr>
-                <w:rStyle w:val="VerbatimChar"/>
+              <w:rPr>
+                <w:lang w:val="en-US"/>
+              </w:rPr>
+              <w:t xml:space="preserve"> </w:t>
+            </w:r>
+            <w:r>
+              <w:rPr>
+                <w:rStyle w:val="VerbatimChar"/>
+                <w:lang w:val="en-US"/>
               </w:rPr>
               <w:t xml:space="preserve">element-reflow.test.ts</w:t>
             </w:r>
             <w:r>
+              <w:rPr>
+                <w:lang w:val="en-US"/>
+              </w:rPr>
               <w:t xml:space="preserve">,</w:t>
             </w:r>
             <w:r>
-              <w:t xml:space="preserve"> </w:t>
-            </w:r>
-            <w:r>
-              <w:rPr>
-                <w:rStyle w:val="VerbatimChar"/>
+              <w:rPr>
+                <w:lang w:val="en-US"/>
+              </w:rPr>
+              <w:t xml:space="preserve"> </w:t>
+            </w:r>
+            <w:r>
+              <w:rPr>
+                <w:rStyle w:val="VerbatimChar"/>
+                <w:lang w:val="en-US"/>
               </w:rPr>
               <w:t xml:space="preserve">element-a11y-tokens.test.ts</w:t>
             </w:r>
             <w:r>
+              <w:rPr>
+                <w:lang w:val="en-US"/>
+              </w:rPr>
               <w:t xml:space="preserve">,</w:t>
             </w:r>
             <w:r>
-              <w:t xml:space="preserve"> </w:t>
-            </w:r>
-            <w:r>
-              <w:rPr>
-                <w:rStyle w:val="VerbatimChar"/>
+              <w:rPr>
+                <w:lang w:val="en-US"/>
+              </w:rPr>
+              <w:t xml:space="preserve"> </w:t>
+            </w:r>
+            <w:r>
+              <w:rPr>
+                <w:rStyle w:val="VerbatimChar"/>
+                <w:lang w:val="en-US"/>
               </w:rPr>
               <w:t xml:space="preserve">element-rtl.test.ts</w:t>
             </w:r>
             <w:r>
+              <w:rPr>
+                <w:lang w:val="en-US"/>
+              </w:rPr>
               <w:t xml:space="preserve">,</w:t>
             </w:r>
             <w:r>
-              <w:t xml:space="preserve"> </w:t>
-            </w:r>
-            <w:r>
-              <w:rPr>
-                <w:rStyle w:val="VerbatimChar"/>
+              <w:rPr>
+                <w:lang w:val="en-US"/>
+              </w:rPr>
+              <w:t xml:space="preserve"> </w:t>
+            </w:r>
+            <w:r>
+              <w:rPr>
+                <w:rStyle w:val="VerbatimChar"/>
+                <w:lang w:val="en-US"/>
               </w:rPr>
               <w:t xml:space="preserve">element-forced-colors.test.ts</w:t>
             </w:r>
             <w:r>
+              <w:rPr>
+                <w:lang w:val="en-US"/>
+              </w:rPr>
               <w:t xml:space="preserve">, and</w:t>
             </w:r>
             <w:r>
-              <w:t xml:space="preserve"> </w:t>
-            </w:r>
-            <w:r>
-              <w:rPr>
-                <w:rStyle w:val="VerbatimChar"/>
+              <w:rPr>
+                <w:lang w:val="en-US"/>
+              </w:rPr>
+              <w:t xml:space="preserve"> </w:t>
+            </w:r>
+            <w:r>
+              <w:rPr>
+                <w:rStyle w:val="VerbatimChar"/>
+                <w:lang w:val="en-US"/>
               </w:rPr>
               <w:t xml:space="preserve">pnpm run test:a11y-docs</w:t>
             </w:r>
             <w:r>
+              <w:rPr>
+                <w:lang w:val="en-US"/>
+              </w:rPr>
               <w:t xml:space="preserve">, all executed on every push.</w:t>
             </w:r>
           </w:p>
@@ -8036,14 +10773,21 @@
               <w:r>
                 <w:rPr>
                   <w:rStyle w:val="VerbatimChar"/>
+                  <w:lang w:val="en-US"/>
                 </w:rPr>
                 <w:t xml:space="preserve">README.md</w:t>
               </w:r>
             </w:hyperlink>
             <w:r>
-              <w:t xml:space="preserve"> </w:t>
-            </w:r>
-            <w:r>
+              <w:rPr>
+                <w:lang w:val="en-US"/>
+              </w:rPr>
+              <w:t xml:space="preserve"> </w:t>
+            </w:r>
+            <w:r>
+              <w:rPr>
+                <w:lang w:val="en-US"/>
+              </w:rPr>
               <w:t xml:space="preserve">"Accessibility"</w:t>
             </w:r>
           </w:p>
@@ -8055,6 +10799,9 @@
               <w:pStyle w:val="Compact"/>
             </w:pPr>
             <w:r>
+              <w:rPr>
+                <w:lang w:val="en-US"/>
+              </w:rPr>
               <w:t xml:space="preserve">The support documentation cited under Section 508 §602.2.</w:t>
             </w:r>
           </w:p>
@@ -8068,6 +10815,9 @@
         <w:pStyle w:val="Heading2"/>
       </w:pPr>
       <w:r>
+        <w:rPr>
+          <w:lang w:val="en-US"/>
+        </w:rPr>
         <w:t xml:space="preserve">Legal Disclaimer</w:t>
       </w:r>
     </w:p>
@@ -8076,69 +10826,130 @@
         <w:pStyle w:val="FirstParagraph"/>
       </w:pPr>
       <w:r>
+        <w:rPr>
+          <w:lang w:val="en-US"/>
+        </w:rPr>
         <w:t xml:space="preserve">This report describes</w:t>
       </w:r>
       <w:r>
+        <w:rPr>
+          <w:lang w:val="en-US"/>
+        </w:rPr>
         <w:t xml:space="preserve"> </w:t>
       </w:r>
       <w:r>
         <w:rPr>
           <w:rStyle w:val="VerbatimChar"/>
+          <w:lang w:val="en-US"/>
         </w:rPr>
         <w:t xml:space="preserve">&lt;iiif-transcript-player&gt;</w:t>
       </w:r>
       <w:r>
+        <w:rPr>
+          <w:lang w:val="en-US"/>
+        </w:rPr>
         <w:t xml:space="preserve"> </w:t>
       </w:r>
       <w:r>
+        <w:rPr>
+          <w:lang w:val="en-US"/>
+        </w:rPr>
         <w:t xml:space="preserve">evaluated in isolation on a</w:t>
       </w:r>
       <w:r>
+        <w:rPr>
+          <w:lang w:val="en-US"/>
+        </w:rPr>
         <w:t xml:space="preserve"> </w:t>
       </w:r>
       <w:r>
+        <w:rPr>
+          <w:lang w:val="en-US"/>
+        </w:rPr>
         <w:t xml:space="preserve">minimal host page, at the element build named in Product Information. It is</w:t>
       </w:r>
       <w:r>
+        <w:rPr>
+          <w:lang w:val="en-US"/>
+        </w:rPr>
         <w:t xml:space="preserve"> </w:t>
       </w:r>
       <w:r>
+        <w:rPr>
+          <w:lang w:val="en-US"/>
+        </w:rPr>
         <w:t xml:space="preserve">self-authored and has not been independently reviewed. It is not a</w:t>
       </w:r>
       <w:r>
+        <w:rPr>
+          <w:lang w:val="en-US"/>
+        </w:rPr>
         <w:t xml:space="preserve"> </w:t>
       </w:r>
       <w:r>
+        <w:rPr>
+          <w:lang w:val="en-US"/>
+        </w:rPr>
         <w:t xml:space="preserve">certification of any page or deployment embedding the component, and it is not</w:t>
       </w:r>
       <w:r>
+        <w:rPr>
+          <w:lang w:val="en-US"/>
+        </w:rPr>
         <w:t xml:space="preserve"> </w:t>
       </w:r>
       <w:r>
+        <w:rPr>
+          <w:lang w:val="en-US"/>
+        </w:rPr>
         <w:t xml:space="preserve">legal advice regarding the ADA, Section 508, EN 301 549, or any other</w:t>
       </w:r>
       <w:r>
+        <w:rPr>
+          <w:lang w:val="en-US"/>
+        </w:rPr>
         <w:t xml:space="preserve"> </w:t>
       </w:r>
       <w:r>
+        <w:rPr>
+          <w:lang w:val="en-US"/>
+        </w:rPr>
         <w:t xml:space="preserve">requirement. Conformance of an embedding page depends on that page and on the</w:t>
       </w:r>
       <w:r>
+        <w:rPr>
+          <w:lang w:val="en-US"/>
+        </w:rPr>
         <w:t xml:space="preserve"> </w:t>
       </w:r>
       <w:r>
+        <w:rPr>
+          <w:lang w:val="en-US"/>
+        </w:rPr>
         <w:t xml:space="preserve">IIIF manifest content it supplies, both outside this component's control.</w:t>
       </w:r>
       <w:r>
+        <w:rPr>
+          <w:lang w:val="en-US"/>
+        </w:rPr>
         <w:t xml:space="preserve"> </w:t>
       </w:r>
       <w:r>
+        <w:rPr>
+          <w:lang w:val="en-US"/>
+        </w:rPr>
         <w:t xml:space="preserve">Findings reflect the state of the product at the time of evaluation. The</w:t>
       </w:r>
       <w:r>
+        <w:rPr>
+          <w:lang w:val="en-US"/>
+        </w:rPr>
         <w:t xml:space="preserve"> </w:t>
       </w:r>
       <w:r>
+        <w:rPr>
+          <w:lang w:val="en-US"/>
+        </w:rPr>
         <w:t xml:space="preserve">maintainer is responsible for remediation and for keeping this report current.</w:t>
       </w:r>
     </w:p>
